--- a/artifacts/bao-cao-tom-tat-van-ban-textrank-hutech.docx
+++ b/artifacts/bao-cao-tom-tat-van-ban-textrank-hutech.docx
@@ -386,15 +386,9 @@
       <w:r>
         <w:t>Hình 3.1. Luồng xử lý tóm tắt trích xuất</w:t>
         <w:br/>
-        <w:t>Hình 4.1. Phân phối cosine similarity trên tập train</w:t>
+        <w:t>Hình 4.1. Chất lượng khi tinh chỉnh ngưỡng ở vùng thấp</w:t>
         <w:br/>
-        <w:t>Hình 4.2. Chất lượng theo ngưỡng similarity</w:t>
-        <w:br/>
-        <w:t>Hình 4.3. Sức khỏe đồ thị theo ngưỡng similarity</w:t>
-        <w:br/>
-        <w:t>Hình 4.4. So sánh chất lượng và độ dư thừa của MMR</w:t>
-        <w:br/>
-        <w:t>Hình 4.5. So sánh kết quả train và test</w:t>
+        <w:t>Hình 4.2. Sức khỏe đồ thị khi tinh chỉnh ngưỡng</w:t>
       </w:r>
     </w:p>
     <w:p>
@@ -426,21 +420,33 @@
       <w:r>
         <w:t>Bảng 1.1. Cấu trúc dữ liệu đầu vào và đầu ra</w:t>
         <w:br/>
-        <w:t>Bảng 2.1. Nhóm chỉ số đánh giá trong notebook</w:t>
+        <w:t>Bảng 2.1. Dữ liệu kiểm tra TF–IDF viết tay</w:t>
         <w:br/>
-        <w:t>Bảng 3.1. Tham số của cấu hình cuối</w:t>
+        <w:t>Bảng 2.2. Kết quả TF–IDF trước và sau chuẩn hóa L2</w:t>
         <w:br/>
-        <w:t>Bảng 4.1. Thiết kế thực nghiệm theo từng notebook</w:t>
+        <w:t>Bảng 2.3. Đối chiếu TF–IDF viết tay với scikit-learn</w:t>
         <w:br/>
-        <w:t>Bảng 4.2. Kết quả baseline và cấu hình được chọn</w:t>
+        <w:t>Bảng 2.4. Nhóm chỉ số đánh giá trong notebook</w:t>
         <w:br/>
-        <w:t>Bảng 4.3. Ảnh hưởng của ngưỡng similarity</w:t>
+        <w:t>Bảng 3.1. Cấu trúc package src/nlp_practice</w:t>
         <w:br/>
-        <w:t>Bảng 4.4. So sánh các cấu hình MMR</w:t>
+        <w:t>Bảng 3.2. Tham số của cấu hình cuối</w:t>
         <w:br/>
-        <w:t>Bảng 4.5. Kết quả train và test</w:t>
+        <w:t>Bảng 4.1. Thiết kế thực nghiệm</w:t>
         <w:br/>
-        <w:t>Bảng 4.6. Đối chiếu với yêu cầu bài toán</w:t>
+        <w:t>Bảng 4.2. Sweep thô ngưỡng similarity</w:t>
+        <w:br/>
+        <w:t>Bảng 4.3. Sweep mịn PageRank + Top-K=15</w:t>
+        <w:br/>
+        <w:t>Bảng 4.4. Xác nhận MMR/100 từ</w:t>
+        <w:br/>
+        <w:t>Bảng 4.5. So sánh các cấu hình MMR</w:t>
+        <w:br/>
+        <w:t>Bảng 4.6. Kết quả train và test</w:t>
+        <w:br/>
+        <w:t>Bảng 4.7. Kết quả baseline và cấu hình được chọn</w:t>
+        <w:br/>
+        <w:t>Bảng 4.8. Đối chiếu với yêu cầu bài toán</w:t>
       </w:r>
     </w:p>
     <w:p>
@@ -873,7 +879,7 @@
         <w:pStyle w:val="Normal"/>
       </w:pPr>
       <w:r>
-        <w:t>Mục tiêu thứ nhất là xây dựng một pipeline có thể theo dõi được từ dữ liệu thô đến đầu ra: parse câu, chuẩn hóa và tokenize, tính TF–IDF, tạo ma trận cosine similarity, dựng đồ thị câu có trọng số, tính PageRank, chọn câu bằng PageRank kết hợp MMR, kiểm soát ngân sách và khôi phục thứ tự nguồn. Các thành phần thuật toán cốt lõi được cài đặt trực tiếp bằng Python standard library để công thức trong báo cáo tương ứng với mã thực thi, thay vì ẩn sau một thư viện đồ thị hoặc vector hóa.</w:t>
+        <w:t>Mục tiêu thứ nhất là xây dựng một pipeline có thể theo dõi được từ dữ liệu thô đến đầu ra: parse câu, chuẩn hóa và tokenize, tính TF–IDF, tạo ma trận cosine similarity, dựng đồ thị câu có trọng số, tính PageRank, chọn câu bằng PageRank kết hợp MMR, kiểm soát ngân sách và khôi phục thứ tự nguồn. Mã xử lý chính được tách thành các module trong package src/nlp_practice. TF–IDF, cosine, đồ thị adjacency và PageRank được viết tay để quan sát từng phép tính; scikit-learn chỉ được dùng như một implementation tham chiếu để kiểm tra TF–IDF, còn NetworkX chỉ phục vụ trực quan hóa đồ thị.</w:t>
       </w:r>
     </w:p>
     <w:p>
@@ -1027,7 +1033,7 @@
         <w:pStyle w:val="Normal"/>
       </w:pPr>
       <w:r>
-        <w:t>Parser đọc thẻ &lt;s&gt; bằng html.parser và chuyển num, wdcount sang số nguyên ngay khi tạo đối tượng Sentence. Nội dung được casefold để chuẩn hóa chữ hoa–thường, sau đó tokenizer lấy các chuỗi chữ và số theo biểu thức chính quy. Stopword tiếng Anh được loại khỏi biểu diễn tính toán. content và tagged_content vẫn được giữ nguyên; nhờ vậy thao tác chuẩn hóa không làm biến đổi câu xuất ra.</w:t>
+        <w:t>Trong mã nguồn hiện tại, mô-đun preprocessing.py dùng BeautifulSoup để đọc các thẻ &lt;s&gt;. Mỗi câu được lưu dưới dạng từ điển gồm content, token và các siêu dữ liệu cần thiết. Nội dung được chuyển về chữ thường bằng lower(), sau đó tokenizer lấy các chuỗi chữ và số theo biểu thức chính quy. Stopword tiếng Anh được loại khỏi danh sách token dùng cho tính toán; trường content vẫn giữ câu nguồn để có thể hoàn nguyên đúng nội dung khi tạo bản tóm tắt.</w:t>
       </w:r>
     </w:p>
     <w:p>
@@ -1051,7 +1057,7 @@
         <w:pStyle w:val="Normal"/>
       </w:pPr>
       <w:r>
-        <w:t>Trong từng topic, mỗi câu được xem như một document nhỏ. Với thuật ngữ t và câu d, Term Frequency đo tỷ lệ xuất hiện của t trong d. Việc chia cho tổng số token giúp giảm ảnh hưởng trực tiếp của độ dài câu:</w:t>
+        <w:t>Trong từng topic, mỗi câu được xem như một document nhỏ. Hàm compute_tf trong src/nlp_practice/tfidf.py dùng tần suất thô, tức số lần thuật ngữ t xuất hiện trong câu d. Cách định nghĩa này trùng với mặc định của TfidfVectorizer khi sublinear_tf=False:</w:t>
       </w:r>
     </w:p>
     <w:p>
@@ -1059,7 +1065,7 @@
         <w:pStyle w:val="CodeAcademic"/>
       </w:pPr>
       <w:r>
-        <w:t>TF(t,d) = count(t,d) / |d|</w:t>
+        <w:t>TF(t,d) = count(t,d)</w:t>
       </w:r>
     </w:p>
     <w:p>
@@ -1067,7 +1073,7 @@
         <w:pStyle w:val="Normal"/>
       </w:pPr>
       <w:r>
-        <w:t>Document Frequency df(t) là số câu chứa t. Notebook dùng smooth IDF để mọi thuật ngữ đều có trọng số xác định, kể cả trong trường hợp xuất hiện ở toàn bộ câu:</w:t>
+        <w:t>Document Frequency df(t) là số câu chứa t. Hàm compute_df chuyển token của từng câu thành set trước khi cộng, nhờ đó một thuật ngữ chỉ làm df tăng một lần trong mỗi câu. Hàm compute_idf dùng smooth IDF, tương ứng với smooth_idf=True của scikit-learn:</w:t>
       </w:r>
     </w:p>
     <w:p>
@@ -1083,7 +1089,7 @@
         <w:pStyle w:val="Normal"/>
       </w:pPr>
       <w:r>
-        <w:t>Trọng số cuối cùng là TF–IDF(t,d) = TF(t,d) × IDF(t). Một từ xuất hiện nhiều trong một câu nhưng ít xuất hiện ở các câu khác nhận trọng số lớn; từ phổ biến trong toàn topic bị giảm sức phân biệt. Vector được lưu thưa dưới dạng ánh xạ term → weight, vì mỗi câu chỉ chứa một phần nhỏ từ vựng của topic.</w:t>
+        <w:t>Trọng số chưa chuẩn hóa là TF–IDF(t,d) = TF(t,d) × IDF(t). Một từ xuất hiện nhiều trong một câu nhưng ít phổ biến ở các câu khác nhận trọng số lớn. Vector được lưu thưa dưới dạng dict[token, weight], vì mỗi câu chỉ chứa một phần nhỏ từ vựng của topic.</w:t>
       </w:r>
     </w:p>
     <w:p>
@@ -1099,7 +1105,7 @@
         <w:pStyle w:val="Normal"/>
       </w:pPr>
       <w:r>
-        <w:t>Mỗi vector TF–IDF được chia cho chuẩn Euclid của chính nó. Sau chuẩn hóa L2, cosine similarity giữa hai câu bằng tích vô hướng của hai vector. Với vector không âm, giá trị nằm trong khoảng từ 0 đến 1; giá trị lớn cho biết hai câu chia sẻ nhiều từ có trọng số cao. Công thức tổng quát là:</w:t>
+        <w:t>Hàm normalize_l2 tính độ dài Euclid của vector v rồi chia từng trọng số cho độ dài đó. Với v = (w₁,…,wₘ), chuẩn L2 và trọng số sau chuẩn hóa được tính như sau:</w:t>
       </w:r>
     </w:p>
     <w:p>
@@ -1107,7 +1113,7 @@
         <w:pStyle w:val="CodeAcademic"/>
       </w:pPr>
       <w:r>
-        <w:t>cos(x,y) = (x · y) / (||x||₂ ||y||₂)</w:t>
+        <w:t>||v||₂ = sqrt(Σᵢwᵢ²)    và    v̂ᵢ = wᵢ / ||v||₂</w:t>
       </w:r>
     </w:p>
     <w:p>
@@ -1115,7 +1121,23 @@
         <w:pStyle w:val="Normal"/>
       </w:pPr>
       <w:r>
-        <w:t>Cosine không phải tỷ lệ phần trăm giống nhau về ngữ nghĩa. Ví dụ threshold 0,02 chỉ có nghĩa là cạnh được giữ khi tích vô hướng của hai vector đã chuẩn hóa đạt ít nhất 0,02. Notebook khảo sát phân phối của toàn bộ cặp câu train trước khi chọn lưới threshold; P50 và P75 bằng 0, P90 xấp xỉ 0,0447 và P95 xấp xỉ 0,0762. Điều này cho thấy phần lớn cặp câu không có quan hệ từ vựng hoặc có similarity rất thấp.</w:t>
+        <w:t>Sau phép chia, vector khác 0 có ||v̂||₂ = 1. Nếu vector rỗng hoặc có độ dài bằng 0, hàm trả lại vector ban đầu để tránh chia cho 0. Chuẩn hóa L2 được bổ sung vì ba nguyên nhân. Thứ nhất, nó loại ảnh hưởng của độ lớn: câu có nhiều token hoặc một từ lặp nhiều không tự động có vector dài hơn và lấn át câu ngắn. Thứ hai, mọi vector nằm trên mặt cầu đơn vị nên có cùng thang đo, thuận tiện cho việc đặt ngưỡng cạnh và đối chiếu implementation. Thứ ba, khi cả hai vector đã có norm bằng 1, cosine similarity rút gọn thành tích vô hướng, giúp tính toán và diễn giải đơn giản hơn.</w:t>
+      </w:r>
+    </w:p>
+    <w:p>
+      <w:pPr>
+        <w:pStyle w:val="Normal"/>
+      </w:pPr>
+      <w:r>
+        <w:t>Về mặt toán học, L2 không phải điều kiện bắt buộc để hàm cosine đầy đủ trả kết quả đúng, vì similarity.py vẫn chia cho ||x||₂||y||₂. Tuy nhiên, L2 là một quyết định cần thiết trong thiết kế biểu diễn hiện tại: nó làm vector viết tay tương thích trực tiếp với mặc định norm='l2' của TfidfVectorizer và bảo đảm cùng một vector có thể được dùng an toàn cho cả cosine, tích vô hướng và các bước kiểm tra sau này.</w:t>
+      </w:r>
+    </w:p>
+    <w:p>
+      <w:pPr>
+        <w:pStyle w:val="CodeAcademic"/>
+      </w:pPr>
+      <w:r>
+        <w:t>cos(x,y) = (x · y) / (||x||₂||y||₂); nếu ||x||₂=||y||₂=1 thì cos(x,y)=x·y</w:t>
       </w:r>
     </w:p>
     <w:p>
@@ -1123,7 +1145,7 @@
         <w:pStyle w:val="Heading2"/>
       </w:pPr>
       <w:r>
-        <w:t>2.5. Đồ thị câu có trọng số</w:t>
+        <w:t>2.5. Kiểm chứng TF–IDF viết tay bằng scikit-learn</w:t>
       </w:r>
     </w:p>
     <w:p>
@@ -1131,135 +1153,7 @@
         <w:pStyle w:val="Normal"/>
       </w:pPr>
       <w:r>
-        <w:t>Đồ thị G = (V,E,W) là đồ thị vô hướng. Mỗi đỉnh i ∈ V tương ứng một câu. Cạnh (i,j) được tạo khi i ≠ j và cosine(i,j) ≥ τ, với trọng số wᵢⱼ bằng chính cosine similarity. Không có self-loop. Vì cosine đối xứng nên wᵢⱼ = wⱼᵢ. Adjacency list chỉ lưu các cạnh vượt ngưỡng, giúp đồ thị thưa hơn ma trận đầy đủ.</w:t>
-      </w:r>
-    </w:p>
-    <w:p>
-      <w:pPr>
-        <w:pStyle w:val="Normal"/>
-      </w:pPr>
-      <w:r>
-        <w:t>Bốn chỉ số được dùng để theo dõi sức khỏe đồ thị. Với N đỉnh và E cạnh, density = 2E/[N(N−1)] đo tỷ lệ cạnh được giữ; average degree = 2E/N cho biết số láng giềng trung bình; isolated-node ratio là tỷ lệ đỉnh bậc 0; connected components là số nhóm đỉnh có đường đi liên kết. Threshold thấp làm đồ thị dày và có thể giữ cạnh nhiễu. Threshold cao làm tăng nút cô lập và phân mảnh đồ thị, khiến PageRank ít tín hiệu liên kết để phân biệt câu.</w:t>
-      </w:r>
-    </w:p>
-    <w:p>
-      <w:pPr>
-        <w:pStyle w:val="Heading2"/>
-      </w:pPr>
-      <w:r>
-        <w:t>2.6. PageRank có trọng số</w:t>
-      </w:r>
-    </w:p>
-    <w:p>
-      <w:pPr>
-        <w:pStyle w:val="Normal"/>
-      </w:pPr>
-      <w:r>
-        <w:t>TextRank áp dụng nguyên lý PageRank lên đồ thị văn bản: một câu quan trọng nếu nó được nối mạnh với nhiều câu quan trọng khác. Tại mỗi vòng lặp, điểm của đỉnh i nhận đóng góp từ các láng giềng j theo tỷ lệ giữa trọng số cạnh wⱼᵢ và tổng trọng số đi ra của j:</w:t>
-      </w:r>
-    </w:p>
-    <w:p>
-      <w:pPr>
-        <w:pStyle w:val="CodeAcademic"/>
-      </w:pPr>
-      <w:r>
-        <w:t>PR(i) = (1−d)/N + d × [dangling/N + Σⱼ wⱼᵢ PR(j) / Σₖwⱼₖ]</w:t>
-      </w:r>
-    </w:p>
-    <w:p>
-      <w:pPr>
-        <w:pStyle w:val="Normal"/>
-      </w:pPr>
-      <w:r>
-        <w:t>Hệ số damping d điều chỉnh mức phụ thuộc vào đồ thị. Thành phần (1−d)/N đóng vai trò teleportation. Nếu một đỉnh không có cạnh, điểm dangling của nó được gom và phân phối đều cho mọi đỉnh, tránh thất thoát tổng xác suất. Score được khởi tạo đồng đều 1/N; sau mỗi vòng, thuật toán tính tổng sai khác tuyệt đối giữa vector mới và cũ. Quá trình dừng khi sai khác nhỏ hơn tolerance hoặc báo không hội tụ nếu vượt max_iterations.</w:t>
-      </w:r>
-    </w:p>
-    <w:p>
-      <w:pPr>
-        <w:pStyle w:val="Normal"/>
-      </w:pPr>
-      <w:r>
-        <w:t>Damping lớn làm thứ hạng nhạy hơn với cấu trúc liên kết; damping nhỏ kéo các score gần phân phối đều. Tolerance là tiêu chuẩn hội tụ số học, không phải metric chất lượng. max_iterations là hàng rào an toàn. Do đó, lựa chọn PageRank phải vừa bảo đảm hội tụ trên mọi topic, vừa kiểm tra xem thay đổi sai số có thực sự làm thay đổi thứ hạng câu hay chỉ tăng chi phí tính toán.</w:t>
-      </w:r>
-    </w:p>
-    <w:p>
-      <w:pPr>
-        <w:pStyle w:val="Heading2"/>
-      </w:pPr>
-      <w:r>
-        <w:t>2.7. Maximal Marginal Relevance</w:t>
-      </w:r>
-    </w:p>
-    <w:p>
-      <w:pPr>
-        <w:pStyle w:val="Normal"/>
-      </w:pPr>
-      <w:r>
-        <w:t>MMR chọn câu tuần tự để cân bằng relevance và novelty. Relevance là PageRank sau khi min–max normalization. Với tập câu đã chọn A, redundancy của ứng viên i được lấy bằng similarity lớn nhất giữa i và một câu trong A. Score MMR được tính như sau:</w:t>
-      </w:r>
-    </w:p>
-    <w:p>
-      <w:pPr>
-        <w:pStyle w:val="CodeAcademic"/>
-      </w:pPr>
-      <w:r>
-        <w:t>MMR(i) = λ × relevance(i) − (1−λ) × max[j∈A] similarity(i,j)</w:t>
-      </w:r>
-    </w:p>
-    <w:p>
-      <w:pPr>
-        <w:pStyle w:val="Normal"/>
-      </w:pPr>
-      <w:r>
-        <w:t>Khi λ gần 1, hệ thống gần như chỉ ưu tiên PageRank. Khi λ nhỏ, hình phạt trùng lặp mạnh hơn và có thể bỏ qua câu trung tâm. Trường hợp chưa chọn câu nào, phần redundancy bằng 0. Notebook thử MMR tắt và các λ = 0,30; 0,50; 0,70; 0,90; 1,00. Cấu hình λ = 1 tương đương chọn thuần relevance, vì phần phạt bị nhân với 0.</w:t>
-      </w:r>
-    </w:p>
-    <w:p>
-      <w:pPr>
-        <w:pStyle w:val="Heading2"/>
-      </w:pPr>
-      <w:r>
-        <w:t>2.8. Ràng buộc 100 từ và thứ tự nguồn</w:t>
-      </w:r>
-    </w:p>
-    <w:p>
-      <w:pPr>
-        <w:pStyle w:val="Normal"/>
-      </w:pPr>
-      <w:r>
-        <w:t>Bộ chọn duyệt các ứng viên theo PageRank hoặc MMR. Một câu chỉ được nhận nếu thêm toàn bộ câu vẫn không vượt MAX_SUMMARY_WORDS = 100. Nếu câu quá dài so với phần ngân sách còn lại, câu bị bỏ qua và thuật toán tiếp tục xét ứng viên khác; không cắt ngang câu. Sau khi kết thúc, các chỉ số được chọn được sắp theo source_index và tagged_content được ghép lại. Vì vậy thứ tự tính điểm quyết định tập câu, còn thứ tự nguồn quyết định cách trình bày.</w:t>
-      </w:r>
-    </w:p>
-    <w:p>
-      <w:pPr>
-        <w:pStyle w:val="Heading2"/>
-      </w:pPr>
-      <w:r>
-        <w:t>2.9. Định nghĩa metric đánh giá</w:t>
-      </w:r>
-    </w:p>
-    <w:p>
-      <w:pPr>
-        <w:pStyle w:val="Normal"/>
-      </w:pPr>
-      <w:r>
-        <w:t>Với mỗi topic, tập khóa dự đoán P và tập khóa tham chiếu R gồm các cặp (docid, num). Trùng khóa trong reference chỉ tính một lần; dự đoán trùng cũng chỉ giữ lần xuất hiện đầu tiên. True positive là |P ∩ R|. Precision đo tỷ lệ câu dự đoán nằm trong reference; Recall đo tỷ lệ câu reference được thu hồi; F1 là trung bình điều hòa của Precision và Recall.</w:t>
-      </w:r>
-    </w:p>
-    <w:p>
-      <w:pPr>
-        <w:pStyle w:val="CodeAcademic"/>
-      </w:pPr>
-      <w:r>
-        <w:t>Precision = TP/|P|    Recall = TP/|R|    F1 = 2PR/(P+R)</w:t>
-      </w:r>
-    </w:p>
-    <w:p>
-      <w:pPr>
-        <w:pStyle w:val="Normal"/>
-      </w:pPr>
-      <w:r>
-        <w:t>Macro metric được tính riêng cho từng topic hợp lệ rồi lấy trung bình, để topic có nhiều câu không lấn át topic nhỏ. Hit@K bằng 1 nếu trong K câu đầu có ít nhất một câu đúng, ngược lại bằng 0; macro Hit@K là tỷ lệ topic có hit. Ngoài metric chất lượng, notebook còn ghi word-budget utilization, redundancy, runtime, số vòng PageRank và các chỉ số đồ thị.</w:t>
+        <w:t>Để kiểm tra implementation, main.py thay dữ liệu DUC bằng ba câu nhỏ có kết quả dễ truy vết. Các token được đưa trực tiếp vào cả build_tfidf_vectors và compute_tfidf_with_sklearn. Hàm tham chiếu nối token thành chuỗi, gọi TfidfVectorizer với các mặc định use_idf=True, smooth_idf=True, sublinear_tf=False và norm='l2', rồi chuyển ma trận thưa về cùng dạng dict[token, weight].</w:t>
       </w:r>
     </w:p>
     <w:tbl>
@@ -1289,6 +1183,1425 @@
         </w:trPr>
         <w:tc>
           <w:tcPr>
+            <w:tcW w:type="dxa" w:w="1134"/>
+            <w:shd w:fill="D9EAF7"/>
+            <w:vAlign w:val="center"/>
+            <w:tcMar>
+              <w:top w:w="80" w:type="dxa"/>
+              <w:start w:w="110" w:type="dxa"/>
+              <w:bottom w:w="80" w:type="dxa"/>
+              <w:end w:w="110" w:type="dxa"/>
+            </w:tcMar>
+          </w:tcPr>
+          <w:p>
+            <w:pPr>
+              <w:jc w:val="center"/>
+            </w:pPr>
+            <w:r>
+              <w:rPr>
+                <w:rFonts w:ascii="Times New Roman" w:hAnsi="Times New Roman"/>
+                <w:b/>
+                <w:sz w:val="21"/>
+              </w:rPr>
+              <w:t>Câu</w:t>
+            </w:r>
+          </w:p>
+        </w:tc>
+        <w:tc>
+          <w:tcPr>
+            <w:tcW w:type="dxa" w:w="3402"/>
+            <w:shd w:fill="D9EAF7"/>
+            <w:vAlign w:val="center"/>
+            <w:tcMar>
+              <w:top w:w="80" w:type="dxa"/>
+              <w:start w:w="110" w:type="dxa"/>
+              <w:bottom w:w="80" w:type="dxa"/>
+              <w:end w:w="110" w:type="dxa"/>
+            </w:tcMar>
+          </w:tcPr>
+          <w:p>
+            <w:pPr>
+              <w:jc w:val="center"/>
+            </w:pPr>
+            <w:r>
+              <w:rPr>
+                <w:rFonts w:ascii="Times New Roman" w:hAnsi="Times New Roman"/>
+                <w:b/>
+                <w:sz w:val="21"/>
+              </w:rPr>
+              <w:t>Nội dung</w:t>
+            </w:r>
+          </w:p>
+        </w:tc>
+        <w:tc>
+          <w:tcPr>
+            <w:tcW w:type="dxa" w:w="4365"/>
+            <w:shd w:fill="D9EAF7"/>
+            <w:vAlign w:val="center"/>
+            <w:tcMar>
+              <w:top w:w="80" w:type="dxa"/>
+              <w:start w:w="110" w:type="dxa"/>
+              <w:bottom w:w="80" w:type="dxa"/>
+              <w:end w:w="110" w:type="dxa"/>
+            </w:tcMar>
+          </w:tcPr>
+          <w:p>
+            <w:pPr>
+              <w:jc w:val="center"/>
+            </w:pPr>
+            <w:r>
+              <w:rPr>
+                <w:rFonts w:ascii="Times New Roman" w:hAnsi="Times New Roman"/>
+                <w:b/>
+                <w:sz w:val="21"/>
+              </w:rPr>
+              <w:t>Token</w:t>
+            </w:r>
+          </w:p>
+        </w:tc>
+      </w:tr>
+      <w:tr>
+        <w:tc>
+          <w:tcPr>
+            <w:tcW w:type="dxa" w:w="1134"/>
+            <w:vAlign w:val="center"/>
+            <w:tcMar>
+              <w:top w:w="80" w:type="dxa"/>
+              <w:start w:w="110" w:type="dxa"/>
+              <w:bottom w:w="80" w:type="dxa"/>
+              <w:end w:w="110" w:type="dxa"/>
+            </w:tcMar>
+          </w:tcPr>
+          <w:p>
+            <w:pPr>
+              <w:spacing w:after="0" w:line="252" w:lineRule="auto"/>
+              <w:ind w:firstLine="0"/>
+            </w:pPr>
+            <w:r>
+              <w:rPr>
+                <w:rFonts w:ascii="Times New Roman" w:hAnsi="Times New Roman"/>
+                <w:sz w:val="20"/>
+              </w:rPr>
+              <w:t>S1</w:t>
+            </w:r>
+          </w:p>
+        </w:tc>
+        <w:tc>
+          <w:tcPr>
+            <w:tcW w:type="dxa" w:w="3402"/>
+            <w:vAlign w:val="center"/>
+            <w:tcMar>
+              <w:top w:w="80" w:type="dxa"/>
+              <w:start w:w="110" w:type="dxa"/>
+              <w:bottom w:w="80" w:type="dxa"/>
+              <w:end w:w="110" w:type="dxa"/>
+            </w:tcMar>
+          </w:tcPr>
+          <w:p>
+            <w:pPr>
+              <w:spacing w:after="0" w:line="252" w:lineRule="auto"/>
+              <w:ind w:firstLine="0"/>
+            </w:pPr>
+            <w:r>
+              <w:rPr>
+                <w:rFonts w:ascii="Times New Roman" w:hAnsi="Times New Roman"/>
+                <w:sz w:val="20"/>
+              </w:rPr>
+              <w:t>cat dog dog</w:t>
+            </w:r>
+          </w:p>
+        </w:tc>
+        <w:tc>
+          <w:tcPr>
+            <w:tcW w:type="dxa" w:w="4365"/>
+            <w:vAlign w:val="center"/>
+            <w:tcMar>
+              <w:top w:w="80" w:type="dxa"/>
+              <w:start w:w="110" w:type="dxa"/>
+              <w:bottom w:w="80" w:type="dxa"/>
+              <w:end w:w="110" w:type="dxa"/>
+            </w:tcMar>
+          </w:tcPr>
+          <w:p>
+            <w:pPr>
+              <w:spacing w:after="0" w:line="252" w:lineRule="auto"/>
+              <w:ind w:firstLine="0"/>
+            </w:pPr>
+            <w:r>
+              <w:rPr>
+                <w:rFonts w:ascii="Times New Roman" w:hAnsi="Times New Roman"/>
+                <w:sz w:val="20"/>
+              </w:rPr>
+              <w:t>cat, dog, dog</w:t>
+            </w:r>
+          </w:p>
+        </w:tc>
+      </w:tr>
+      <w:tr>
+        <w:tc>
+          <w:tcPr>
+            <w:tcW w:type="dxa" w:w="1134"/>
+            <w:vAlign w:val="center"/>
+            <w:tcMar>
+              <w:top w:w="80" w:type="dxa"/>
+              <w:start w:w="110" w:type="dxa"/>
+              <w:bottom w:w="80" w:type="dxa"/>
+              <w:end w:w="110" w:type="dxa"/>
+            </w:tcMar>
+          </w:tcPr>
+          <w:p>
+            <w:pPr>
+              <w:spacing w:after="0" w:line="252" w:lineRule="auto"/>
+              <w:ind w:firstLine="0"/>
+            </w:pPr>
+            <w:r>
+              <w:rPr>
+                <w:rFonts w:ascii="Times New Roman" w:hAnsi="Times New Roman"/>
+                <w:sz w:val="20"/>
+              </w:rPr>
+              <w:t>S2</w:t>
+            </w:r>
+          </w:p>
+        </w:tc>
+        <w:tc>
+          <w:tcPr>
+            <w:tcW w:type="dxa" w:w="3402"/>
+            <w:vAlign w:val="center"/>
+            <w:tcMar>
+              <w:top w:w="80" w:type="dxa"/>
+              <w:start w:w="110" w:type="dxa"/>
+              <w:bottom w:w="80" w:type="dxa"/>
+              <w:end w:w="110" w:type="dxa"/>
+            </w:tcMar>
+          </w:tcPr>
+          <w:p>
+            <w:pPr>
+              <w:spacing w:after="0" w:line="252" w:lineRule="auto"/>
+              <w:ind w:firstLine="0"/>
+            </w:pPr>
+            <w:r>
+              <w:rPr>
+                <w:rFonts w:ascii="Times New Roman" w:hAnsi="Times New Roman"/>
+                <w:sz w:val="20"/>
+              </w:rPr>
+              <w:t>cat fish</w:t>
+            </w:r>
+          </w:p>
+        </w:tc>
+        <w:tc>
+          <w:tcPr>
+            <w:tcW w:type="dxa" w:w="4365"/>
+            <w:vAlign w:val="center"/>
+            <w:tcMar>
+              <w:top w:w="80" w:type="dxa"/>
+              <w:start w:w="110" w:type="dxa"/>
+              <w:bottom w:w="80" w:type="dxa"/>
+              <w:end w:w="110" w:type="dxa"/>
+            </w:tcMar>
+          </w:tcPr>
+          <w:p>
+            <w:pPr>
+              <w:spacing w:after="0" w:line="252" w:lineRule="auto"/>
+              <w:ind w:firstLine="0"/>
+            </w:pPr>
+            <w:r>
+              <w:rPr>
+                <w:rFonts w:ascii="Times New Roman" w:hAnsi="Times New Roman"/>
+                <w:sz w:val="20"/>
+              </w:rPr>
+              <w:t>cat, fish</w:t>
+            </w:r>
+          </w:p>
+        </w:tc>
+      </w:tr>
+      <w:tr>
+        <w:tc>
+          <w:tcPr>
+            <w:tcW w:type="dxa" w:w="1134"/>
+            <w:vAlign w:val="center"/>
+            <w:tcMar>
+              <w:top w:w="80" w:type="dxa"/>
+              <w:start w:w="110" w:type="dxa"/>
+              <w:bottom w:w="80" w:type="dxa"/>
+              <w:end w:w="110" w:type="dxa"/>
+            </w:tcMar>
+          </w:tcPr>
+          <w:p>
+            <w:pPr>
+              <w:spacing w:after="0" w:line="252" w:lineRule="auto"/>
+              <w:ind w:firstLine="0"/>
+            </w:pPr>
+            <w:r>
+              <w:rPr>
+                <w:rFonts w:ascii="Times New Roman" w:hAnsi="Times New Roman"/>
+                <w:sz w:val="20"/>
+              </w:rPr>
+              <w:t>S3</w:t>
+            </w:r>
+          </w:p>
+        </w:tc>
+        <w:tc>
+          <w:tcPr>
+            <w:tcW w:type="dxa" w:w="3402"/>
+            <w:vAlign w:val="center"/>
+            <w:tcMar>
+              <w:top w:w="80" w:type="dxa"/>
+              <w:start w:w="110" w:type="dxa"/>
+              <w:bottom w:w="80" w:type="dxa"/>
+              <w:end w:w="110" w:type="dxa"/>
+            </w:tcMar>
+          </w:tcPr>
+          <w:p>
+            <w:pPr>
+              <w:spacing w:after="0" w:line="252" w:lineRule="auto"/>
+              <w:ind w:firstLine="0"/>
+            </w:pPr>
+            <w:r>
+              <w:rPr>
+                <w:rFonts w:ascii="Times New Roman" w:hAnsi="Times New Roman"/>
+                <w:sz w:val="20"/>
+              </w:rPr>
+              <w:t>dog bird</w:t>
+            </w:r>
+          </w:p>
+        </w:tc>
+        <w:tc>
+          <w:tcPr>
+            <w:tcW w:type="dxa" w:w="4365"/>
+            <w:vAlign w:val="center"/>
+            <w:tcMar>
+              <w:top w:w="80" w:type="dxa"/>
+              <w:start w:w="110" w:type="dxa"/>
+              <w:bottom w:w="80" w:type="dxa"/>
+              <w:end w:w="110" w:type="dxa"/>
+            </w:tcMar>
+          </w:tcPr>
+          <w:p>
+            <w:pPr>
+              <w:spacing w:after="0" w:line="252" w:lineRule="auto"/>
+              <w:ind w:firstLine="0"/>
+            </w:pPr>
+            <w:r>
+              <w:rPr>
+                <w:rFonts w:ascii="Times New Roman" w:hAnsi="Times New Roman"/>
+                <w:sz w:val="20"/>
+              </w:rPr>
+              <w:t>dog, bird</w:t>
+            </w:r>
+          </w:p>
+        </w:tc>
+      </w:tr>
+    </w:tbl>
+    <w:p>
+      <w:pPr>
+        <w:spacing w:after="0"/>
+      </w:pPr>
+    </w:p>
+    <w:p>
+      <w:pPr>
+        <w:pStyle w:val="CaptionAcademic"/>
+      </w:pPr>
+      <w:r>
+        <w:t>Bảng 2.1. Dữ liệu kiểm tra TF–IDF viết tay</w:t>
+      </w:r>
+    </w:p>
+    <w:p>
+      <w:pPr>
+        <w:pStyle w:val="Normal"/>
+      </w:pPr>
+      <w:r>
+        <w:t>Trong ba câu, df(cat)=df(dog)=2 và df(fish)=df(bird)=1. Do đó IDF của cat và dog bằng 1,287682; IDF của fish và bird bằng 1,693147. Kết quả trước và sau chuẩn hóa cho thấy từ dog xuất hiện hai lần trong S1 nên trọng số thô gấp đôi cat, nhưng hướng của vector được giữ nguyên sau L2.</w:t>
+      </w:r>
+    </w:p>
+    <w:tbl>
+      <w:tblPr>
+        <w:tblStyle w:val="TableGrid"/>
+        <w:tblW w:type="auto" w:w="0"/>
+        <w:jc w:val="center"/>
+        <w:tblLayout w:type="fixed"/>
+        <w:tblLook w:firstColumn="1" w:firstRow="1" w:lastColumn="0" w:lastRow="0" w:noHBand="0" w:noVBand="1" w:val="04A0"/>
+        <w:tblBorders>
+          <w:top w:val="single" w:sz="5" w:space="0" w:color="A6A6A6"/>
+          <w:left w:val="single" w:sz="5" w:space="0" w:color="A6A6A6"/>
+          <w:bottom w:val="single" w:sz="5" w:space="0" w:color="A6A6A6"/>
+          <w:right w:val="single" w:sz="5" w:space="0" w:color="A6A6A6"/>
+          <w:insideH w:val="single" w:sz="5" w:space="0" w:color="A6A6A6"/>
+          <w:insideV w:val="single" w:sz="5" w:space="0" w:color="A6A6A6"/>
+        </w:tblBorders>
+      </w:tblPr>
+      <w:tblGrid>
+        <w:gridCol w:w="2256"/>
+        <w:gridCol w:w="2256"/>
+        <w:gridCol w:w="2256"/>
+        <w:gridCol w:w="2256"/>
+      </w:tblGrid>
+      <w:tr>
+        <w:trPr>
+          <w:tblHeader w:val="true"/>
+        </w:trPr>
+        <w:tc>
+          <w:tcPr>
+            <w:tcW w:type="dxa" w:w="850"/>
+            <w:shd w:fill="D9EAF7"/>
+            <w:vAlign w:val="center"/>
+            <w:tcMar>
+              <w:top w:w="80" w:type="dxa"/>
+              <w:start w:w="110" w:type="dxa"/>
+              <w:bottom w:w="80" w:type="dxa"/>
+              <w:end w:w="110" w:type="dxa"/>
+            </w:tcMar>
+          </w:tcPr>
+          <w:p>
+            <w:pPr>
+              <w:jc w:val="center"/>
+            </w:pPr>
+            <w:r>
+              <w:rPr>
+                <w:rFonts w:ascii="Times New Roman" w:hAnsi="Times New Roman"/>
+                <w:b/>
+                <w:sz w:val="21"/>
+              </w:rPr>
+              <w:t>Câu</w:t>
+            </w:r>
+          </w:p>
+        </w:tc>
+        <w:tc>
+          <w:tcPr>
+            <w:tcW w:type="dxa" w:w="3402"/>
+            <w:shd w:fill="D9EAF7"/>
+            <w:vAlign w:val="center"/>
+            <w:tcMar>
+              <w:top w:w="80" w:type="dxa"/>
+              <w:start w:w="110" w:type="dxa"/>
+              <w:bottom w:w="80" w:type="dxa"/>
+              <w:end w:w="110" w:type="dxa"/>
+            </w:tcMar>
+          </w:tcPr>
+          <w:p>
+            <w:pPr>
+              <w:jc w:val="center"/>
+            </w:pPr>
+            <w:r>
+              <w:rPr>
+                <w:rFonts w:ascii="Times New Roman" w:hAnsi="Times New Roman"/>
+                <w:b/>
+                <w:sz w:val="21"/>
+              </w:rPr>
+              <w:t>TF–IDF chưa L2</w:t>
+            </w:r>
+          </w:p>
+        </w:tc>
+        <w:tc>
+          <w:tcPr>
+            <w:tcW w:type="dxa" w:w="1417"/>
+            <w:shd w:fill="D9EAF7"/>
+            <w:vAlign w:val="center"/>
+            <w:tcMar>
+              <w:top w:w="80" w:type="dxa"/>
+              <w:start w:w="110" w:type="dxa"/>
+              <w:bottom w:w="80" w:type="dxa"/>
+              <w:end w:w="110" w:type="dxa"/>
+            </w:tcMar>
+          </w:tcPr>
+          <w:p>
+            <w:pPr>
+              <w:jc w:val="center"/>
+            </w:pPr>
+            <w:r>
+              <w:rPr>
+                <w:rFonts w:ascii="Times New Roman" w:hAnsi="Times New Roman"/>
+                <w:b/>
+                <w:sz w:val="21"/>
+              </w:rPr>
+              <w:t>||v||₂</w:t>
+            </w:r>
+          </w:p>
+        </w:tc>
+        <w:tc>
+          <w:tcPr>
+            <w:tcW w:type="dxa" w:w="3231"/>
+            <w:shd w:fill="D9EAF7"/>
+            <w:vAlign w:val="center"/>
+            <w:tcMar>
+              <w:top w:w="80" w:type="dxa"/>
+              <w:start w:w="110" w:type="dxa"/>
+              <w:bottom w:w="80" w:type="dxa"/>
+              <w:end w:w="110" w:type="dxa"/>
+            </w:tcMar>
+          </w:tcPr>
+          <w:p>
+            <w:pPr>
+              <w:jc w:val="center"/>
+            </w:pPr>
+            <w:r>
+              <w:rPr>
+                <w:rFonts w:ascii="Times New Roman" w:hAnsi="Times New Roman"/>
+                <w:b/>
+                <w:sz w:val="21"/>
+              </w:rPr>
+              <w:t>Vector sau L2</w:t>
+            </w:r>
+          </w:p>
+        </w:tc>
+      </w:tr>
+      <w:tr>
+        <w:tc>
+          <w:tcPr>
+            <w:tcW w:type="dxa" w:w="850"/>
+            <w:vAlign w:val="center"/>
+            <w:tcMar>
+              <w:top w:w="80" w:type="dxa"/>
+              <w:start w:w="110" w:type="dxa"/>
+              <w:bottom w:w="80" w:type="dxa"/>
+              <w:end w:w="110" w:type="dxa"/>
+            </w:tcMar>
+          </w:tcPr>
+          <w:p>
+            <w:pPr>
+              <w:spacing w:after="0" w:line="252" w:lineRule="auto"/>
+              <w:ind w:firstLine="0"/>
+            </w:pPr>
+            <w:r>
+              <w:rPr>
+                <w:rFonts w:ascii="Times New Roman" w:hAnsi="Times New Roman"/>
+                <w:sz w:val="20"/>
+              </w:rPr>
+              <w:t>S1</w:t>
+            </w:r>
+          </w:p>
+        </w:tc>
+        <w:tc>
+          <w:tcPr>
+            <w:tcW w:type="dxa" w:w="3402"/>
+            <w:vAlign w:val="center"/>
+            <w:tcMar>
+              <w:top w:w="80" w:type="dxa"/>
+              <w:start w:w="110" w:type="dxa"/>
+              <w:bottom w:w="80" w:type="dxa"/>
+              <w:end w:w="110" w:type="dxa"/>
+            </w:tcMar>
+          </w:tcPr>
+          <w:p>
+            <w:pPr>
+              <w:spacing w:after="0" w:line="252" w:lineRule="auto"/>
+              <w:ind w:firstLine="0"/>
+            </w:pPr>
+            <w:r>
+              <w:rPr>
+                <w:rFonts w:ascii="Times New Roman" w:hAnsi="Times New Roman"/>
+                <w:sz w:val="20"/>
+              </w:rPr>
+              <w:t>cat=1,287682; dog=2,575364</w:t>
+            </w:r>
+          </w:p>
+        </w:tc>
+        <w:tc>
+          <w:tcPr>
+            <w:tcW w:type="dxa" w:w="1417"/>
+            <w:vAlign w:val="center"/>
+            <w:tcMar>
+              <w:top w:w="80" w:type="dxa"/>
+              <w:start w:w="110" w:type="dxa"/>
+              <w:bottom w:w="80" w:type="dxa"/>
+              <w:end w:w="110" w:type="dxa"/>
+            </w:tcMar>
+          </w:tcPr>
+          <w:p>
+            <w:pPr>
+              <w:spacing w:after="0" w:line="252" w:lineRule="auto"/>
+              <w:ind w:firstLine="0"/>
+            </w:pPr>
+            <w:r>
+              <w:rPr>
+                <w:rFonts w:ascii="Times New Roman" w:hAnsi="Times New Roman"/>
+                <w:sz w:val="20"/>
+              </w:rPr>
+              <w:t>2,879345</w:t>
+            </w:r>
+          </w:p>
+        </w:tc>
+        <w:tc>
+          <w:tcPr>
+            <w:tcW w:type="dxa" w:w="3231"/>
+            <w:vAlign w:val="center"/>
+            <w:tcMar>
+              <w:top w:w="80" w:type="dxa"/>
+              <w:start w:w="110" w:type="dxa"/>
+              <w:bottom w:w="80" w:type="dxa"/>
+              <w:end w:w="110" w:type="dxa"/>
+            </w:tcMar>
+          </w:tcPr>
+          <w:p>
+            <w:pPr>
+              <w:spacing w:after="0" w:line="252" w:lineRule="auto"/>
+              <w:ind w:firstLine="0"/>
+            </w:pPr>
+            <w:r>
+              <w:rPr>
+                <w:rFonts w:ascii="Times New Roman" w:hAnsi="Times New Roman"/>
+                <w:sz w:val="20"/>
+              </w:rPr>
+              <w:t>cat=0,447214; dog=0,894427</w:t>
+            </w:r>
+          </w:p>
+        </w:tc>
+      </w:tr>
+      <w:tr>
+        <w:tc>
+          <w:tcPr>
+            <w:tcW w:type="dxa" w:w="850"/>
+            <w:vAlign w:val="center"/>
+            <w:tcMar>
+              <w:top w:w="80" w:type="dxa"/>
+              <w:start w:w="110" w:type="dxa"/>
+              <w:bottom w:w="80" w:type="dxa"/>
+              <w:end w:w="110" w:type="dxa"/>
+            </w:tcMar>
+          </w:tcPr>
+          <w:p>
+            <w:pPr>
+              <w:spacing w:after="0" w:line="252" w:lineRule="auto"/>
+              <w:ind w:firstLine="0"/>
+            </w:pPr>
+            <w:r>
+              <w:rPr>
+                <w:rFonts w:ascii="Times New Roman" w:hAnsi="Times New Roman"/>
+                <w:sz w:val="20"/>
+              </w:rPr>
+              <w:t>S2</w:t>
+            </w:r>
+          </w:p>
+        </w:tc>
+        <w:tc>
+          <w:tcPr>
+            <w:tcW w:type="dxa" w:w="3402"/>
+            <w:vAlign w:val="center"/>
+            <w:tcMar>
+              <w:top w:w="80" w:type="dxa"/>
+              <w:start w:w="110" w:type="dxa"/>
+              <w:bottom w:w="80" w:type="dxa"/>
+              <w:end w:w="110" w:type="dxa"/>
+            </w:tcMar>
+          </w:tcPr>
+          <w:p>
+            <w:pPr>
+              <w:spacing w:after="0" w:line="252" w:lineRule="auto"/>
+              <w:ind w:firstLine="0"/>
+            </w:pPr>
+            <w:r>
+              <w:rPr>
+                <w:rFonts w:ascii="Times New Roman" w:hAnsi="Times New Roman"/>
+                <w:sz w:val="20"/>
+              </w:rPr>
+              <w:t>cat=1,287682; fish=1,693147</w:t>
+            </w:r>
+          </w:p>
+        </w:tc>
+        <w:tc>
+          <w:tcPr>
+            <w:tcW w:type="dxa" w:w="1417"/>
+            <w:vAlign w:val="center"/>
+            <w:tcMar>
+              <w:top w:w="80" w:type="dxa"/>
+              <w:start w:w="110" w:type="dxa"/>
+              <w:bottom w:w="80" w:type="dxa"/>
+              <w:end w:w="110" w:type="dxa"/>
+            </w:tcMar>
+          </w:tcPr>
+          <w:p>
+            <w:pPr>
+              <w:spacing w:after="0" w:line="252" w:lineRule="auto"/>
+              <w:ind w:firstLine="0"/>
+            </w:pPr>
+            <w:r>
+              <w:rPr>
+                <w:rFonts w:ascii="Times New Roman" w:hAnsi="Times New Roman"/>
+                <w:sz w:val="20"/>
+              </w:rPr>
+              <w:t>2,127175</w:t>
+            </w:r>
+          </w:p>
+        </w:tc>
+        <w:tc>
+          <w:tcPr>
+            <w:tcW w:type="dxa" w:w="3231"/>
+            <w:vAlign w:val="center"/>
+            <w:tcMar>
+              <w:top w:w="80" w:type="dxa"/>
+              <w:start w:w="110" w:type="dxa"/>
+              <w:bottom w:w="80" w:type="dxa"/>
+              <w:end w:w="110" w:type="dxa"/>
+            </w:tcMar>
+          </w:tcPr>
+          <w:p>
+            <w:pPr>
+              <w:spacing w:after="0" w:line="252" w:lineRule="auto"/>
+              <w:ind w:firstLine="0"/>
+            </w:pPr>
+            <w:r>
+              <w:rPr>
+                <w:rFonts w:ascii="Times New Roman" w:hAnsi="Times New Roman"/>
+                <w:sz w:val="20"/>
+              </w:rPr>
+              <w:t>cat=0,605349; fish=0,795961</w:t>
+            </w:r>
+          </w:p>
+        </w:tc>
+      </w:tr>
+      <w:tr>
+        <w:tc>
+          <w:tcPr>
+            <w:tcW w:type="dxa" w:w="850"/>
+            <w:vAlign w:val="center"/>
+            <w:tcMar>
+              <w:top w:w="80" w:type="dxa"/>
+              <w:start w:w="110" w:type="dxa"/>
+              <w:bottom w:w="80" w:type="dxa"/>
+              <w:end w:w="110" w:type="dxa"/>
+            </w:tcMar>
+          </w:tcPr>
+          <w:p>
+            <w:pPr>
+              <w:spacing w:after="0" w:line="252" w:lineRule="auto"/>
+              <w:ind w:firstLine="0"/>
+            </w:pPr>
+            <w:r>
+              <w:rPr>
+                <w:rFonts w:ascii="Times New Roman" w:hAnsi="Times New Roman"/>
+                <w:sz w:val="20"/>
+              </w:rPr>
+              <w:t>S3</w:t>
+            </w:r>
+          </w:p>
+        </w:tc>
+        <w:tc>
+          <w:tcPr>
+            <w:tcW w:type="dxa" w:w="3402"/>
+            <w:vAlign w:val="center"/>
+            <w:tcMar>
+              <w:top w:w="80" w:type="dxa"/>
+              <w:start w:w="110" w:type="dxa"/>
+              <w:bottom w:w="80" w:type="dxa"/>
+              <w:end w:w="110" w:type="dxa"/>
+            </w:tcMar>
+          </w:tcPr>
+          <w:p>
+            <w:pPr>
+              <w:spacing w:after="0" w:line="252" w:lineRule="auto"/>
+              <w:ind w:firstLine="0"/>
+            </w:pPr>
+            <w:r>
+              <w:rPr>
+                <w:rFonts w:ascii="Times New Roman" w:hAnsi="Times New Roman"/>
+                <w:sz w:val="20"/>
+              </w:rPr>
+              <w:t>dog=1,287682; bird=1,693147</w:t>
+            </w:r>
+          </w:p>
+        </w:tc>
+        <w:tc>
+          <w:tcPr>
+            <w:tcW w:type="dxa" w:w="1417"/>
+            <w:vAlign w:val="center"/>
+            <w:tcMar>
+              <w:top w:w="80" w:type="dxa"/>
+              <w:start w:w="110" w:type="dxa"/>
+              <w:bottom w:w="80" w:type="dxa"/>
+              <w:end w:w="110" w:type="dxa"/>
+            </w:tcMar>
+          </w:tcPr>
+          <w:p>
+            <w:pPr>
+              <w:spacing w:after="0" w:line="252" w:lineRule="auto"/>
+              <w:ind w:firstLine="0"/>
+            </w:pPr>
+            <w:r>
+              <w:rPr>
+                <w:rFonts w:ascii="Times New Roman" w:hAnsi="Times New Roman"/>
+                <w:sz w:val="20"/>
+              </w:rPr>
+              <w:t>2,127175</w:t>
+            </w:r>
+          </w:p>
+        </w:tc>
+        <w:tc>
+          <w:tcPr>
+            <w:tcW w:type="dxa" w:w="3231"/>
+            <w:vAlign w:val="center"/>
+            <w:tcMar>
+              <w:top w:w="80" w:type="dxa"/>
+              <w:start w:w="110" w:type="dxa"/>
+              <w:bottom w:w="80" w:type="dxa"/>
+              <w:end w:w="110" w:type="dxa"/>
+            </w:tcMar>
+          </w:tcPr>
+          <w:p>
+            <w:pPr>
+              <w:spacing w:after="0" w:line="252" w:lineRule="auto"/>
+              <w:ind w:firstLine="0"/>
+            </w:pPr>
+            <w:r>
+              <w:rPr>
+                <w:rFonts w:ascii="Times New Roman" w:hAnsi="Times New Roman"/>
+                <w:sz w:val="20"/>
+              </w:rPr>
+              <w:t>dog=0,605349; bird=0,795961</w:t>
+            </w:r>
+          </w:p>
+        </w:tc>
+      </w:tr>
+    </w:tbl>
+    <w:p>
+      <w:pPr>
+        <w:spacing w:after="0"/>
+      </w:pPr>
+    </w:p>
+    <w:p>
+      <w:pPr>
+        <w:pStyle w:val="CaptionAcademic"/>
+      </w:pPr>
+      <w:r>
+        <w:t>Bảng 2.2. Kết quả TF–IDF trước và sau chuẩn hóa L2</w:t>
+      </w:r>
+    </w:p>
+    <w:tbl>
+      <w:tblPr>
+        <w:tblStyle w:val="TableGrid"/>
+        <w:tblW w:type="auto" w:w="0"/>
+        <w:jc w:val="center"/>
+        <w:tblLayout w:type="fixed"/>
+        <w:tblLook w:firstColumn="1" w:firstRow="1" w:lastColumn="0" w:lastRow="0" w:noHBand="0" w:noVBand="1" w:val="04A0"/>
+        <w:tblBorders>
+          <w:top w:val="single" w:sz="5" w:space="0" w:color="A6A6A6"/>
+          <w:left w:val="single" w:sz="5" w:space="0" w:color="A6A6A6"/>
+          <w:bottom w:val="single" w:sz="5" w:space="0" w:color="A6A6A6"/>
+          <w:right w:val="single" w:sz="5" w:space="0" w:color="A6A6A6"/>
+          <w:insideH w:val="single" w:sz="5" w:space="0" w:color="A6A6A6"/>
+          <w:insideV w:val="single" w:sz="5" w:space="0" w:color="A6A6A6"/>
+        </w:tblBorders>
+      </w:tblPr>
+      <w:tblGrid>
+        <w:gridCol w:w="2256"/>
+        <w:gridCol w:w="2256"/>
+        <w:gridCol w:w="2256"/>
+        <w:gridCol w:w="2256"/>
+      </w:tblGrid>
+      <w:tr>
+        <w:trPr>
+          <w:tblHeader w:val="true"/>
+        </w:trPr>
+        <w:tc>
+          <w:tcPr>
+            <w:tcW w:type="dxa" w:w="850"/>
+            <w:shd w:fill="D9EAF7"/>
+            <w:vAlign w:val="center"/>
+            <w:tcMar>
+              <w:top w:w="80" w:type="dxa"/>
+              <w:start w:w="110" w:type="dxa"/>
+              <w:bottom w:w="80" w:type="dxa"/>
+              <w:end w:w="110" w:type="dxa"/>
+            </w:tcMar>
+          </w:tcPr>
+          <w:p>
+            <w:pPr>
+              <w:jc w:val="center"/>
+            </w:pPr>
+            <w:r>
+              <w:rPr>
+                <w:rFonts w:ascii="Times New Roman" w:hAnsi="Times New Roman"/>
+                <w:b/>
+                <w:sz w:val="21"/>
+              </w:rPr>
+              <w:t>Câu</w:t>
+            </w:r>
+          </w:p>
+        </w:tc>
+        <w:tc>
+          <w:tcPr>
+            <w:tcW w:type="dxa" w:w="3061"/>
+            <w:shd w:fill="D9EAF7"/>
+            <w:vAlign w:val="center"/>
+            <w:tcMar>
+              <w:top w:w="80" w:type="dxa"/>
+              <w:start w:w="110" w:type="dxa"/>
+              <w:bottom w:w="80" w:type="dxa"/>
+              <w:end w:w="110" w:type="dxa"/>
+            </w:tcMar>
+          </w:tcPr>
+          <w:p>
+            <w:pPr>
+              <w:jc w:val="center"/>
+            </w:pPr>
+            <w:r>
+              <w:rPr>
+                <w:rFonts w:ascii="Times New Roman" w:hAnsi="Times New Roman"/>
+                <w:b/>
+                <w:sz w:val="21"/>
+              </w:rPr>
+              <w:t>Vector viết tay</w:t>
+            </w:r>
+          </w:p>
+        </w:tc>
+        <w:tc>
+          <w:tcPr>
+            <w:tcW w:type="dxa" w:w="3061"/>
+            <w:shd w:fill="D9EAF7"/>
+            <w:vAlign w:val="center"/>
+            <w:tcMar>
+              <w:top w:w="80" w:type="dxa"/>
+              <w:start w:w="110" w:type="dxa"/>
+              <w:bottom w:w="80" w:type="dxa"/>
+              <w:end w:w="110" w:type="dxa"/>
+            </w:tcMar>
+          </w:tcPr>
+          <w:p>
+            <w:pPr>
+              <w:jc w:val="center"/>
+            </w:pPr>
+            <w:r>
+              <w:rPr>
+                <w:rFonts w:ascii="Times New Roman" w:hAnsi="Times New Roman"/>
+                <w:b/>
+                <w:sz w:val="21"/>
+              </w:rPr>
+              <w:t>Vector scikit-learn</w:t>
+            </w:r>
+          </w:p>
+        </w:tc>
+        <w:tc>
+          <w:tcPr>
+            <w:tcW w:type="dxa" w:w="1928"/>
+            <w:shd w:fill="D9EAF7"/>
+            <w:vAlign w:val="center"/>
+            <w:tcMar>
+              <w:top w:w="80" w:type="dxa"/>
+              <w:start w:w="110" w:type="dxa"/>
+              <w:bottom w:w="80" w:type="dxa"/>
+              <w:end w:w="110" w:type="dxa"/>
+            </w:tcMar>
+          </w:tcPr>
+          <w:p>
+            <w:pPr>
+              <w:jc w:val="center"/>
+            </w:pPr>
+            <w:r>
+              <w:rPr>
+                <w:rFonts w:ascii="Times New Roman" w:hAnsi="Times New Roman"/>
+                <w:b/>
+                <w:sz w:val="21"/>
+              </w:rPr>
+              <w:t>Sai khác lớn nhất</w:t>
+            </w:r>
+          </w:p>
+        </w:tc>
+      </w:tr>
+      <w:tr>
+        <w:tc>
+          <w:tcPr>
+            <w:tcW w:type="dxa" w:w="850"/>
+            <w:vAlign w:val="center"/>
+            <w:tcMar>
+              <w:top w:w="80" w:type="dxa"/>
+              <w:start w:w="110" w:type="dxa"/>
+              <w:bottom w:w="80" w:type="dxa"/>
+              <w:end w:w="110" w:type="dxa"/>
+            </w:tcMar>
+          </w:tcPr>
+          <w:p>
+            <w:pPr>
+              <w:spacing w:after="0" w:line="252" w:lineRule="auto"/>
+              <w:ind w:firstLine="0"/>
+            </w:pPr>
+            <w:r>
+              <w:rPr>
+                <w:rFonts w:ascii="Times New Roman" w:hAnsi="Times New Roman"/>
+                <w:sz w:val="20"/>
+              </w:rPr>
+              <w:t>S1</w:t>
+            </w:r>
+          </w:p>
+        </w:tc>
+        <w:tc>
+          <w:tcPr>
+            <w:tcW w:type="dxa" w:w="3061"/>
+            <w:vAlign w:val="center"/>
+            <w:tcMar>
+              <w:top w:w="80" w:type="dxa"/>
+              <w:start w:w="110" w:type="dxa"/>
+              <w:bottom w:w="80" w:type="dxa"/>
+              <w:end w:w="110" w:type="dxa"/>
+            </w:tcMar>
+          </w:tcPr>
+          <w:p>
+            <w:pPr>
+              <w:spacing w:after="0" w:line="252" w:lineRule="auto"/>
+              <w:ind w:firstLine="0"/>
+            </w:pPr>
+            <w:r>
+              <w:rPr>
+                <w:rFonts w:ascii="Times New Roman" w:hAnsi="Times New Roman"/>
+                <w:sz w:val="20"/>
+              </w:rPr>
+              <w:t>cat=0,447214; dog=0,894427</w:t>
+            </w:r>
+          </w:p>
+        </w:tc>
+        <w:tc>
+          <w:tcPr>
+            <w:tcW w:type="dxa" w:w="3061"/>
+            <w:vAlign w:val="center"/>
+            <w:tcMar>
+              <w:top w:w="80" w:type="dxa"/>
+              <w:start w:w="110" w:type="dxa"/>
+              <w:bottom w:w="80" w:type="dxa"/>
+              <w:end w:w="110" w:type="dxa"/>
+            </w:tcMar>
+          </w:tcPr>
+          <w:p>
+            <w:pPr>
+              <w:spacing w:after="0" w:line="252" w:lineRule="auto"/>
+              <w:ind w:firstLine="0"/>
+            </w:pPr>
+            <w:r>
+              <w:rPr>
+                <w:rFonts w:ascii="Times New Roman" w:hAnsi="Times New Roman"/>
+                <w:sz w:val="20"/>
+              </w:rPr>
+              <w:t>cat=0,447214; dog=0,894427</w:t>
+            </w:r>
+          </w:p>
+        </w:tc>
+        <w:tc>
+          <w:tcPr>
+            <w:tcW w:type="dxa" w:w="1928"/>
+            <w:vAlign w:val="center"/>
+            <w:tcMar>
+              <w:top w:w="80" w:type="dxa"/>
+              <w:start w:w="110" w:type="dxa"/>
+              <w:bottom w:w="80" w:type="dxa"/>
+              <w:end w:w="110" w:type="dxa"/>
+            </w:tcMar>
+          </w:tcPr>
+          <w:p>
+            <w:pPr>
+              <w:spacing w:after="0" w:line="252" w:lineRule="auto"/>
+              <w:ind w:firstLine="0"/>
+            </w:pPr>
+            <w:r>
+              <w:rPr>
+                <w:rFonts w:ascii="Times New Roman" w:hAnsi="Times New Roman"/>
+                <w:sz w:val="20"/>
+              </w:rPr>
+              <w:t>0,0</w:t>
+            </w:r>
+          </w:p>
+        </w:tc>
+      </w:tr>
+      <w:tr>
+        <w:tc>
+          <w:tcPr>
+            <w:tcW w:type="dxa" w:w="850"/>
+            <w:vAlign w:val="center"/>
+            <w:tcMar>
+              <w:top w:w="80" w:type="dxa"/>
+              <w:start w:w="110" w:type="dxa"/>
+              <w:bottom w:w="80" w:type="dxa"/>
+              <w:end w:w="110" w:type="dxa"/>
+            </w:tcMar>
+          </w:tcPr>
+          <w:p>
+            <w:pPr>
+              <w:spacing w:after="0" w:line="252" w:lineRule="auto"/>
+              <w:ind w:firstLine="0"/>
+            </w:pPr>
+            <w:r>
+              <w:rPr>
+                <w:rFonts w:ascii="Times New Roman" w:hAnsi="Times New Roman"/>
+                <w:sz w:val="20"/>
+              </w:rPr>
+              <w:t>S2</w:t>
+            </w:r>
+          </w:p>
+        </w:tc>
+        <w:tc>
+          <w:tcPr>
+            <w:tcW w:type="dxa" w:w="3061"/>
+            <w:vAlign w:val="center"/>
+            <w:tcMar>
+              <w:top w:w="80" w:type="dxa"/>
+              <w:start w:w="110" w:type="dxa"/>
+              <w:bottom w:w="80" w:type="dxa"/>
+              <w:end w:w="110" w:type="dxa"/>
+            </w:tcMar>
+          </w:tcPr>
+          <w:p>
+            <w:pPr>
+              <w:spacing w:after="0" w:line="252" w:lineRule="auto"/>
+              <w:ind w:firstLine="0"/>
+            </w:pPr>
+            <w:r>
+              <w:rPr>
+                <w:rFonts w:ascii="Times New Roman" w:hAnsi="Times New Roman"/>
+                <w:sz w:val="20"/>
+              </w:rPr>
+              <w:t>cat=0,605349; fish=0,795961</w:t>
+            </w:r>
+          </w:p>
+        </w:tc>
+        <w:tc>
+          <w:tcPr>
+            <w:tcW w:type="dxa" w:w="3061"/>
+            <w:vAlign w:val="center"/>
+            <w:tcMar>
+              <w:top w:w="80" w:type="dxa"/>
+              <w:start w:w="110" w:type="dxa"/>
+              <w:bottom w:w="80" w:type="dxa"/>
+              <w:end w:w="110" w:type="dxa"/>
+            </w:tcMar>
+          </w:tcPr>
+          <w:p>
+            <w:pPr>
+              <w:spacing w:after="0" w:line="252" w:lineRule="auto"/>
+              <w:ind w:firstLine="0"/>
+            </w:pPr>
+            <w:r>
+              <w:rPr>
+                <w:rFonts w:ascii="Times New Roman" w:hAnsi="Times New Roman"/>
+                <w:sz w:val="20"/>
+              </w:rPr>
+              <w:t>cat=0,605349; fish=0,795961</w:t>
+            </w:r>
+          </w:p>
+        </w:tc>
+        <w:tc>
+          <w:tcPr>
+            <w:tcW w:type="dxa" w:w="1928"/>
+            <w:vAlign w:val="center"/>
+            <w:tcMar>
+              <w:top w:w="80" w:type="dxa"/>
+              <w:start w:w="110" w:type="dxa"/>
+              <w:bottom w:w="80" w:type="dxa"/>
+              <w:end w:w="110" w:type="dxa"/>
+            </w:tcMar>
+          </w:tcPr>
+          <w:p>
+            <w:pPr>
+              <w:spacing w:after="0" w:line="252" w:lineRule="auto"/>
+              <w:ind w:firstLine="0"/>
+            </w:pPr>
+            <w:r>
+              <w:rPr>
+                <w:rFonts w:ascii="Times New Roman" w:hAnsi="Times New Roman"/>
+                <w:sz w:val="20"/>
+              </w:rPr>
+              <w:t>0,0</w:t>
+            </w:r>
+          </w:p>
+        </w:tc>
+      </w:tr>
+      <w:tr>
+        <w:tc>
+          <w:tcPr>
+            <w:tcW w:type="dxa" w:w="850"/>
+            <w:vAlign w:val="center"/>
+            <w:tcMar>
+              <w:top w:w="80" w:type="dxa"/>
+              <w:start w:w="110" w:type="dxa"/>
+              <w:bottom w:w="80" w:type="dxa"/>
+              <w:end w:w="110" w:type="dxa"/>
+            </w:tcMar>
+          </w:tcPr>
+          <w:p>
+            <w:pPr>
+              <w:spacing w:after="0" w:line="252" w:lineRule="auto"/>
+              <w:ind w:firstLine="0"/>
+            </w:pPr>
+            <w:r>
+              <w:rPr>
+                <w:rFonts w:ascii="Times New Roman" w:hAnsi="Times New Roman"/>
+                <w:sz w:val="20"/>
+              </w:rPr>
+              <w:t>S3</w:t>
+            </w:r>
+          </w:p>
+        </w:tc>
+        <w:tc>
+          <w:tcPr>
+            <w:tcW w:type="dxa" w:w="3061"/>
+            <w:vAlign w:val="center"/>
+            <w:tcMar>
+              <w:top w:w="80" w:type="dxa"/>
+              <w:start w:w="110" w:type="dxa"/>
+              <w:bottom w:w="80" w:type="dxa"/>
+              <w:end w:w="110" w:type="dxa"/>
+            </w:tcMar>
+          </w:tcPr>
+          <w:p>
+            <w:pPr>
+              <w:spacing w:after="0" w:line="252" w:lineRule="auto"/>
+              <w:ind w:firstLine="0"/>
+            </w:pPr>
+            <w:r>
+              <w:rPr>
+                <w:rFonts w:ascii="Times New Roman" w:hAnsi="Times New Roman"/>
+                <w:sz w:val="20"/>
+              </w:rPr>
+              <w:t>dog=0,605349; bird=0,795961</w:t>
+            </w:r>
+          </w:p>
+        </w:tc>
+        <w:tc>
+          <w:tcPr>
+            <w:tcW w:type="dxa" w:w="3061"/>
+            <w:vAlign w:val="center"/>
+            <w:tcMar>
+              <w:top w:w="80" w:type="dxa"/>
+              <w:start w:w="110" w:type="dxa"/>
+              <w:bottom w:w="80" w:type="dxa"/>
+              <w:end w:w="110" w:type="dxa"/>
+            </w:tcMar>
+          </w:tcPr>
+          <w:p>
+            <w:pPr>
+              <w:spacing w:after="0" w:line="252" w:lineRule="auto"/>
+              <w:ind w:firstLine="0"/>
+            </w:pPr>
+            <w:r>
+              <w:rPr>
+                <w:rFonts w:ascii="Times New Roman" w:hAnsi="Times New Roman"/>
+                <w:sz w:val="20"/>
+              </w:rPr>
+              <w:t>dog=0,605349; bird=0,795961</w:t>
+            </w:r>
+          </w:p>
+        </w:tc>
+        <w:tc>
+          <w:tcPr>
+            <w:tcW w:type="dxa" w:w="1928"/>
+            <w:vAlign w:val="center"/>
+            <w:tcMar>
+              <w:top w:w="80" w:type="dxa"/>
+              <w:start w:w="110" w:type="dxa"/>
+              <w:bottom w:w="80" w:type="dxa"/>
+              <w:end w:w="110" w:type="dxa"/>
+            </w:tcMar>
+          </w:tcPr>
+          <w:p>
+            <w:pPr>
+              <w:spacing w:after="0" w:line="252" w:lineRule="auto"/>
+              <w:ind w:firstLine="0"/>
+            </w:pPr>
+            <w:r>
+              <w:rPr>
+                <w:rFonts w:ascii="Times New Roman" w:hAnsi="Times New Roman"/>
+                <w:sz w:val="20"/>
+              </w:rPr>
+              <w:t>0,0</w:t>
+            </w:r>
+          </w:p>
+        </w:tc>
+      </w:tr>
+    </w:tbl>
+    <w:p>
+      <w:pPr>
+        <w:spacing w:after="0"/>
+      </w:pPr>
+    </w:p>
+    <w:p>
+      <w:pPr>
+        <w:pStyle w:val="CaptionAcademic"/>
+      </w:pPr>
+      <w:r>
+        <w:t>Bảng 2.3. Đối chiếu TF–IDF viết tay với scikit-learn</w:t>
+      </w:r>
+    </w:p>
+    <w:p>
+      <w:pPr>
+        <w:pStyle w:val="Normal"/>
+      </w:pPr>
+      <w:r>
+        <w:t>Hai implementation khớp ở toàn bộ trọng số được kiểm tra; sai khác tuyệt đối lớn nhất bằng 0,0 trong phiên chạy hiện tại. Từ các vector này, cosine(S1,S2)=0,270720; cosine(S1,S3)=0,541440 và cosine(S2,S3)=0. Các giá trị phù hợp trực giác: S1 và S3 chia sẻ dog, trong đó dog có trọng số lớn trong S1; S2 và S3 không chia sẻ token.</w:t>
+      </w:r>
+    </w:p>
+    <w:p>
+      <w:pPr>
+        <w:pStyle w:val="Normal"/>
+      </w:pPr>
+      <w:r>
+        <w:t>Phép so sánh chỉ chứng minh sự tương đương trên dữ liệu kiểm tra và trong điều kiện cấu hình nêu trên. Với dữ liệu khác, tokenizer mặc định của TfidfVectorizer có thể bỏ token một ký tự hoặc chuẩn hóa khác package tự viết. Vì vậy khi mở rộng kiểm thử cần truyền tokenizer/vocabulary tương thích hoặc tiếp tục so sánh trên chính danh sách token đã kiểm soát.</w:t>
+      </w:r>
+    </w:p>
+    <w:p>
+      <w:pPr>
+        <w:pStyle w:val="Heading2"/>
+      </w:pPr>
+      <w:r>
+        <w:t>2.6. Đồ thị câu có trọng số</w:t>
+      </w:r>
+    </w:p>
+    <w:p>
+      <w:pPr>
+        <w:pStyle w:val="Normal"/>
+      </w:pPr>
+      <w:r>
+        <w:t>Đồ thị G = (V,E,W) là đồ thị vô hướng. Mỗi đỉnh i ∈ V tương ứng một câu. Cạnh (i,j) được tạo khi i ≠ j và cosine(i,j) ≥ τ, với trọng số wᵢⱼ bằng chính cosine similarity. Không có self-loop. Vì cosine đối xứng nên wᵢⱼ = wⱼᵢ. Adjacency list chỉ lưu các cạnh vượt ngưỡng, giúp đồ thị thưa hơn ma trận đầy đủ.</w:t>
+      </w:r>
+    </w:p>
+    <w:p>
+      <w:pPr>
+        <w:pStyle w:val="Normal"/>
+      </w:pPr>
+      <w:r>
+        <w:t>Bốn chỉ số được dùng để theo dõi sức khỏe đồ thị. Với N đỉnh và E cạnh, density = 2E/[N(N−1)] đo tỷ lệ cạnh được giữ; average degree = 2E/N cho biết số láng giềng trung bình; isolated-node ratio là tỷ lệ đỉnh bậc 0; connected components là số nhóm đỉnh có đường đi liên kết. Threshold thấp làm đồ thị dày và có thể giữ cạnh nhiễu. Threshold cao làm tăng nút cô lập và phân mảnh đồ thị, khiến PageRank ít tín hiệu liên kết để phân biệt câu.</w:t>
+      </w:r>
+    </w:p>
+    <w:p>
+      <w:pPr>
+        <w:pStyle w:val="Heading2"/>
+      </w:pPr>
+      <w:r>
+        <w:t>2.7. PageRank có trọng số</w:t>
+      </w:r>
+    </w:p>
+    <w:p>
+      <w:pPr>
+        <w:pStyle w:val="Normal"/>
+      </w:pPr>
+      <w:r>
+        <w:t>TextRank áp dụng nguyên lý PageRank lên đồ thị văn bản: một câu quan trọng nếu nó được nối mạnh với nhiều câu quan trọng khác. Tại mỗi vòng lặp, điểm của đỉnh i nhận đóng góp từ các láng giềng j theo tỷ lệ giữa trọng số cạnh wⱼᵢ và tổng trọng số đi ra của j:</w:t>
+      </w:r>
+    </w:p>
+    <w:p>
+      <w:pPr>
+        <w:pStyle w:val="CodeAcademic"/>
+      </w:pPr>
+      <w:r>
+        <w:t>PR(i) = (1−d)/N + d × [dangling/N + Σⱼ wⱼᵢ PR(j) / Σₖwⱼₖ]</w:t>
+      </w:r>
+    </w:p>
+    <w:p>
+      <w:pPr>
+        <w:pStyle w:val="Normal"/>
+      </w:pPr>
+      <w:r>
+        <w:t>Hệ số damping d điều chỉnh mức phụ thuộc vào đồ thị. Thành phần (1−d)/N đóng vai trò teleportation. Nếu một đỉnh không có cạnh, điểm dangling của nó được gom và phân phối đều cho mọi đỉnh, tránh thất thoát tổng xác suất. Score được khởi tạo đồng đều 1/N; sau mỗi vòng, thuật toán tính tổng sai khác tuyệt đối giữa vector mới và cũ. Quá trình dừng khi sai khác nhỏ hơn tolerance hoặc báo không hội tụ nếu vượt max_iterations.</w:t>
+      </w:r>
+    </w:p>
+    <w:p>
+      <w:pPr>
+        <w:pStyle w:val="Normal"/>
+      </w:pPr>
+      <w:r>
+        <w:t>Damping lớn làm thứ hạng nhạy hơn với cấu trúc liên kết; damping nhỏ kéo các score gần phân phối đều. Tolerance là tiêu chuẩn hội tụ số học, không phải metric chất lượng. max_iterations là hàng rào an toàn. Do đó, lựa chọn PageRank phải vừa bảo đảm hội tụ trên mọi topic, vừa kiểm tra xem thay đổi sai số có thực sự làm thay đổi thứ hạng câu hay chỉ tăng chi phí tính toán.</w:t>
+      </w:r>
+    </w:p>
+    <w:p>
+      <w:pPr>
+        <w:pStyle w:val="Heading2"/>
+      </w:pPr>
+      <w:r>
+        <w:t>2.8. Maximal Marginal Relevance</w:t>
+      </w:r>
+    </w:p>
+    <w:p>
+      <w:pPr>
+        <w:pStyle w:val="Normal"/>
+      </w:pPr>
+      <w:r>
+        <w:t>MMR chọn câu tuần tự để cân bằng relevance và novelty. Relevance là PageRank sau khi min–max normalization. Với tập câu đã chọn A, redundancy của ứng viên i được lấy bằng similarity lớn nhất giữa i và một câu trong A. Score MMR được tính như sau:</w:t>
+      </w:r>
+    </w:p>
+    <w:p>
+      <w:pPr>
+        <w:pStyle w:val="CodeAcademic"/>
+      </w:pPr>
+      <w:r>
+        <w:t>MMR(i) = λ × relevance(i) − (1−λ) × max[j∈A] similarity(i,j)</w:t>
+      </w:r>
+    </w:p>
+    <w:p>
+      <w:pPr>
+        <w:pStyle w:val="Normal"/>
+      </w:pPr>
+      <w:r>
+        <w:t>Khi λ gần 1, hệ thống gần như chỉ ưu tiên PageRank. Khi λ nhỏ, hình phạt trùng lặp mạnh hơn và có thể bỏ qua câu trung tâm. Trường hợp chưa chọn câu nào, phần redundancy bằng 0. Notebook thử MMR tắt và các λ = 0,30; 0,50; 0,70; 0,90; 1,00. Cấu hình λ = 1 tương đương chọn thuần relevance, vì phần phạt bị nhân với 0.</w:t>
+      </w:r>
+    </w:p>
+    <w:p>
+      <w:pPr>
+        <w:pStyle w:val="Heading2"/>
+      </w:pPr>
+      <w:r>
+        <w:t>2.9. Ràng buộc 100 từ và thứ tự nguồn</w:t>
+      </w:r>
+    </w:p>
+    <w:p>
+      <w:pPr>
+        <w:pStyle w:val="Normal"/>
+      </w:pPr>
+      <w:r>
+        <w:t>Bộ chọn duyệt các ứng viên theo PageRank hoặc MMR. Một câu chỉ được nhận nếu thêm toàn bộ câu vẫn không vượt MAX_SUMMARY_WORDS = 100. Nếu câu quá dài so với phần ngân sách còn lại, câu bị bỏ qua và thuật toán tiếp tục xét ứng viên khác; không cắt ngang câu. Sau khi kết thúc, các chỉ số được chọn được sắp theo source_index và tagged_content được ghép lại. Vì vậy thứ tự tính điểm quyết định tập câu, còn thứ tự nguồn quyết định cách trình bày.</w:t>
+      </w:r>
+    </w:p>
+    <w:p>
+      <w:pPr>
+        <w:pStyle w:val="Heading2"/>
+      </w:pPr>
+      <w:r>
+        <w:t>2.10. Định nghĩa metric đánh giá</w:t>
+      </w:r>
+    </w:p>
+    <w:p>
+      <w:pPr>
+        <w:pStyle w:val="Normal"/>
+      </w:pPr>
+      <w:r>
+        <w:t>Với mỗi topic, tập khóa dự đoán P và tập khóa tham chiếu R gồm các cặp (docid, num). Trùng khóa trong reference chỉ tính một lần; dự đoán trùng cũng chỉ giữ lần xuất hiện đầu tiên. True positive là |P ∩ R|. Precision đo tỷ lệ câu dự đoán nằm trong reference; Recall đo tỷ lệ câu reference được thu hồi; F1 là trung bình điều hòa của Precision và Recall.</w:t>
+      </w:r>
+    </w:p>
+    <w:p>
+      <w:pPr>
+        <w:pStyle w:val="CodeAcademic"/>
+      </w:pPr>
+      <w:r>
+        <w:t>Precision = TP/|P|    Recall = TP/|R|    F1 = 2PR/(P+R)</w:t>
+      </w:r>
+    </w:p>
+    <w:p>
+      <w:pPr>
+        <w:pStyle w:val="Normal"/>
+      </w:pPr>
+      <w:r>
+        <w:t>Macro metric được tính riêng cho từng topic hợp lệ rồi lấy trung bình, để topic có nhiều câu không lấn át topic nhỏ. Hit@K bằng 1 nếu trong K câu đầu có ít nhất một câu đúng, ngược lại bằng 0; macro Hit@K là tỷ lệ topic có hit. Ngoài metric chất lượng, notebook còn ghi word-budget utilization, redundancy, runtime, số vòng PageRank và các chỉ số đồ thị.</w:t>
+      </w:r>
+    </w:p>
+    <w:tbl>
+      <w:tblPr>
+        <w:tblStyle w:val="TableGrid"/>
+        <w:tblW w:type="auto" w:w="0"/>
+        <w:jc w:val="center"/>
+        <w:tblLayout w:type="fixed"/>
+        <w:tblLook w:firstColumn="1" w:firstRow="1" w:lastColumn="0" w:lastRow="0" w:noHBand="0" w:noVBand="1" w:val="04A0"/>
+        <w:tblBorders>
+          <w:top w:val="single" w:sz="5" w:space="0" w:color="A6A6A6"/>
+          <w:left w:val="single" w:sz="5" w:space="0" w:color="A6A6A6"/>
+          <w:bottom w:val="single" w:sz="5" w:space="0" w:color="A6A6A6"/>
+          <w:right w:val="single" w:sz="5" w:space="0" w:color="A6A6A6"/>
+          <w:insideH w:val="single" w:sz="5" w:space="0" w:color="A6A6A6"/>
+          <w:insideV w:val="single" w:sz="5" w:space="0" w:color="A6A6A6"/>
+        </w:tblBorders>
+      </w:tblPr>
+      <w:tblGrid>
+        <w:gridCol w:w="3009"/>
+        <w:gridCol w:w="3009"/>
+        <w:gridCol w:w="3009"/>
+      </w:tblGrid>
+      <w:tr>
+        <w:trPr>
+          <w:tblHeader w:val="true"/>
+        </w:trPr>
+        <w:tc>
+          <w:tcPr>
             <w:tcW w:type="dxa" w:w="1701"/>
             <w:shd w:fill="D9EAF7"/>
             <w:vAlign w:val="center"/>
@@ -1839,7 +3152,7 @@
         <w:pStyle w:val="CaptionAcademic"/>
       </w:pPr>
       <w:r>
-        <w:t>Bảng 2.1. Nhóm chỉ số đánh giá trong notebook</w:t>
+        <w:t>Bảng 2.4. Nhóm chỉ số đánh giá trong notebook</w:t>
       </w:r>
     </w:p>
     <w:p>
@@ -1863,7 +3176,7 @@
         <w:pStyle w:val="Normal"/>
       </w:pPr>
       <w:r>
-        <w:t>Pipeline được thiết kế tuyến tính nhưng mỗi bước trả ra cấu trúc trung gian đủ để kiểm tra: topic → parse câu → tokenize → sparse TF–IDF → cosine similarity → weighted sentence graph → PageRank → MMR và word budget → sắp theo source_index → candidate summary. Tất cả 50 topic được duyệt theo tên đã sắp xếp để kết quả có tính xác định.</w:t>
+        <w:t>Pipeline mục tiêu được thiết kế tuyến tính: topic → parse câu → tokenize → sparse TF–IDF → cosine similarity → weighted sentence graph → PageRank → MMR và word budget → sắp theo source_index → candidate summary. Phiên bản hiện tại chuyển phần code thực hành ra package src/nlp_practice để mỗi giai đoạn có một module riêng, còn notebook giữ vai trò mô tả, chạy thí nghiệm và lưu artifact.</w:t>
       </w:r>
     </w:p>
     <w:p>
@@ -1871,7 +3184,7 @@
         <w:drawing>
           <wp:inline xmlns:a="http://schemas.openxmlformats.org/drawingml/2006/main" xmlns:pic="http://schemas.openxmlformats.org/drawingml/2006/picture">
             <wp:extent cx="5760000" cy="1361454"/>
-            <wp:docPr id="1" name="Picture 1" descr="Image: image1.png"/>
+            <wp:docPr id="1" name="Picture 1"/>
             <wp:cNvGraphicFramePr>
               <a:graphicFrameLocks noChangeAspect="1"/>
             </wp:cNvGraphicFramePr>
@@ -1910,6 +3223,461 @@
         <w:t>Hình 3.1. Luồng xử lý tóm tắt trích xuất</w:t>
       </w:r>
     </w:p>
+    <w:tbl>
+      <w:tblPr>
+        <w:tblStyle w:val="TableGrid"/>
+        <w:tblW w:type="auto" w:w="0"/>
+        <w:jc w:val="center"/>
+        <w:tblLayout w:type="fixed"/>
+        <w:tblLook w:firstColumn="1" w:firstRow="1" w:lastColumn="0" w:lastRow="0" w:noHBand="0" w:noVBand="1" w:val="04A0"/>
+        <w:tblBorders>
+          <w:top w:val="single" w:sz="5" w:space="0" w:color="A6A6A6"/>
+          <w:left w:val="single" w:sz="5" w:space="0" w:color="A6A6A6"/>
+          <w:bottom w:val="single" w:sz="5" w:space="0" w:color="A6A6A6"/>
+          <w:right w:val="single" w:sz="5" w:space="0" w:color="A6A6A6"/>
+          <w:insideH w:val="single" w:sz="5" w:space="0" w:color="A6A6A6"/>
+          <w:insideV w:val="single" w:sz="5" w:space="0" w:color="A6A6A6"/>
+        </w:tblBorders>
+      </w:tblPr>
+      <w:tblGrid>
+        <w:gridCol w:w="4513"/>
+        <w:gridCol w:w="4513"/>
+      </w:tblGrid>
+      <w:tr>
+        <w:trPr>
+          <w:tblHeader w:val="true"/>
+        </w:trPr>
+        <w:tc>
+          <w:tcPr>
+            <w:tcW w:type="dxa" w:w="2381"/>
+            <w:shd w:fill="D9EAF7"/>
+            <w:vAlign w:val="center"/>
+            <w:tcMar>
+              <w:top w:w="80" w:type="dxa"/>
+              <w:start w:w="110" w:type="dxa"/>
+              <w:bottom w:w="80" w:type="dxa"/>
+              <w:end w:w="110" w:type="dxa"/>
+            </w:tcMar>
+          </w:tcPr>
+          <w:p>
+            <w:pPr>
+              <w:jc w:val="center"/>
+            </w:pPr>
+            <w:r>
+              <w:rPr>
+                <w:rFonts w:ascii="Times New Roman" w:hAnsi="Times New Roman"/>
+                <w:b/>
+                <w:sz w:val="21"/>
+              </w:rPr>
+              <w:t>Module</w:t>
+            </w:r>
+          </w:p>
+        </w:tc>
+        <w:tc>
+          <w:tcPr>
+            <w:tcW w:type="dxa" w:w="6520"/>
+            <w:shd w:fill="D9EAF7"/>
+            <w:vAlign w:val="center"/>
+            <w:tcMar>
+              <w:top w:w="80" w:type="dxa"/>
+              <w:start w:w="110" w:type="dxa"/>
+              <w:bottom w:w="80" w:type="dxa"/>
+              <w:end w:w="110" w:type="dxa"/>
+            </w:tcMar>
+          </w:tcPr>
+          <w:p>
+            <w:pPr>
+              <w:jc w:val="center"/>
+            </w:pPr>
+            <w:r>
+              <w:rPr>
+                <w:rFonts w:ascii="Times New Roman" w:hAnsi="Times New Roman"/>
+                <w:b/>
+                <w:sz w:val="21"/>
+              </w:rPr>
+              <w:t>Trách nhiệm hiện tại</w:t>
+            </w:r>
+          </w:p>
+        </w:tc>
+      </w:tr>
+      <w:tr>
+        <w:tc>
+          <w:tcPr>
+            <w:tcW w:type="dxa" w:w="2381"/>
+            <w:vAlign w:val="center"/>
+            <w:tcMar>
+              <w:top w:w="80" w:type="dxa"/>
+              <w:start w:w="110" w:type="dxa"/>
+              <w:bottom w:w="80" w:type="dxa"/>
+              <w:end w:w="110" w:type="dxa"/>
+            </w:tcMar>
+          </w:tcPr>
+          <w:p>
+            <w:pPr>
+              <w:spacing w:after="0" w:line="252" w:lineRule="auto"/>
+              <w:ind w:firstLine="0"/>
+            </w:pPr>
+            <w:r>
+              <w:rPr>
+                <w:rFonts w:ascii="Times New Roman" w:hAnsi="Times New Roman"/>
+                <w:sz w:val="20"/>
+              </w:rPr>
+              <w:t>preprocessing.py</w:t>
+            </w:r>
+          </w:p>
+        </w:tc>
+        <w:tc>
+          <w:tcPr>
+            <w:tcW w:type="dxa" w:w="6520"/>
+            <w:vAlign w:val="center"/>
+            <w:tcMar>
+              <w:top w:w="80" w:type="dxa"/>
+              <w:start w:w="110" w:type="dxa"/>
+              <w:bottom w:w="80" w:type="dxa"/>
+              <w:end w:w="110" w:type="dxa"/>
+            </w:tcMar>
+          </w:tcPr>
+          <w:p>
+            <w:pPr>
+              <w:spacing w:after="0" w:line="252" w:lineRule="auto"/>
+              <w:ind w:firstLine="0"/>
+            </w:pPr>
+            <w:r>
+              <w:rPr>
+                <w:rFonts w:ascii="Times New Roman" w:hAnsi="Times New Roman"/>
+                <w:sz w:val="20"/>
+              </w:rPr>
+              <w:t>Đọc thẻ &lt;s&gt; bằng BeautifulSoup, tokenize, lọc stopword và giữ metadata</w:t>
+            </w:r>
+          </w:p>
+        </w:tc>
+      </w:tr>
+      <w:tr>
+        <w:tc>
+          <w:tcPr>
+            <w:tcW w:type="dxa" w:w="2381"/>
+            <w:vAlign w:val="center"/>
+            <w:tcMar>
+              <w:top w:w="80" w:type="dxa"/>
+              <w:start w:w="110" w:type="dxa"/>
+              <w:bottom w:w="80" w:type="dxa"/>
+              <w:end w:w="110" w:type="dxa"/>
+            </w:tcMar>
+          </w:tcPr>
+          <w:p>
+            <w:pPr>
+              <w:spacing w:after="0" w:line="252" w:lineRule="auto"/>
+              <w:ind w:firstLine="0"/>
+            </w:pPr>
+            <w:r>
+              <w:rPr>
+                <w:rFonts w:ascii="Times New Roman" w:hAnsi="Times New Roman"/>
+                <w:sz w:val="20"/>
+              </w:rPr>
+              <w:t>tfidf.py</w:t>
+            </w:r>
+          </w:p>
+        </w:tc>
+        <w:tc>
+          <w:tcPr>
+            <w:tcW w:type="dxa" w:w="6520"/>
+            <w:vAlign w:val="center"/>
+            <w:tcMar>
+              <w:top w:w="80" w:type="dxa"/>
+              <w:start w:w="110" w:type="dxa"/>
+              <w:bottom w:w="80" w:type="dxa"/>
+              <w:end w:w="110" w:type="dxa"/>
+            </w:tcMar>
+          </w:tcPr>
+          <w:p>
+            <w:pPr>
+              <w:spacing w:after="0" w:line="252" w:lineRule="auto"/>
+              <w:ind w:firstLine="0"/>
+            </w:pPr>
+            <w:r>
+              <w:rPr>
+                <w:rFonts w:ascii="Times New Roman" w:hAnsi="Times New Roman"/>
+                <w:sz w:val="20"/>
+              </w:rPr>
+              <w:t>TF/DF/smooth IDF viết tay, chuẩn hóa L2 và đối chiếu TfidfVectorizer</w:t>
+            </w:r>
+          </w:p>
+        </w:tc>
+      </w:tr>
+      <w:tr>
+        <w:tc>
+          <w:tcPr>
+            <w:tcW w:type="dxa" w:w="2381"/>
+            <w:vAlign w:val="center"/>
+            <w:tcMar>
+              <w:top w:w="80" w:type="dxa"/>
+              <w:start w:w="110" w:type="dxa"/>
+              <w:bottom w:w="80" w:type="dxa"/>
+              <w:end w:w="110" w:type="dxa"/>
+            </w:tcMar>
+          </w:tcPr>
+          <w:p>
+            <w:pPr>
+              <w:spacing w:after="0" w:line="252" w:lineRule="auto"/>
+              <w:ind w:firstLine="0"/>
+            </w:pPr>
+            <w:r>
+              <w:rPr>
+                <w:rFonts w:ascii="Times New Roman" w:hAnsi="Times New Roman"/>
+                <w:sz w:val="20"/>
+              </w:rPr>
+              <w:t>similarity.py</w:t>
+            </w:r>
+          </w:p>
+        </w:tc>
+        <w:tc>
+          <w:tcPr>
+            <w:tcW w:type="dxa" w:w="6520"/>
+            <w:vAlign w:val="center"/>
+            <w:tcMar>
+              <w:top w:w="80" w:type="dxa"/>
+              <w:start w:w="110" w:type="dxa"/>
+              <w:bottom w:w="80" w:type="dxa"/>
+              <w:end w:w="110" w:type="dxa"/>
+            </w:tcMar>
+          </w:tcPr>
+          <w:p>
+            <w:pPr>
+              <w:spacing w:after="0" w:line="252" w:lineRule="auto"/>
+              <w:ind w:firstLine="0"/>
+            </w:pPr>
+            <w:r>
+              <w:rPr>
+                <w:rFonts w:ascii="Times New Roman" w:hAnsi="Times New Roman"/>
+                <w:sz w:val="20"/>
+              </w:rPr>
+              <w:t>Tích vô hướng, độ dài vector, cosine và ma trận similarity</w:t>
+            </w:r>
+          </w:p>
+        </w:tc>
+      </w:tr>
+      <w:tr>
+        <w:tc>
+          <w:tcPr>
+            <w:tcW w:type="dxa" w:w="2381"/>
+            <w:vAlign w:val="center"/>
+            <w:tcMar>
+              <w:top w:w="80" w:type="dxa"/>
+              <w:start w:w="110" w:type="dxa"/>
+              <w:bottom w:w="80" w:type="dxa"/>
+              <w:end w:w="110" w:type="dxa"/>
+            </w:tcMar>
+          </w:tcPr>
+          <w:p>
+            <w:pPr>
+              <w:spacing w:after="0" w:line="252" w:lineRule="auto"/>
+              <w:ind w:firstLine="0"/>
+            </w:pPr>
+            <w:r>
+              <w:rPr>
+                <w:rFonts w:ascii="Times New Roman" w:hAnsi="Times New Roman"/>
+                <w:sz w:val="20"/>
+              </w:rPr>
+              <w:t>graph.py</w:t>
+            </w:r>
+          </w:p>
+        </w:tc>
+        <w:tc>
+          <w:tcPr>
+            <w:tcW w:type="dxa" w:w="6520"/>
+            <w:vAlign w:val="center"/>
+            <w:tcMar>
+              <w:top w:w="80" w:type="dxa"/>
+              <w:start w:w="110" w:type="dxa"/>
+              <w:bottom w:w="80" w:type="dxa"/>
+              <w:end w:w="110" w:type="dxa"/>
+            </w:tcMar>
+          </w:tcPr>
+          <w:p>
+            <w:pPr>
+              <w:spacing w:after="0" w:line="252" w:lineRule="auto"/>
+              <w:ind w:firstLine="0"/>
+            </w:pPr>
+            <w:r>
+              <w:rPr>
+                <w:rFonts w:ascii="Times New Roman" w:hAnsi="Times New Roman"/>
+                <w:sz w:val="20"/>
+              </w:rPr>
+              <w:t>Tạo adjacency list có trọng số; dùng NetworkX/Matplotlib chỉ để vẽ</w:t>
+            </w:r>
+          </w:p>
+        </w:tc>
+      </w:tr>
+      <w:tr>
+        <w:tc>
+          <w:tcPr>
+            <w:tcW w:type="dxa" w:w="2381"/>
+            <w:vAlign w:val="center"/>
+            <w:tcMar>
+              <w:top w:w="80" w:type="dxa"/>
+              <w:start w:w="110" w:type="dxa"/>
+              <w:bottom w:w="80" w:type="dxa"/>
+              <w:end w:w="110" w:type="dxa"/>
+            </w:tcMar>
+          </w:tcPr>
+          <w:p>
+            <w:pPr>
+              <w:spacing w:after="0" w:line="252" w:lineRule="auto"/>
+              <w:ind w:firstLine="0"/>
+            </w:pPr>
+            <w:r>
+              <w:rPr>
+                <w:rFonts w:ascii="Times New Roman" w:hAnsi="Times New Roman"/>
+                <w:sz w:val="20"/>
+              </w:rPr>
+              <w:t>pagerank.py</w:t>
+            </w:r>
+          </w:p>
+        </w:tc>
+        <w:tc>
+          <w:tcPr>
+            <w:tcW w:type="dxa" w:w="6520"/>
+            <w:vAlign w:val="center"/>
+            <w:tcMar>
+              <w:top w:w="80" w:type="dxa"/>
+              <w:start w:w="110" w:type="dxa"/>
+              <w:bottom w:w="80" w:type="dxa"/>
+              <w:end w:w="110" w:type="dxa"/>
+            </w:tcMar>
+          </w:tcPr>
+          <w:p>
+            <w:pPr>
+              <w:spacing w:after="0" w:line="252" w:lineRule="auto"/>
+              <w:ind w:firstLine="0"/>
+            </w:pPr>
+            <w:r>
+              <w:rPr>
+                <w:rFonts w:ascii="Times New Roman" w:hAnsi="Times New Roman"/>
+                <w:sz w:val="20"/>
+              </w:rPr>
+              <w:t>PageRank có dangling redistribution và xếp hạng câu</w:t>
+            </w:r>
+          </w:p>
+        </w:tc>
+      </w:tr>
+      <w:tr>
+        <w:tc>
+          <w:tcPr>
+            <w:tcW w:type="dxa" w:w="2381"/>
+            <w:vAlign w:val="center"/>
+            <w:tcMar>
+              <w:top w:w="80" w:type="dxa"/>
+              <w:start w:w="110" w:type="dxa"/>
+              <w:bottom w:w="80" w:type="dxa"/>
+              <w:end w:w="110" w:type="dxa"/>
+            </w:tcMar>
+          </w:tcPr>
+          <w:p>
+            <w:pPr>
+              <w:spacing w:after="0" w:line="252" w:lineRule="auto"/>
+              <w:ind w:firstLine="0"/>
+            </w:pPr>
+            <w:r>
+              <w:rPr>
+                <w:rFonts w:ascii="Times New Roman" w:hAnsi="Times New Roman"/>
+                <w:sz w:val="20"/>
+              </w:rPr>
+              <w:t>selection.py</w:t>
+            </w:r>
+          </w:p>
+        </w:tc>
+        <w:tc>
+          <w:tcPr>
+            <w:tcW w:type="dxa" w:w="6520"/>
+            <w:vAlign w:val="center"/>
+            <w:tcMar>
+              <w:top w:w="80" w:type="dxa"/>
+              <w:start w:w="110" w:type="dxa"/>
+              <w:bottom w:w="80" w:type="dxa"/>
+              <w:end w:w="110" w:type="dxa"/>
+            </w:tcMar>
+          </w:tcPr>
+          <w:p>
+            <w:pPr>
+              <w:spacing w:after="0" w:line="252" w:lineRule="auto"/>
+              <w:ind w:firstLine="0"/>
+            </w:pPr>
+            <w:r>
+              <w:rPr>
+                <w:rFonts w:ascii="Times New Roman" w:hAnsi="Times New Roman"/>
+                <w:sz w:val="20"/>
+              </w:rPr>
+              <w:t>Chuẩn hóa Min–Max điểm PageRank; MMR/budget chưa chuyển đầy đủ</w:t>
+            </w:r>
+          </w:p>
+        </w:tc>
+      </w:tr>
+      <w:tr>
+        <w:tc>
+          <w:tcPr>
+            <w:tcW w:type="dxa" w:w="2381"/>
+            <w:vAlign w:val="center"/>
+            <w:tcMar>
+              <w:top w:w="80" w:type="dxa"/>
+              <w:start w:w="110" w:type="dxa"/>
+              <w:bottom w:w="80" w:type="dxa"/>
+              <w:end w:w="110" w:type="dxa"/>
+            </w:tcMar>
+          </w:tcPr>
+          <w:p>
+            <w:pPr>
+              <w:spacing w:after="0" w:line="252" w:lineRule="auto"/>
+              <w:ind w:firstLine="0"/>
+            </w:pPr>
+            <w:r>
+              <w:rPr>
+                <w:rFonts w:ascii="Times New Roman" w:hAnsi="Times New Roman"/>
+                <w:sz w:val="20"/>
+              </w:rPr>
+              <w:t>main.py</w:t>
+            </w:r>
+          </w:p>
+        </w:tc>
+        <w:tc>
+          <w:tcPr>
+            <w:tcW w:type="dxa" w:w="6520"/>
+            <w:vAlign w:val="center"/>
+            <w:tcMar>
+              <w:top w:w="80" w:type="dxa"/>
+              <w:start w:w="110" w:type="dxa"/>
+              <w:bottom w:w="80" w:type="dxa"/>
+              <w:end w:w="110" w:type="dxa"/>
+            </w:tcMar>
+          </w:tcPr>
+          <w:p>
+            <w:pPr>
+              <w:spacing w:after="0" w:line="252" w:lineRule="auto"/>
+              <w:ind w:firstLine="0"/>
+            </w:pPr>
+            <w:r>
+              <w:rPr>
+                <w:rFonts w:ascii="Times New Roman" w:hAnsi="Times New Roman"/>
+                <w:sz w:val="20"/>
+              </w:rPr>
+              <w:t>Điều phối; hiện dừng sau phép so sánh TF–IDF viết tay–sklearn</w:t>
+            </w:r>
+          </w:p>
+        </w:tc>
+      </w:tr>
+    </w:tbl>
+    <w:p>
+      <w:pPr>
+        <w:spacing w:after="0"/>
+      </w:pPr>
+    </w:p>
+    <w:p>
+      <w:pPr>
+        <w:pStyle w:val="CaptionAcademic"/>
+      </w:pPr>
+      <w:r>
+        <w:t>Bảng 3.1. Cấu trúc package src/nlp_practice</w:t>
+      </w:r>
+    </w:p>
     <w:p>
       <w:pPr>
         <w:pStyle w:val="Heading2"/>
@@ -1923,7 +3691,7 @@
         <w:pStyle w:val="Normal"/>
       </w:pPr>
       <w:r>
-        <w:t>DUCTopicParser kế thừa HTMLParser, nhận biết thẻ s không phân biệt hoa–thường và thu thập attrs. Khi đóng thẻ, parser tạo Sentence chứa docid, num, wdcount, content, tagged_content và source_index. Dữ liệu sai hoặc thiếu trường bắt buộc cần được báo lỗi thay vì âm thầm bỏ qua, bởi một sai lệch num sẽ làm hỏng phép đối chiếu exact match ở giai đoạn đánh giá.</w:t>
+        <w:t>Hàm read_topic trong preprocessing.py đọc UTF-8 và dùng BeautifulSoup tìm từng thẻ &lt;s&gt;. Mỗi câu được lưu bằng dict gồm docid, num, wdcount, content, tagged_content, token và source_index. num và wdcount được chuyển sang int; source_index nhận vị trí theo thứ tự đọc. Nội dung rỗng bị bỏ qua, còn content gốc được giữ riêng để bước tiền xử lý không làm thay đổi câu xuất ra.</w:t>
       </w:r>
     </w:p>
     <w:p>
@@ -1931,7 +3699,7 @@
         <w:pStyle w:val="Heading2"/>
       </w:pPr>
       <w:r>
-        <w:t>3.3. Tạo biểu diễn câu</w:t>
+        <w:t>3.3. Tạo biểu diễn câu và kiểm chứng</w:t>
       </w:r>
     </w:p>
     <w:p>
@@ -1939,7 +3707,15 @@
         <w:pStyle w:val="Normal"/>
       </w:pPr>
       <w:r>
-        <w:t>Sau tokenize, TF được tính bằng Counter cho từng câu. IDF được tính một lần trên toàn bộ câu của topic; document frequency dùng set(tokens) để một từ chỉ đóng góp một lần cho mỗi câu. TF–IDF thưa được chuẩn hóa L2. Nếu câu không còn token sau tiền xử lý, vector rỗng tạo cosine bằng 0 và câu có xu hướng trở thành dangling node; vì vậy tỷ lệ nút cô lập cũng phản ánh một phần chất lượng tiền xử lý.</w:t>
+        <w:t>tfidf.py dùng các vòng lặp và dict thông thường để người học có thể theo dõi từng bước. compute_tf đếm số lần xuất hiện; compute_df đếm số câu chứa term; compute_idf áp dụng smooth IDF; compute_tfidf nhân TF với IDF; normalize_l2 chuẩn hóa từng vector; build_tfidf_vectors điều phối các hàm. compute_tfidf_with_sklearn là nhánh kiểm chứng độc lập, không thay thế implementation viết tay.</w:t>
+      </w:r>
+    </w:p>
+    <w:p>
+      <w:pPr>
+        <w:pStyle w:val="Normal"/>
+      </w:pPr>
+      <w:r>
+        <w:t>main.py hiện chọn ba câu cat–dog–fish–bird làm fixture kiểm tra, gọi đồng thời hai implementation và in vector. Lệnh .venv/bin/python -m nlp_practice.main đã xác nhận ba cặp vector giống nhau. Đây là phép kiểm tra cục bộ cho tầng biểu diễn trước khi tiếp tục chạy similarity và đồ thị.</w:t>
       </w:r>
     </w:p>
     <w:p>
@@ -1955,7 +3731,15 @@
         <w:pStyle w:val="Normal"/>
       </w:pPr>
       <w:r>
-        <w:t>Để tính cosine, hàm duyệt vector có ít phần tử hơn và tra trọng số tương ứng trong vector còn lại. Với n câu, ma trận similarity đầy đủ cần O(n²) cặp so sánh. build_sentence_graph chỉ ghi cạnh khi similarity đạt threshold và ghi đối xứng vào adjacency list. Ma trận vẫn được giữ vì MMR cần truy cập similarity giữa ứng viên và câu đã chọn.</w:t>
+        <w:t>similarity.py tính dot product bằng cách duyệt các term của vector thứ nhất và tra trọng số trong vector thứ hai; vector_magnitude tính chuẩn Euclid; cosine_similarity dùng công thức đầy đủ và trả 0 nếu một vector có độ dài 0. Với n câu, build_similarity_matrix xét từng cặp i&lt;j, đặt giá trị đối xứng và giữ 0 trên đường chéo. graph.py chuyển ma trận thành adjacency list vô hướng khi similarity đạt threshold.</w:t>
+      </w:r>
+    </w:p>
+    <w:p>
+      <w:pPr>
+        <w:pStyle w:val="Normal"/>
+      </w:pPr>
+      <w:r>
+        <w:t>NetworkX không tham gia tính PageRank của pipeline hiện tại. Nó chỉ được gọi trong draw_sentence_graph để tạo đối tượng nx.Graph, bố trí spring_layout và xuất hình PNG. Sự phân tách này giúp code thuật toán vẫn đọc được bằng các cấu trúc Python cơ bản, đồng thời tận dụng thư viện cho trực quan hóa.</w:t>
       </w:r>
     </w:p>
     <w:p>
@@ -1987,7 +3771,7 @@
         <w:pStyle w:val="Normal"/>
       </w:pPr>
       <w:r>
-        <w:t>PageRank score được min–max normalize. Trong mỗi vòng chọn, hàm tính MMR cho các câu còn lại có thể vừa ngân sách. Tie-break được xác định theo score và source_index để kết quả ổn định. Khi không còn ứng viên nào vừa budget, quá trình dừng. Việc chọn theo nguyên câu làm số từ thực tế có thể thấp hơn 100, nhưng notebook cho thấy mức sử dụng ngân sách trung bình rất gần giới hạn.</w:t>
+        <w:t>Notebook đã thực nghiệm PageRank score sau Min–Max normalization, MMR và budget 100 từ. Trong package hiện tại, selection.py mới chuyển normalize_scores; phần vòng lặp MMR, kiểm tra câu có vừa ngân sách và khôi phục source_index chưa được chuyển đầy đủ. Vì vậy các metric toàn DUC trong Chương 4 là bằng chứng từ notebook đã thực thi, còn src/nlp_practice hiện là phiên bản module hóa đang được hoàn thiện.</w:t>
       </w:r>
     </w:p>
     <w:p>
@@ -2003,7 +3787,7 @@
         <w:pStyle w:val="Normal"/>
       </w:pPr>
       <w:r>
-        <w:t>Pipeline ban đầu dùng threshold 0,10; damping 0,85; tolerance 10⁻⁸; max iterations 1000; MMR bật với λ = 0,70; budget 100 từ. Các notebook phân tích giữ nguyên những tham số không thuộc phép thử để so sánh công bằng. Sau khi quét tham số và local grid trên train, cấu hình cuối chỉ thay threshold thành 0,02 và giảm max iterations xuống 300; các tham số còn lại được giữ.</w:t>
+        <w:t>Pipeline ban đầu dùng threshold 0,10; damping 0,85; tolerance 10⁻⁸; max iterations 1000; MMR bật với λ = 0,70; budget 100 từ. Phép quét thô trước đây chọn 0,02 cho pipeline MMR. Lần cập nhật này bổ sung lưới mịn ở vùng 0–0,03 và khóa threshold 0,0125 theo kết quả PageRank + Top-K=15; damping, tolerance và λ được giữ nguyên để cô lập ảnh hưởng của ngưỡng.</w:t>
       </w:r>
     </w:p>
     <w:tbl>
@@ -2209,7 +3993,7 @@
                 <w:rFonts w:ascii="Times New Roman" w:hAnsi="Times New Roman"/>
                 <w:sz w:val="20"/>
               </w:rPr>
-              <w:t>0,02</w:t>
+              <w:t>0,0125</w:t>
             </w:r>
           </w:p>
         </w:tc>
@@ -2760,7 +4544,7 @@
         <w:pStyle w:val="CaptionAcademic"/>
       </w:pPr>
       <w:r>
-        <w:t>Bảng 3.1. Tham số của cấu hình cuối</w:t>
+        <w:t>Bảng 3.2. Tham số của cấu hình cuối</w:t>
       </w:r>
     </w:p>
     <w:p>
@@ -2776,7 +4560,7 @@
         <w:pStyle w:val="Normal"/>
       </w:pPr>
       <w:r>
-        <w:t>Notebook 01 audit dữ liệu và đo baseline. Notebook 02 quét mười threshold từ 0 đến 0,30. Notebook 03 cố định threshold tốt nhất và thử 5 damping × 3 tolerance × 3 max_iterations, tạo 45 cấu hình. Notebook 04 so sánh MMR tắt với năm λ. Notebook 05 lấy tối đa ba threshold, hai cấu hình PageRank và ba lựa chọn MMR tốt nhất để tạo 24 cấu hình local grid duy nhất.</w:t>
+        <w:t>Notebook 01 audit dữ liệu và đo baseline. Notebook 02 quét mười threshold từ 0 đến 0,30. Notebook 03 cố định threshold tốt nhất và thử 5 damping × 3 tolerance × 3 max_iterations. Notebook 04 so sánh MMR tắt với năm λ. Script fine_threshold_sweep.py bổ sung 13 mốc từ 0 đến 0,03, xuất riêng kết quả Top-K=15 và MMR/100 từ để không trộn hai hợp đồng đánh giá.</w:t>
       </w:r>
     </w:p>
     <w:p>
@@ -2888,7 +4672,15 @@
         <w:pStyle w:val="Normal"/>
       </w:pPr>
       <w:r>
-        <w:t>Các topic luôn được sort; tie-break và quy tắc xếp hạng cấu hình được khai báo; không có lấy mẫu ngẫu nhiên; CSV lưu đầy đủ tham số, metric theo topic và trạng thái hội tụ. Thiếu input hoặc reference là lỗi rõ ràng. Reference tồn tại nhưng không có câu hợp lệ được ghi nhận riêng và không đưa vào macro average. Những quyết định này giúp kết quả có thể truy ngược từ báo cáo về notebook và artifact CSV.</w:t>
+        <w:t>Các topic trong notebook được sort; tie-break và quy tắc xếp hạng cấu hình được khai báo; không có lấy mẫu ngẫu nhiên; CSV lưu đầy đủ tham số, metric theo topic và trạng thái hội tụ. Đối với package mới, phép kiểm tra TF–IDF sử dụng fixture cố định và so sánh từng term. Hiện tests/test_main.py chưa có ca kiểm thử tự động, vì vậy kết quả đối chiếu được xác nhận bằng lệnh chạy main chứ chưa được xem là một regression test độc lập.</w:t>
+      </w:r>
+    </w:p>
+    <w:p>
+      <w:pPr>
+        <w:pStyle w:val="Normal"/>
+      </w:pPr>
+      <w:r>
+        <w:t>Một giới hạn cần nêu rõ là main.py có return ngay sau khi in hai bộ vector. Do đó mã similarity, graph và PageRank nằm phía dưới chưa được thực thi trong chế độ kiểm tra hiện tại. Khi hoàn tất chuyển đổi, nên tách phép kiểm tra TF–IDF thành test hoặc notebook riêng, loại bỏ return tạm thời và để main chạy pipeline DUC từ đầu đến cuối.</w:t>
       </w:r>
     </w:p>
     <w:p>
@@ -3439,7 +5231,7 @@
         <w:pStyle w:val="Heading2"/>
       </w:pPr>
       <w:r>
-        <w:t>4.2. Baseline</w:t>
+        <w:t>4.2. Kiểm tra TF–IDF viết tay với scikit-learn</w:t>
       </w:r>
     </w:p>
     <w:p>
@@ -3447,6 +5239,38 @@
         <w:pStyle w:val="Normal"/>
       </w:pPr>
       <w:r>
+        <w:t>Phép kiểm tra được chạy bằng Python 3.14.4 và scikit-learn 1.9.0 qua lệnh .venv/bin/python -m nlp_practice.main. Với đúng ba câu ở Bảng 2.1, chương trình in hai danh sách vector: kết quả build_tfidf_vectors viết tay và kết quả compute_tfidf_with_sklearn. Hai danh sách trùng nhau theo từng term; sai khác tuyệt đối lớn nhất là 0,0.</w:t>
+      </w:r>
+    </w:p>
+    <w:p>
+      <w:pPr>
+        <w:pStyle w:val="Normal"/>
+      </w:pPr>
+      <w:r>
+        <w:t>Kiểm tra này xác nhận bốn quyết định cài đặt đồng nhất với TfidfVectorizer mặc định: dùng TF dạng số đếm, smooth IDF có cộng 1, không dùng sublinear TF và chuẩn hóa L2. Nếu bỏ normalize_l2 ở nhánh viết tay, trọng số còn ở thang chưa chuẩn hóa và không thể so sánh trực tiếp với output mặc định của sklearn. Đây là lý do thực nghiệm cụ thể cho việc bổ sung L2 vào build_tfidf_vectors.</w:t>
+      </w:r>
+    </w:p>
+    <w:p>
+      <w:pPr>
+        <w:pStyle w:val="Normal"/>
+      </w:pPr>
+      <w:r>
+        <w:t>Kết quả không được khái quát thành việc implementation đúng cho mọi input. Fixture chỉ có bốn token, không có stopword, token một ký tự, Unicode hoặc vector rỗng. Cần bổ sung test cho các trường hợp biên và dùng math.isclose với tolerance rõ ràng thay vì chỉ so sánh output in ra.</w:t>
+      </w:r>
+    </w:p>
+    <w:p>
+      <w:pPr>
+        <w:pStyle w:val="Heading2"/>
+      </w:pPr>
+      <w:r>
+        <w:t>4.3. Baseline</w:t>
+      </w:r>
+    </w:p>
+    <w:p>
+      <w:pPr>
+        <w:pStyle w:val="Normal"/>
+      </w:pPr>
+      <w:r>
         <w:t>Baseline với threshold 0,10 đạt Macro Precision 0,0918, Macro Recall 0,0383 và Macro F1 0,0534 trên 34 topic train hợp lệ. Hit@1 bằng 0,2353; Hit@3 bằng 0,3824; Hit@5 bằng 0,4706. Toàn bộ 50 topic hội tụ. Summary dùng trung bình 99,82 từ, tương đương 99,82% ngân sách.</w:t>
       </w:r>
     </w:p>
@@ -3463,51 +5287,7 @@
         <w:pStyle w:val="Heading2"/>
       </w:pPr>
       <w:r>
-        <w:t>4.3. Phân phối similarity và lựa chọn threshold</w:t>
-      </w:r>
-    </w:p>
-    <w:p>
-      <w:r>
-        <w:drawing>
-          <wp:inline xmlns:a="http://schemas.openxmlformats.org/drawingml/2006/main" xmlns:pic="http://schemas.openxmlformats.org/drawingml/2006/picture">
-            <wp:extent cx="5112000" cy="3125543"/>
-            <wp:docPr id="2" name="Picture 2" descr="Image: image2.png"/>
-            <wp:cNvGraphicFramePr>
-              <a:graphicFrameLocks noChangeAspect="1"/>
-            </wp:cNvGraphicFramePr>
-            <a:graphic>
-              <a:graphicData uri="http://schemas.openxmlformats.org/drawingml/2006/picture">
-                <pic:pic>
-                  <pic:nvPicPr>
-                    <pic:cNvPr id="0" name="02-similarity-distribution.png"/>
-                    <pic:cNvPicPr/>
-                  </pic:nvPicPr>
-                  <pic:blipFill>
-                    <a:blip r:embed="rId11"/>
-                    <a:stretch>
-                      <a:fillRect/>
-                    </a:stretch>
-                  </pic:blipFill>
-                  <pic:spPr>
-                    <a:xfrm>
-                      <a:off x="0" y="0"/>
-                      <a:ext cx="5112000" cy="3125543"/>
-                    </a:xfrm>
-                    <a:prstGeom prst="rect"/>
-                  </pic:spPr>
-                </pic:pic>
-              </a:graphicData>
-            </a:graphic>
-          </wp:inline>
-        </w:drawing>
-      </w:r>
-    </w:p>
-    <w:p>
-      <w:pPr>
-        <w:pStyle w:val="CaptionAcademic"/>
-      </w:pPr>
-      <w:r>
-        <w:t>Hình 4.1. Phân phối cosine similarity trên tập train</w:t>
+        <w:t>4.4. Phân phối similarity và lựa chọn threshold</w:t>
       </w:r>
     </w:p>
     <w:p>
@@ -4626,15 +6406,1906 @@
         <w:pStyle w:val="CaptionAcademic"/>
       </w:pPr>
       <w:r>
-        <w:t>Bảng 4.3. Ảnh hưởng của ngưỡng similarity (các mốc tiêu biểu)</w:t>
+        <w:t>Bảng 4.2. Ảnh hưởng của ngưỡng similarity (các mốc tiêu biểu)</w:t>
+      </w:r>
+    </w:p>
+    <w:p>
+      <w:pPr>
+        <w:pStyle w:val="Normal"/>
+      </w:pPr>
+      <w:r>
+        <w:t>Khi τ = 0, đồ thị đầy đủ có density 1 và average degree 292,68; các cạnh bằng 0 vẫn được giữ theo điều kiện ≥ 0 nên cấu trúc trở nên quá dày. Khi τ tăng lên 0,30, isolated ratio đạt 0,6474 và average degree chỉ còn 0,85. Vùng 0,02 giữ mức liên kết đủ lớn nhưng không biến đồ thị thành đầy đủ, đồng thời đạt Precision và F1 cao nhất trong sweep.</w:t>
+      </w:r>
+    </w:p>
+    <w:p>
+      <w:pPr>
+        <w:pStyle w:val="Heading2"/>
+      </w:pPr>
+      <w:r>
+        <w:t>4.5. Thực nghiệm tinh chỉnh ngưỡng ở vùng thấp</w:t>
+      </w:r>
+    </w:p>
+    <w:p>
+      <w:pPr>
+        <w:pStyle w:val="Normal"/>
+      </w:pPr>
+      <w:r>
+        <w:t>Sau sweep thô, thí nghiệm bổ sung thu hẹp khoảng tìm kiếm về 0–0,03 với bước 0,0025. Trong từng nhánh, chỉ similarity threshold thay đổi; TF–IDF, damping 0,85, tolerance 10⁻⁸ và giới hạn hội tụ được giữ cố định. Mọi cấu hình được đo trên cùng 34 topic train có reference không rỗng.</w:t>
+      </w:r>
+    </w:p>
+    <w:p>
+      <w:pPr>
+        <w:pStyle w:val="Normal"/>
+      </w:pPr>
+      <w:r>
+        <w:t>Hai nhánh có hợp đồng đánh giá khác nhau và được báo cáo riêng. Package hiện tại lấy 15 câu PageRank cao nhất, khớp nội dung sau casefold và chuẩn hóa khoảng trắng. Pipeline notebook chọn tuần tự bằng MMR trong ngân sách 100 từ và khớp khóa (docid, num). Vì số câu dự đoán và cách nhận diện true positive khác nhau, trị số F1 giữa hai bảng không được dùng để kết luận pipeline nào tốt hơn.</w:t>
+      </w:r>
+    </w:p>
+    <w:tbl>
+      <w:tblPr>
+        <w:tblStyle w:val="TableGrid"/>
+        <w:tblW w:type="auto" w:w="0"/>
+        <w:jc w:val="center"/>
+        <w:tblLayout w:type="fixed"/>
+        <w:tblLook w:firstColumn="1" w:firstRow="1" w:lastColumn="0" w:lastRow="0" w:noHBand="0" w:noVBand="1" w:val="04A0"/>
+        <w:tblBorders>
+          <w:top w:val="single" w:sz="5" w:space="0" w:color="A6A6A6"/>
+          <w:left w:val="single" w:sz="5" w:space="0" w:color="A6A6A6"/>
+          <w:bottom w:val="single" w:sz="5" w:space="0" w:color="A6A6A6"/>
+          <w:right w:val="single" w:sz="5" w:space="0" w:color="A6A6A6"/>
+          <w:insideH w:val="single" w:sz="5" w:space="0" w:color="A6A6A6"/>
+          <w:insideV w:val="single" w:sz="5" w:space="0" w:color="A6A6A6"/>
+        </w:tblBorders>
+      </w:tblPr>
+      <w:tblGrid>
+        <w:gridCol w:w="1504"/>
+        <w:gridCol w:w="1504"/>
+        <w:gridCol w:w="1504"/>
+        <w:gridCol w:w="1504"/>
+        <w:gridCol w:w="1504"/>
+        <w:gridCol w:w="1504"/>
+      </w:tblGrid>
+      <w:tr>
+        <w:trPr>
+          <w:tblHeader w:val="true"/>
+        </w:trPr>
+        <w:tc>
+          <w:tcPr>
+            <w:tcW w:type="dxa" w:w="1020"/>
+            <w:shd w:fill="D9EAF7"/>
+            <w:vAlign w:val="center"/>
+            <w:tcMar>
+              <w:top w:w="80" w:type="dxa"/>
+              <w:start w:w="110" w:type="dxa"/>
+              <w:bottom w:w="80" w:type="dxa"/>
+              <w:end w:w="110" w:type="dxa"/>
+            </w:tcMar>
+          </w:tcPr>
+          <w:p>
+            <w:pPr>
+              <w:jc w:val="center"/>
+            </w:pPr>
+            <w:r>
+              <w:rPr>
+                <w:rFonts w:ascii="Times New Roman" w:hAnsi="Times New Roman"/>
+                <w:b/>
+                <w:sz w:val="21"/>
+              </w:rPr>
+              <w:t>τ</w:t>
+            </w:r>
+          </w:p>
+        </w:tc>
+        <w:tc>
+          <w:tcPr>
+            <w:tcW w:type="dxa" w:w="1531"/>
+            <w:shd w:fill="D9EAF7"/>
+            <w:vAlign w:val="center"/>
+            <w:tcMar>
+              <w:top w:w="80" w:type="dxa"/>
+              <w:start w:w="110" w:type="dxa"/>
+              <w:bottom w:w="80" w:type="dxa"/>
+              <w:end w:w="110" w:type="dxa"/>
+            </w:tcMar>
+          </w:tcPr>
+          <w:p>
+            <w:pPr>
+              <w:jc w:val="center"/>
+            </w:pPr>
+            <w:r>
+              <w:rPr>
+                <w:rFonts w:ascii="Times New Roman" w:hAnsi="Times New Roman"/>
+                <w:b/>
+                <w:sz w:val="21"/>
+              </w:rPr>
+              <w:t>Precision</w:t>
+            </w:r>
+          </w:p>
+        </w:tc>
+        <w:tc>
+          <w:tcPr>
+            <w:tcW w:type="dxa" w:w="1417"/>
+            <w:shd w:fill="D9EAF7"/>
+            <w:vAlign w:val="center"/>
+            <w:tcMar>
+              <w:top w:w="80" w:type="dxa"/>
+              <w:start w:w="110" w:type="dxa"/>
+              <w:bottom w:w="80" w:type="dxa"/>
+              <w:end w:w="110" w:type="dxa"/>
+            </w:tcMar>
+          </w:tcPr>
+          <w:p>
+            <w:pPr>
+              <w:jc w:val="center"/>
+            </w:pPr>
+            <w:r>
+              <w:rPr>
+                <w:rFonts w:ascii="Times New Roman" w:hAnsi="Times New Roman"/>
+                <w:b/>
+                <w:sz w:val="21"/>
+              </w:rPr>
+              <w:t>Recall</w:t>
+            </w:r>
+          </w:p>
+        </w:tc>
+        <w:tc>
+          <w:tcPr>
+            <w:tcW w:type="dxa" w:w="1247"/>
+            <w:shd w:fill="D9EAF7"/>
+            <w:vAlign w:val="center"/>
+            <w:tcMar>
+              <w:top w:w="80" w:type="dxa"/>
+              <w:start w:w="110" w:type="dxa"/>
+              <w:bottom w:w="80" w:type="dxa"/>
+              <w:end w:w="110" w:type="dxa"/>
+            </w:tcMar>
+          </w:tcPr>
+          <w:p>
+            <w:pPr>
+              <w:jc w:val="center"/>
+            </w:pPr>
+            <w:r>
+              <w:rPr>
+                <w:rFonts w:ascii="Times New Roman" w:hAnsi="Times New Roman"/>
+                <w:b/>
+                <w:sz w:val="21"/>
+              </w:rPr>
+              <w:t>F1</w:t>
+            </w:r>
+          </w:p>
+        </w:tc>
+        <w:tc>
+          <w:tcPr>
+            <w:tcW w:type="dxa" w:w="1134"/>
+            <w:shd w:fill="D9EAF7"/>
+            <w:vAlign w:val="center"/>
+            <w:tcMar>
+              <w:top w:w="80" w:type="dxa"/>
+              <w:start w:w="110" w:type="dxa"/>
+              <w:bottom w:w="80" w:type="dxa"/>
+              <w:end w:w="110" w:type="dxa"/>
+            </w:tcMar>
+          </w:tcPr>
+          <w:p>
+            <w:pPr>
+              <w:jc w:val="center"/>
+            </w:pPr>
+            <w:r>
+              <w:rPr>
+                <w:rFonts w:ascii="Times New Roman" w:hAnsi="Times New Roman"/>
+                <w:b/>
+                <w:sz w:val="21"/>
+              </w:rPr>
+              <w:t>F1=0</w:t>
+            </w:r>
+          </w:p>
+        </w:tc>
+        <w:tc>
+          <w:tcPr>
+            <w:tcW w:type="dxa" w:w="1417"/>
+            <w:shd w:fill="D9EAF7"/>
+            <w:vAlign w:val="center"/>
+            <w:tcMar>
+              <w:top w:w="80" w:type="dxa"/>
+              <w:start w:w="110" w:type="dxa"/>
+              <w:bottom w:w="80" w:type="dxa"/>
+              <w:end w:w="110" w:type="dxa"/>
+            </w:tcMar>
+          </w:tcPr>
+          <w:p>
+            <w:pPr>
+              <w:jc w:val="center"/>
+            </w:pPr>
+            <w:r>
+              <w:rPr>
+                <w:rFonts w:ascii="Times New Roman" w:hAnsi="Times New Roman"/>
+                <w:b/>
+                <w:sz w:val="21"/>
+              </w:rPr>
+              <w:t>Density</w:t>
+            </w:r>
+          </w:p>
+        </w:tc>
+      </w:tr>
+      <w:tr>
+        <w:tc>
+          <w:tcPr>
+            <w:tcW w:type="dxa" w:w="1020"/>
+            <w:vAlign w:val="center"/>
+            <w:tcMar>
+              <w:top w:w="80" w:type="dxa"/>
+              <w:start w:w="110" w:type="dxa"/>
+              <w:bottom w:w="80" w:type="dxa"/>
+              <w:end w:w="110" w:type="dxa"/>
+            </w:tcMar>
+          </w:tcPr>
+          <w:p>
+            <w:pPr>
+              <w:spacing w:after="0" w:line="252" w:lineRule="auto"/>
+              <w:ind w:firstLine="0"/>
+            </w:pPr>
+            <w:r>
+              <w:rPr>
+                <w:rFonts w:ascii="Times New Roman" w:hAnsi="Times New Roman"/>
+                <w:sz w:val="20"/>
+              </w:rPr>
+              <w:t>0,0000</w:t>
+            </w:r>
+          </w:p>
+        </w:tc>
+        <w:tc>
+          <w:tcPr>
+            <w:tcW w:type="dxa" w:w="1531"/>
+            <w:vAlign w:val="center"/>
+            <w:tcMar>
+              <w:top w:w="80" w:type="dxa"/>
+              <w:start w:w="110" w:type="dxa"/>
+              <w:bottom w:w="80" w:type="dxa"/>
+              <w:end w:w="110" w:type="dxa"/>
+            </w:tcMar>
+          </w:tcPr>
+          <w:p>
+            <w:pPr>
+              <w:spacing w:after="0" w:line="252" w:lineRule="auto"/>
+              <w:ind w:firstLine="0"/>
+            </w:pPr>
+            <w:r>
+              <w:rPr>
+                <w:rFonts w:ascii="Times New Roman" w:hAnsi="Times New Roman"/>
+                <w:sz w:val="20"/>
+              </w:rPr>
+              <w:t>0,1539</w:t>
+            </w:r>
+          </w:p>
+        </w:tc>
+        <w:tc>
+          <w:tcPr>
+            <w:tcW w:type="dxa" w:w="1417"/>
+            <w:vAlign w:val="center"/>
+            <w:tcMar>
+              <w:top w:w="80" w:type="dxa"/>
+              <w:start w:w="110" w:type="dxa"/>
+              <w:bottom w:w="80" w:type="dxa"/>
+              <w:end w:w="110" w:type="dxa"/>
+            </w:tcMar>
+          </w:tcPr>
+          <w:p>
+            <w:pPr>
+              <w:spacing w:after="0" w:line="252" w:lineRule="auto"/>
+              <w:ind w:firstLine="0"/>
+            </w:pPr>
+            <w:r>
+              <w:rPr>
+                <w:rFonts w:ascii="Times New Roman" w:hAnsi="Times New Roman"/>
+                <w:sz w:val="20"/>
+              </w:rPr>
+              <w:t>0,1609</w:t>
+            </w:r>
+          </w:p>
+        </w:tc>
+        <w:tc>
+          <w:tcPr>
+            <w:tcW w:type="dxa" w:w="1247"/>
+            <w:vAlign w:val="center"/>
+            <w:tcMar>
+              <w:top w:w="80" w:type="dxa"/>
+              <w:start w:w="110" w:type="dxa"/>
+              <w:bottom w:w="80" w:type="dxa"/>
+              <w:end w:w="110" w:type="dxa"/>
+            </w:tcMar>
+          </w:tcPr>
+          <w:p>
+            <w:pPr>
+              <w:spacing w:after="0" w:line="252" w:lineRule="auto"/>
+              <w:ind w:firstLine="0"/>
+            </w:pPr>
+            <w:r>
+              <w:rPr>
+                <w:rFonts w:ascii="Times New Roman" w:hAnsi="Times New Roman"/>
+                <w:sz w:val="20"/>
+              </w:rPr>
+              <w:t>0,1550</w:t>
+            </w:r>
+          </w:p>
+        </w:tc>
+        <w:tc>
+          <w:tcPr>
+            <w:tcW w:type="dxa" w:w="1134"/>
+            <w:vAlign w:val="center"/>
+            <w:tcMar>
+              <w:top w:w="80" w:type="dxa"/>
+              <w:start w:w="110" w:type="dxa"/>
+              <w:bottom w:w="80" w:type="dxa"/>
+              <w:end w:w="110" w:type="dxa"/>
+            </w:tcMar>
+          </w:tcPr>
+          <w:p>
+            <w:pPr>
+              <w:spacing w:after="0" w:line="252" w:lineRule="auto"/>
+              <w:ind w:firstLine="0"/>
+            </w:pPr>
+            <w:r>
+              <w:rPr>
+                <w:rFonts w:ascii="Times New Roman" w:hAnsi="Times New Roman"/>
+                <w:sz w:val="20"/>
+              </w:rPr>
+              <w:t>4</w:t>
+            </w:r>
+          </w:p>
+        </w:tc>
+        <w:tc>
+          <w:tcPr>
+            <w:tcW w:type="dxa" w:w="1417"/>
+            <w:vAlign w:val="center"/>
+            <w:tcMar>
+              <w:top w:w="80" w:type="dxa"/>
+              <w:start w:w="110" w:type="dxa"/>
+              <w:bottom w:w="80" w:type="dxa"/>
+              <w:end w:w="110" w:type="dxa"/>
+            </w:tcMar>
+          </w:tcPr>
+          <w:p>
+            <w:pPr>
+              <w:spacing w:after="0" w:line="252" w:lineRule="auto"/>
+              <w:ind w:firstLine="0"/>
+            </w:pPr>
+            <w:r>
+              <w:rPr>
+                <w:rFonts w:ascii="Times New Roman" w:hAnsi="Times New Roman"/>
+                <w:sz w:val="20"/>
+              </w:rPr>
+              <w:t>0,2286</w:t>
+            </w:r>
+          </w:p>
+        </w:tc>
+      </w:tr>
+      <w:tr>
+        <w:tc>
+          <w:tcPr>
+            <w:tcW w:type="dxa" w:w="1020"/>
+            <w:vAlign w:val="center"/>
+            <w:tcMar>
+              <w:top w:w="80" w:type="dxa"/>
+              <w:start w:w="110" w:type="dxa"/>
+              <w:bottom w:w="80" w:type="dxa"/>
+              <w:end w:w="110" w:type="dxa"/>
+            </w:tcMar>
+          </w:tcPr>
+          <w:p>
+            <w:pPr>
+              <w:spacing w:after="0" w:line="252" w:lineRule="auto"/>
+              <w:ind w:firstLine="0"/>
+            </w:pPr>
+            <w:r>
+              <w:rPr>
+                <w:rFonts w:ascii="Times New Roman" w:hAnsi="Times New Roman"/>
+                <w:sz w:val="20"/>
+              </w:rPr>
+              <w:t>0,0100</w:t>
+            </w:r>
+          </w:p>
+        </w:tc>
+        <w:tc>
+          <w:tcPr>
+            <w:tcW w:type="dxa" w:w="1531"/>
+            <w:vAlign w:val="center"/>
+            <w:tcMar>
+              <w:top w:w="80" w:type="dxa"/>
+              <w:start w:w="110" w:type="dxa"/>
+              <w:bottom w:w="80" w:type="dxa"/>
+              <w:end w:w="110" w:type="dxa"/>
+            </w:tcMar>
+          </w:tcPr>
+          <w:p>
+            <w:pPr>
+              <w:spacing w:after="0" w:line="252" w:lineRule="auto"/>
+              <w:ind w:firstLine="0"/>
+            </w:pPr>
+            <w:r>
+              <w:rPr>
+                <w:rFonts w:ascii="Times New Roman" w:hAnsi="Times New Roman"/>
+                <w:sz w:val="20"/>
+              </w:rPr>
+              <w:t>0,1518</w:t>
+            </w:r>
+          </w:p>
+        </w:tc>
+        <w:tc>
+          <w:tcPr>
+            <w:tcW w:type="dxa" w:w="1417"/>
+            <w:vAlign w:val="center"/>
+            <w:tcMar>
+              <w:top w:w="80" w:type="dxa"/>
+              <w:start w:w="110" w:type="dxa"/>
+              <w:bottom w:w="80" w:type="dxa"/>
+              <w:end w:w="110" w:type="dxa"/>
+            </w:tcMar>
+          </w:tcPr>
+          <w:p>
+            <w:pPr>
+              <w:spacing w:after="0" w:line="252" w:lineRule="auto"/>
+              <w:ind w:firstLine="0"/>
+            </w:pPr>
+            <w:r>
+              <w:rPr>
+                <w:rFonts w:ascii="Times New Roman" w:hAnsi="Times New Roman"/>
+                <w:sz w:val="20"/>
+              </w:rPr>
+              <w:t>0,1571</w:t>
+            </w:r>
+          </w:p>
+        </w:tc>
+        <w:tc>
+          <w:tcPr>
+            <w:tcW w:type="dxa" w:w="1247"/>
+            <w:vAlign w:val="center"/>
+            <w:tcMar>
+              <w:top w:w="80" w:type="dxa"/>
+              <w:start w:w="110" w:type="dxa"/>
+              <w:bottom w:w="80" w:type="dxa"/>
+              <w:end w:w="110" w:type="dxa"/>
+            </w:tcMar>
+          </w:tcPr>
+          <w:p>
+            <w:pPr>
+              <w:spacing w:after="0" w:line="252" w:lineRule="auto"/>
+              <w:ind w:firstLine="0"/>
+            </w:pPr>
+            <w:r>
+              <w:rPr>
+                <w:rFonts w:ascii="Times New Roman" w:hAnsi="Times New Roman"/>
+                <w:sz w:val="20"/>
+              </w:rPr>
+              <w:t>0,1521</w:t>
+            </w:r>
+          </w:p>
+        </w:tc>
+        <w:tc>
+          <w:tcPr>
+            <w:tcW w:type="dxa" w:w="1134"/>
+            <w:vAlign w:val="center"/>
+            <w:tcMar>
+              <w:top w:w="80" w:type="dxa"/>
+              <w:start w:w="110" w:type="dxa"/>
+              <w:bottom w:w="80" w:type="dxa"/>
+              <w:end w:w="110" w:type="dxa"/>
+            </w:tcMar>
+          </w:tcPr>
+          <w:p>
+            <w:pPr>
+              <w:spacing w:after="0" w:line="252" w:lineRule="auto"/>
+              <w:ind w:firstLine="0"/>
+            </w:pPr>
+            <w:r>
+              <w:rPr>
+                <w:rFonts w:ascii="Times New Roman" w:hAnsi="Times New Roman"/>
+                <w:sz w:val="20"/>
+              </w:rPr>
+              <w:t>4</w:t>
+            </w:r>
+          </w:p>
+        </w:tc>
+        <w:tc>
+          <w:tcPr>
+            <w:tcW w:type="dxa" w:w="1417"/>
+            <w:vAlign w:val="center"/>
+            <w:tcMar>
+              <w:top w:w="80" w:type="dxa"/>
+              <w:start w:w="110" w:type="dxa"/>
+              <w:bottom w:w="80" w:type="dxa"/>
+              <w:end w:w="110" w:type="dxa"/>
+            </w:tcMar>
+          </w:tcPr>
+          <w:p>
+            <w:pPr>
+              <w:spacing w:after="0" w:line="252" w:lineRule="auto"/>
+              <w:ind w:firstLine="0"/>
+            </w:pPr>
+            <w:r>
+              <w:rPr>
+                <w:rFonts w:ascii="Times New Roman" w:hAnsi="Times New Roman"/>
+                <w:sz w:val="20"/>
+              </w:rPr>
+              <w:t>0,2169</w:t>
+            </w:r>
+          </w:p>
+        </w:tc>
+      </w:tr>
+      <w:tr>
+        <w:tc>
+          <w:tcPr>
+            <w:tcW w:type="dxa" w:w="1020"/>
+            <w:vAlign w:val="center"/>
+            <w:tcMar>
+              <w:top w:w="80" w:type="dxa"/>
+              <w:start w:w="110" w:type="dxa"/>
+              <w:bottom w:w="80" w:type="dxa"/>
+              <w:end w:w="110" w:type="dxa"/>
+            </w:tcMar>
+          </w:tcPr>
+          <w:p>
+            <w:pPr>
+              <w:spacing w:after="0" w:line="252" w:lineRule="auto"/>
+              <w:ind w:firstLine="0"/>
+            </w:pPr>
+            <w:r>
+              <w:rPr>
+                <w:rFonts w:ascii="Times New Roman" w:hAnsi="Times New Roman"/>
+                <w:sz w:val="20"/>
+              </w:rPr>
+              <w:t>0,0125</w:t>
+            </w:r>
+          </w:p>
+        </w:tc>
+        <w:tc>
+          <w:tcPr>
+            <w:tcW w:type="dxa" w:w="1531"/>
+            <w:vAlign w:val="center"/>
+            <w:tcMar>
+              <w:top w:w="80" w:type="dxa"/>
+              <w:start w:w="110" w:type="dxa"/>
+              <w:bottom w:w="80" w:type="dxa"/>
+              <w:end w:w="110" w:type="dxa"/>
+            </w:tcMar>
+          </w:tcPr>
+          <w:p>
+            <w:pPr>
+              <w:spacing w:after="0" w:line="252" w:lineRule="auto"/>
+              <w:ind w:firstLine="0"/>
+            </w:pPr>
+            <w:r>
+              <w:rPr>
+                <w:rFonts w:ascii="Times New Roman" w:hAnsi="Times New Roman"/>
+                <w:sz w:val="20"/>
+              </w:rPr>
+              <w:t>0,1598</w:t>
+            </w:r>
+          </w:p>
+        </w:tc>
+        <w:tc>
+          <w:tcPr>
+            <w:tcW w:type="dxa" w:w="1417"/>
+            <w:vAlign w:val="center"/>
+            <w:tcMar>
+              <w:top w:w="80" w:type="dxa"/>
+              <w:start w:w="110" w:type="dxa"/>
+              <w:bottom w:w="80" w:type="dxa"/>
+              <w:end w:w="110" w:type="dxa"/>
+            </w:tcMar>
+          </w:tcPr>
+          <w:p>
+            <w:pPr>
+              <w:spacing w:after="0" w:line="252" w:lineRule="auto"/>
+              <w:ind w:firstLine="0"/>
+            </w:pPr>
+            <w:r>
+              <w:rPr>
+                <w:rFonts w:ascii="Times New Roman" w:hAnsi="Times New Roman"/>
+                <w:sz w:val="20"/>
+              </w:rPr>
+              <w:t>0,1662</w:t>
+            </w:r>
+          </w:p>
+        </w:tc>
+        <w:tc>
+          <w:tcPr>
+            <w:tcW w:type="dxa" w:w="1247"/>
+            <w:vAlign w:val="center"/>
+            <w:tcMar>
+              <w:top w:w="80" w:type="dxa"/>
+              <w:start w:w="110" w:type="dxa"/>
+              <w:bottom w:w="80" w:type="dxa"/>
+              <w:end w:w="110" w:type="dxa"/>
+            </w:tcMar>
+          </w:tcPr>
+          <w:p>
+            <w:pPr>
+              <w:spacing w:after="0" w:line="252" w:lineRule="auto"/>
+              <w:ind w:firstLine="0"/>
+            </w:pPr>
+            <w:r>
+              <w:rPr>
+                <w:rFonts w:ascii="Times New Roman" w:hAnsi="Times New Roman"/>
+                <w:sz w:val="20"/>
+              </w:rPr>
+              <w:t>0,1607</w:t>
+            </w:r>
+          </w:p>
+        </w:tc>
+        <w:tc>
+          <w:tcPr>
+            <w:tcW w:type="dxa" w:w="1134"/>
+            <w:vAlign w:val="center"/>
+            <w:tcMar>
+              <w:top w:w="80" w:type="dxa"/>
+              <w:start w:w="110" w:type="dxa"/>
+              <w:bottom w:w="80" w:type="dxa"/>
+              <w:end w:w="110" w:type="dxa"/>
+            </w:tcMar>
+          </w:tcPr>
+          <w:p>
+            <w:pPr>
+              <w:spacing w:after="0" w:line="252" w:lineRule="auto"/>
+              <w:ind w:firstLine="0"/>
+            </w:pPr>
+            <w:r>
+              <w:rPr>
+                <w:rFonts w:ascii="Times New Roman" w:hAnsi="Times New Roman"/>
+                <w:sz w:val="20"/>
+              </w:rPr>
+              <w:t>4</w:t>
+            </w:r>
+          </w:p>
+        </w:tc>
+        <w:tc>
+          <w:tcPr>
+            <w:tcW w:type="dxa" w:w="1417"/>
+            <w:vAlign w:val="center"/>
+            <w:tcMar>
+              <w:top w:w="80" w:type="dxa"/>
+              <w:start w:w="110" w:type="dxa"/>
+              <w:bottom w:w="80" w:type="dxa"/>
+              <w:end w:w="110" w:type="dxa"/>
+            </w:tcMar>
+          </w:tcPr>
+          <w:p>
+            <w:pPr>
+              <w:spacing w:after="0" w:line="252" w:lineRule="auto"/>
+              <w:ind w:firstLine="0"/>
+            </w:pPr>
+            <w:r>
+              <w:rPr>
+                <w:rFonts w:ascii="Times New Roman" w:hAnsi="Times New Roman"/>
+                <w:sz w:val="20"/>
+              </w:rPr>
+              <w:t>0,2072</w:t>
+            </w:r>
+          </w:p>
+        </w:tc>
+      </w:tr>
+      <w:tr>
+        <w:tc>
+          <w:tcPr>
+            <w:tcW w:type="dxa" w:w="1020"/>
+            <w:vAlign w:val="center"/>
+            <w:tcMar>
+              <w:top w:w="80" w:type="dxa"/>
+              <w:start w:w="110" w:type="dxa"/>
+              <w:bottom w:w="80" w:type="dxa"/>
+              <w:end w:w="110" w:type="dxa"/>
+            </w:tcMar>
+          </w:tcPr>
+          <w:p>
+            <w:pPr>
+              <w:spacing w:after="0" w:line="252" w:lineRule="auto"/>
+              <w:ind w:firstLine="0"/>
+            </w:pPr>
+            <w:r>
+              <w:rPr>
+                <w:rFonts w:ascii="Times New Roman" w:hAnsi="Times New Roman"/>
+                <w:sz w:val="20"/>
+              </w:rPr>
+              <w:t>0,0175</w:t>
+            </w:r>
+          </w:p>
+        </w:tc>
+        <w:tc>
+          <w:tcPr>
+            <w:tcW w:type="dxa" w:w="1531"/>
+            <w:vAlign w:val="center"/>
+            <w:tcMar>
+              <w:top w:w="80" w:type="dxa"/>
+              <w:start w:w="110" w:type="dxa"/>
+              <w:bottom w:w="80" w:type="dxa"/>
+              <w:end w:w="110" w:type="dxa"/>
+            </w:tcMar>
+          </w:tcPr>
+          <w:p>
+            <w:pPr>
+              <w:spacing w:after="0" w:line="252" w:lineRule="auto"/>
+              <w:ind w:firstLine="0"/>
+            </w:pPr>
+            <w:r>
+              <w:rPr>
+                <w:rFonts w:ascii="Times New Roman" w:hAnsi="Times New Roman"/>
+                <w:sz w:val="20"/>
+              </w:rPr>
+              <w:t>0,1591</w:t>
+            </w:r>
+          </w:p>
+        </w:tc>
+        <w:tc>
+          <w:tcPr>
+            <w:tcW w:type="dxa" w:w="1417"/>
+            <w:vAlign w:val="center"/>
+            <w:tcMar>
+              <w:top w:w="80" w:type="dxa"/>
+              <w:start w:w="110" w:type="dxa"/>
+              <w:bottom w:w="80" w:type="dxa"/>
+              <w:end w:w="110" w:type="dxa"/>
+            </w:tcMar>
+          </w:tcPr>
+          <w:p>
+            <w:pPr>
+              <w:spacing w:after="0" w:line="252" w:lineRule="auto"/>
+              <w:ind w:firstLine="0"/>
+            </w:pPr>
+            <w:r>
+              <w:rPr>
+                <w:rFonts w:ascii="Times New Roman" w:hAnsi="Times New Roman"/>
+                <w:sz w:val="20"/>
+              </w:rPr>
+              <w:t>0,1646</w:t>
+            </w:r>
+          </w:p>
+        </w:tc>
+        <w:tc>
+          <w:tcPr>
+            <w:tcW w:type="dxa" w:w="1247"/>
+            <w:vAlign w:val="center"/>
+            <w:tcMar>
+              <w:top w:w="80" w:type="dxa"/>
+              <w:start w:w="110" w:type="dxa"/>
+              <w:bottom w:w="80" w:type="dxa"/>
+              <w:end w:w="110" w:type="dxa"/>
+            </w:tcMar>
+          </w:tcPr>
+          <w:p>
+            <w:pPr>
+              <w:spacing w:after="0" w:line="252" w:lineRule="auto"/>
+              <w:ind w:firstLine="0"/>
+            </w:pPr>
+            <w:r>
+              <w:rPr>
+                <w:rFonts w:ascii="Times New Roman" w:hAnsi="Times New Roman"/>
+                <w:sz w:val="20"/>
+              </w:rPr>
+              <w:t>0,1597</w:t>
+            </w:r>
+          </w:p>
+        </w:tc>
+        <w:tc>
+          <w:tcPr>
+            <w:tcW w:type="dxa" w:w="1134"/>
+            <w:vAlign w:val="center"/>
+            <w:tcMar>
+              <w:top w:w="80" w:type="dxa"/>
+              <w:start w:w="110" w:type="dxa"/>
+              <w:bottom w:w="80" w:type="dxa"/>
+              <w:end w:w="110" w:type="dxa"/>
+            </w:tcMar>
+          </w:tcPr>
+          <w:p>
+            <w:pPr>
+              <w:spacing w:after="0" w:line="252" w:lineRule="auto"/>
+              <w:ind w:firstLine="0"/>
+            </w:pPr>
+            <w:r>
+              <w:rPr>
+                <w:rFonts w:ascii="Times New Roman" w:hAnsi="Times New Roman"/>
+                <w:sz w:val="20"/>
+              </w:rPr>
+              <w:t>5</w:t>
+            </w:r>
+          </w:p>
+        </w:tc>
+        <w:tc>
+          <w:tcPr>
+            <w:tcW w:type="dxa" w:w="1417"/>
+            <w:vAlign w:val="center"/>
+            <w:tcMar>
+              <w:top w:w="80" w:type="dxa"/>
+              <w:start w:w="110" w:type="dxa"/>
+              <w:bottom w:w="80" w:type="dxa"/>
+              <w:end w:w="110" w:type="dxa"/>
+            </w:tcMar>
+          </w:tcPr>
+          <w:p>
+            <w:pPr>
+              <w:spacing w:after="0" w:line="252" w:lineRule="auto"/>
+              <w:ind w:firstLine="0"/>
+            </w:pPr>
+            <w:r>
+              <w:rPr>
+                <w:rFonts w:ascii="Times New Roman" w:hAnsi="Times New Roman"/>
+                <w:sz w:val="20"/>
+              </w:rPr>
+              <w:t>0,1879</w:t>
+            </w:r>
+          </w:p>
+        </w:tc>
+      </w:tr>
+      <w:tr>
+        <w:tc>
+          <w:tcPr>
+            <w:tcW w:type="dxa" w:w="1020"/>
+            <w:vAlign w:val="center"/>
+            <w:tcMar>
+              <w:top w:w="80" w:type="dxa"/>
+              <w:start w:w="110" w:type="dxa"/>
+              <w:bottom w:w="80" w:type="dxa"/>
+              <w:end w:w="110" w:type="dxa"/>
+            </w:tcMar>
+          </w:tcPr>
+          <w:p>
+            <w:pPr>
+              <w:spacing w:after="0" w:line="252" w:lineRule="auto"/>
+              <w:ind w:firstLine="0"/>
+            </w:pPr>
+            <w:r>
+              <w:rPr>
+                <w:rFonts w:ascii="Times New Roman" w:hAnsi="Times New Roman"/>
+                <w:sz w:val="20"/>
+              </w:rPr>
+              <w:t>0,0200</w:t>
+            </w:r>
+          </w:p>
+        </w:tc>
+        <w:tc>
+          <w:tcPr>
+            <w:tcW w:type="dxa" w:w="1531"/>
+            <w:vAlign w:val="center"/>
+            <w:tcMar>
+              <w:top w:w="80" w:type="dxa"/>
+              <w:start w:w="110" w:type="dxa"/>
+              <w:bottom w:w="80" w:type="dxa"/>
+              <w:end w:w="110" w:type="dxa"/>
+            </w:tcMar>
+          </w:tcPr>
+          <w:p>
+            <w:pPr>
+              <w:spacing w:after="0" w:line="252" w:lineRule="auto"/>
+              <w:ind w:firstLine="0"/>
+            </w:pPr>
+            <w:r>
+              <w:rPr>
+                <w:rFonts w:ascii="Times New Roman" w:hAnsi="Times New Roman"/>
+                <w:sz w:val="20"/>
+              </w:rPr>
+              <w:t>0,1534</w:t>
+            </w:r>
+          </w:p>
+        </w:tc>
+        <w:tc>
+          <w:tcPr>
+            <w:tcW w:type="dxa" w:w="1417"/>
+            <w:vAlign w:val="center"/>
+            <w:tcMar>
+              <w:top w:w="80" w:type="dxa"/>
+              <w:start w:w="110" w:type="dxa"/>
+              <w:bottom w:w="80" w:type="dxa"/>
+              <w:end w:w="110" w:type="dxa"/>
+            </w:tcMar>
+          </w:tcPr>
+          <w:p>
+            <w:pPr>
+              <w:spacing w:after="0" w:line="252" w:lineRule="auto"/>
+              <w:ind w:firstLine="0"/>
+            </w:pPr>
+            <w:r>
+              <w:rPr>
+                <w:rFonts w:ascii="Times New Roman" w:hAnsi="Times New Roman"/>
+                <w:sz w:val="20"/>
+              </w:rPr>
+              <w:t>0,1579</w:t>
+            </w:r>
+          </w:p>
+        </w:tc>
+        <w:tc>
+          <w:tcPr>
+            <w:tcW w:type="dxa" w:w="1247"/>
+            <w:vAlign w:val="center"/>
+            <w:tcMar>
+              <w:top w:w="80" w:type="dxa"/>
+              <w:start w:w="110" w:type="dxa"/>
+              <w:bottom w:w="80" w:type="dxa"/>
+              <w:end w:w="110" w:type="dxa"/>
+            </w:tcMar>
+          </w:tcPr>
+          <w:p>
+            <w:pPr>
+              <w:spacing w:after="0" w:line="252" w:lineRule="auto"/>
+              <w:ind w:firstLine="0"/>
+            </w:pPr>
+            <w:r>
+              <w:rPr>
+                <w:rFonts w:ascii="Times New Roman" w:hAnsi="Times New Roman"/>
+                <w:sz w:val="20"/>
+              </w:rPr>
+              <w:t>0,1535</w:t>
+            </w:r>
+          </w:p>
+        </w:tc>
+        <w:tc>
+          <w:tcPr>
+            <w:tcW w:type="dxa" w:w="1134"/>
+            <w:vAlign w:val="center"/>
+            <w:tcMar>
+              <w:top w:w="80" w:type="dxa"/>
+              <w:start w:w="110" w:type="dxa"/>
+              <w:bottom w:w="80" w:type="dxa"/>
+              <w:end w:w="110" w:type="dxa"/>
+            </w:tcMar>
+          </w:tcPr>
+          <w:p>
+            <w:pPr>
+              <w:spacing w:after="0" w:line="252" w:lineRule="auto"/>
+              <w:ind w:firstLine="0"/>
+            </w:pPr>
+            <w:r>
+              <w:rPr>
+                <w:rFonts w:ascii="Times New Roman" w:hAnsi="Times New Roman"/>
+                <w:sz w:val="20"/>
+              </w:rPr>
+              <w:t>5</w:t>
+            </w:r>
+          </w:p>
+        </w:tc>
+        <w:tc>
+          <w:tcPr>
+            <w:tcW w:type="dxa" w:w="1417"/>
+            <w:vAlign w:val="center"/>
+            <w:tcMar>
+              <w:top w:w="80" w:type="dxa"/>
+              <w:start w:w="110" w:type="dxa"/>
+              <w:bottom w:w="80" w:type="dxa"/>
+              <w:end w:w="110" w:type="dxa"/>
+            </w:tcMar>
+          </w:tcPr>
+          <w:p>
+            <w:pPr>
+              <w:spacing w:after="0" w:line="252" w:lineRule="auto"/>
+              <w:ind w:firstLine="0"/>
+            </w:pPr>
+            <w:r>
+              <w:rPr>
+                <w:rFonts w:ascii="Times New Roman" w:hAnsi="Times New Roman"/>
+                <w:sz w:val="20"/>
+              </w:rPr>
+              <w:t>0,1790</w:t>
+            </w:r>
+          </w:p>
+        </w:tc>
+      </w:tr>
+      <w:tr>
+        <w:tc>
+          <w:tcPr>
+            <w:tcW w:type="dxa" w:w="1020"/>
+            <w:vAlign w:val="center"/>
+            <w:tcMar>
+              <w:top w:w="80" w:type="dxa"/>
+              <w:start w:w="110" w:type="dxa"/>
+              <w:bottom w:w="80" w:type="dxa"/>
+              <w:end w:w="110" w:type="dxa"/>
+            </w:tcMar>
+          </w:tcPr>
+          <w:p>
+            <w:pPr>
+              <w:spacing w:after="0" w:line="252" w:lineRule="auto"/>
+              <w:ind w:firstLine="0"/>
+            </w:pPr>
+            <w:r>
+              <w:rPr>
+                <w:rFonts w:ascii="Times New Roman" w:hAnsi="Times New Roman"/>
+                <w:sz w:val="20"/>
+              </w:rPr>
+              <w:t>0,0300</w:t>
+            </w:r>
+          </w:p>
+        </w:tc>
+        <w:tc>
+          <w:tcPr>
+            <w:tcW w:type="dxa" w:w="1531"/>
+            <w:vAlign w:val="center"/>
+            <w:tcMar>
+              <w:top w:w="80" w:type="dxa"/>
+              <w:start w:w="110" w:type="dxa"/>
+              <w:bottom w:w="80" w:type="dxa"/>
+              <w:end w:w="110" w:type="dxa"/>
+            </w:tcMar>
+          </w:tcPr>
+          <w:p>
+            <w:pPr>
+              <w:spacing w:after="0" w:line="252" w:lineRule="auto"/>
+              <w:ind w:firstLine="0"/>
+            </w:pPr>
+            <w:r>
+              <w:rPr>
+                <w:rFonts w:ascii="Times New Roman" w:hAnsi="Times New Roman"/>
+                <w:sz w:val="20"/>
+              </w:rPr>
+              <w:t>0,1448</w:t>
+            </w:r>
+          </w:p>
+        </w:tc>
+        <w:tc>
+          <w:tcPr>
+            <w:tcW w:type="dxa" w:w="1417"/>
+            <w:vAlign w:val="center"/>
+            <w:tcMar>
+              <w:top w:w="80" w:type="dxa"/>
+              <w:start w:w="110" w:type="dxa"/>
+              <w:bottom w:w="80" w:type="dxa"/>
+              <w:end w:w="110" w:type="dxa"/>
+            </w:tcMar>
+          </w:tcPr>
+          <w:p>
+            <w:pPr>
+              <w:spacing w:after="0" w:line="252" w:lineRule="auto"/>
+              <w:ind w:firstLine="0"/>
+            </w:pPr>
+            <w:r>
+              <w:rPr>
+                <w:rFonts w:ascii="Times New Roman" w:hAnsi="Times New Roman"/>
+                <w:sz w:val="20"/>
+              </w:rPr>
+              <w:t>0,1472</w:t>
+            </w:r>
+          </w:p>
+        </w:tc>
+        <w:tc>
+          <w:tcPr>
+            <w:tcW w:type="dxa" w:w="1247"/>
+            <w:vAlign w:val="center"/>
+            <w:tcMar>
+              <w:top w:w="80" w:type="dxa"/>
+              <w:start w:w="110" w:type="dxa"/>
+              <w:bottom w:w="80" w:type="dxa"/>
+              <w:end w:w="110" w:type="dxa"/>
+            </w:tcMar>
+          </w:tcPr>
+          <w:p>
+            <w:pPr>
+              <w:spacing w:after="0" w:line="252" w:lineRule="auto"/>
+              <w:ind w:firstLine="0"/>
+            </w:pPr>
+            <w:r>
+              <w:rPr>
+                <w:rFonts w:ascii="Times New Roman" w:hAnsi="Times New Roman"/>
+                <w:sz w:val="20"/>
+              </w:rPr>
+              <w:t>0,1440</w:t>
+            </w:r>
+          </w:p>
+        </w:tc>
+        <w:tc>
+          <w:tcPr>
+            <w:tcW w:type="dxa" w:w="1134"/>
+            <w:vAlign w:val="center"/>
+            <w:tcMar>
+              <w:top w:w="80" w:type="dxa"/>
+              <w:start w:w="110" w:type="dxa"/>
+              <w:bottom w:w="80" w:type="dxa"/>
+              <w:end w:w="110" w:type="dxa"/>
+            </w:tcMar>
+          </w:tcPr>
+          <w:p>
+            <w:pPr>
+              <w:spacing w:after="0" w:line="252" w:lineRule="auto"/>
+              <w:ind w:firstLine="0"/>
+            </w:pPr>
+            <w:r>
+              <w:rPr>
+                <w:rFonts w:ascii="Times New Roman" w:hAnsi="Times New Roman"/>
+                <w:sz w:val="20"/>
+              </w:rPr>
+              <w:t>5</w:t>
+            </w:r>
+          </w:p>
+        </w:tc>
+        <w:tc>
+          <w:tcPr>
+            <w:tcW w:type="dxa" w:w="1417"/>
+            <w:vAlign w:val="center"/>
+            <w:tcMar>
+              <w:top w:w="80" w:type="dxa"/>
+              <w:start w:w="110" w:type="dxa"/>
+              <w:bottom w:w="80" w:type="dxa"/>
+              <w:end w:w="110" w:type="dxa"/>
+            </w:tcMar>
+          </w:tcPr>
+          <w:p>
+            <w:pPr>
+              <w:spacing w:after="0" w:line="252" w:lineRule="auto"/>
+              <w:ind w:firstLine="0"/>
+            </w:pPr>
+            <w:r>
+              <w:rPr>
+                <w:rFonts w:ascii="Times New Roman" w:hAnsi="Times New Roman"/>
+                <w:sz w:val="20"/>
+              </w:rPr>
+              <w:t>0,1470</w:t>
+            </w:r>
+          </w:p>
+        </w:tc>
+      </w:tr>
+      <w:tr>
+        <w:tc>
+          <w:tcPr>
+            <w:tcW w:type="dxa" w:w="1020"/>
+            <w:vAlign w:val="center"/>
+            <w:tcMar>
+              <w:top w:w="80" w:type="dxa"/>
+              <w:start w:w="110" w:type="dxa"/>
+              <w:bottom w:w="80" w:type="dxa"/>
+              <w:end w:w="110" w:type="dxa"/>
+            </w:tcMar>
+          </w:tcPr>
+          <w:p>
+            <w:pPr>
+              <w:spacing w:after="0" w:line="252" w:lineRule="auto"/>
+              <w:ind w:firstLine="0"/>
+            </w:pPr>
+            <w:r>
+              <w:rPr>
+                <w:rFonts w:ascii="Times New Roman" w:hAnsi="Times New Roman"/>
+                <w:sz w:val="20"/>
+              </w:rPr>
+              <w:t>0,1000</w:t>
+            </w:r>
+          </w:p>
+        </w:tc>
+        <w:tc>
+          <w:tcPr>
+            <w:tcW w:type="dxa" w:w="1531"/>
+            <w:vAlign w:val="center"/>
+            <w:tcMar>
+              <w:top w:w="80" w:type="dxa"/>
+              <w:start w:w="110" w:type="dxa"/>
+              <w:bottom w:w="80" w:type="dxa"/>
+              <w:end w:w="110" w:type="dxa"/>
+            </w:tcMar>
+          </w:tcPr>
+          <w:p>
+            <w:pPr>
+              <w:spacing w:after="0" w:line="252" w:lineRule="auto"/>
+              <w:ind w:firstLine="0"/>
+            </w:pPr>
+            <w:r>
+              <w:rPr>
+                <w:rFonts w:ascii="Times New Roman" w:hAnsi="Times New Roman"/>
+                <w:sz w:val="20"/>
+              </w:rPr>
+              <w:t>0,1211</w:t>
+            </w:r>
+          </w:p>
+        </w:tc>
+        <w:tc>
+          <w:tcPr>
+            <w:tcW w:type="dxa" w:w="1417"/>
+            <w:vAlign w:val="center"/>
+            <w:tcMar>
+              <w:top w:w="80" w:type="dxa"/>
+              <w:start w:w="110" w:type="dxa"/>
+              <w:bottom w:w="80" w:type="dxa"/>
+              <w:end w:w="110" w:type="dxa"/>
+            </w:tcMar>
+          </w:tcPr>
+          <w:p>
+            <w:pPr>
+              <w:spacing w:after="0" w:line="252" w:lineRule="auto"/>
+              <w:ind w:firstLine="0"/>
+            </w:pPr>
+            <w:r>
+              <w:rPr>
+                <w:rFonts w:ascii="Times New Roman" w:hAnsi="Times New Roman"/>
+                <w:sz w:val="20"/>
+              </w:rPr>
+              <w:t>0,1195</w:t>
+            </w:r>
+          </w:p>
+        </w:tc>
+        <w:tc>
+          <w:tcPr>
+            <w:tcW w:type="dxa" w:w="1247"/>
+            <w:vAlign w:val="center"/>
+            <w:tcMar>
+              <w:top w:w="80" w:type="dxa"/>
+              <w:start w:w="110" w:type="dxa"/>
+              <w:bottom w:w="80" w:type="dxa"/>
+              <w:end w:w="110" w:type="dxa"/>
+            </w:tcMar>
+          </w:tcPr>
+          <w:p>
+            <w:pPr>
+              <w:spacing w:after="0" w:line="252" w:lineRule="auto"/>
+              <w:ind w:firstLine="0"/>
+            </w:pPr>
+            <w:r>
+              <w:rPr>
+                <w:rFonts w:ascii="Times New Roman" w:hAnsi="Times New Roman"/>
+                <w:sz w:val="20"/>
+              </w:rPr>
+              <w:t>0,1185</w:t>
+            </w:r>
+          </w:p>
+        </w:tc>
+        <w:tc>
+          <w:tcPr>
+            <w:tcW w:type="dxa" w:w="1134"/>
+            <w:vAlign w:val="center"/>
+            <w:tcMar>
+              <w:top w:w="80" w:type="dxa"/>
+              <w:start w:w="110" w:type="dxa"/>
+              <w:bottom w:w="80" w:type="dxa"/>
+              <w:end w:w="110" w:type="dxa"/>
+            </w:tcMar>
+          </w:tcPr>
+          <w:p>
+            <w:pPr>
+              <w:spacing w:after="0" w:line="252" w:lineRule="auto"/>
+              <w:ind w:firstLine="0"/>
+            </w:pPr>
+            <w:r>
+              <w:rPr>
+                <w:rFonts w:ascii="Times New Roman" w:hAnsi="Times New Roman"/>
+                <w:sz w:val="20"/>
+              </w:rPr>
+              <w:t>5</w:t>
+            </w:r>
+          </w:p>
+        </w:tc>
+        <w:tc>
+          <w:tcPr>
+            <w:tcW w:type="dxa" w:w="1417"/>
+            <w:vAlign w:val="center"/>
+            <w:tcMar>
+              <w:top w:w="80" w:type="dxa"/>
+              <w:start w:w="110" w:type="dxa"/>
+              <w:bottom w:w="80" w:type="dxa"/>
+              <w:end w:w="110" w:type="dxa"/>
+            </w:tcMar>
+          </w:tcPr>
+          <w:p>
+            <w:pPr>
+              <w:spacing w:after="0" w:line="252" w:lineRule="auto"/>
+              <w:ind w:firstLine="0"/>
+            </w:pPr>
+            <w:r>
+              <w:rPr>
+                <w:rFonts w:ascii="Times New Roman" w:hAnsi="Times New Roman"/>
+                <w:sz w:val="20"/>
+              </w:rPr>
+              <w:t>0,0328</w:t>
+            </w:r>
+          </w:p>
+        </w:tc>
+      </w:tr>
+    </w:tbl>
+    <w:p>
+      <w:pPr>
+        <w:spacing w:after="0"/>
+      </w:pPr>
+    </w:p>
+    <w:p>
+      <w:pPr>
+        <w:pStyle w:val="CaptionAcademic"/>
+      </w:pPr>
+      <w:r>
+        <w:t>Bảng 4.3. Sweep mịn PageRank + Top-K=15 trên train</w:t>
+      </w:r>
+    </w:p>
+    <w:p>
+      <w:pPr>
+        <w:pStyle w:val="Normal"/>
+      </w:pPr>
+      <w:r>
+        <w:t>Ở nhánh Top-K=15, τ=0,0125 đạt Macro F1 0,1607, cao hơn baseline τ=0,10 là 0,0422 điểm tuyệt đối, tương đương khoảng 35,6%. Precision và Recall cùng tăng, còn số topic F1 bằng 0 giảm từ 5 xuống 4. Density 0,2072, isolated ratio 0,0190, average degree 60,60 và trung bình 7,53 connected components cho thấy đồ thị vẫn đủ liên kết để truyền điểm.</w:t>
+      </w:r>
+    </w:p>
+    <w:tbl>
+      <w:tblPr>
+        <w:tblStyle w:val="TableGrid"/>
+        <w:tblW w:type="auto" w:w="0"/>
+        <w:jc w:val="center"/>
+        <w:tblLayout w:type="fixed"/>
+        <w:tblLook w:firstColumn="1" w:firstRow="1" w:lastColumn="0" w:lastRow="0" w:noHBand="0" w:noVBand="1" w:val="04A0"/>
+        <w:tblBorders>
+          <w:top w:val="single" w:sz="5" w:space="0" w:color="A6A6A6"/>
+          <w:left w:val="single" w:sz="5" w:space="0" w:color="A6A6A6"/>
+          <w:bottom w:val="single" w:sz="5" w:space="0" w:color="A6A6A6"/>
+          <w:right w:val="single" w:sz="5" w:space="0" w:color="A6A6A6"/>
+          <w:insideH w:val="single" w:sz="5" w:space="0" w:color="A6A6A6"/>
+          <w:insideV w:val="single" w:sz="5" w:space="0" w:color="A6A6A6"/>
+        </w:tblBorders>
+      </w:tblPr>
+      <w:tblGrid>
+        <w:gridCol w:w="1289"/>
+        <w:gridCol w:w="1289"/>
+        <w:gridCol w:w="1289"/>
+        <w:gridCol w:w="1289"/>
+        <w:gridCol w:w="1289"/>
+        <w:gridCol w:w="1289"/>
+        <w:gridCol w:w="1289"/>
+      </w:tblGrid>
+      <w:tr>
+        <w:trPr>
+          <w:tblHeader w:val="true"/>
+        </w:trPr>
+        <w:tc>
+          <w:tcPr>
+            <w:tcW w:type="dxa" w:w="1247"/>
+            <w:shd w:fill="D9EAF7"/>
+            <w:vAlign w:val="center"/>
+            <w:tcMar>
+              <w:top w:w="80" w:type="dxa"/>
+              <w:start w:w="110" w:type="dxa"/>
+              <w:bottom w:w="80" w:type="dxa"/>
+              <w:end w:w="110" w:type="dxa"/>
+            </w:tcMar>
+          </w:tcPr>
+          <w:p>
+            <w:pPr>
+              <w:jc w:val="center"/>
+            </w:pPr>
+            <w:r>
+              <w:rPr>
+                <w:rFonts w:ascii="Times New Roman" w:hAnsi="Times New Roman"/>
+                <w:b/>
+                <w:sz w:val="21"/>
+              </w:rPr>
+              <w:t>Split</w:t>
+            </w:r>
+          </w:p>
+        </w:tc>
+        <w:tc>
+          <w:tcPr>
+            <w:tcW w:type="dxa" w:w="1020"/>
+            <w:shd w:fill="D9EAF7"/>
+            <w:vAlign w:val="center"/>
+            <w:tcMar>
+              <w:top w:w="80" w:type="dxa"/>
+              <w:start w:w="110" w:type="dxa"/>
+              <w:bottom w:w="80" w:type="dxa"/>
+              <w:end w:w="110" w:type="dxa"/>
+            </w:tcMar>
+          </w:tcPr>
+          <w:p>
+            <w:pPr>
+              <w:jc w:val="center"/>
+            </w:pPr>
+            <w:r>
+              <w:rPr>
+                <w:rFonts w:ascii="Times New Roman" w:hAnsi="Times New Roman"/>
+                <w:b/>
+                <w:sz w:val="21"/>
+              </w:rPr>
+              <w:t>Topic</w:t>
+            </w:r>
+          </w:p>
+        </w:tc>
+        <w:tc>
+          <w:tcPr>
+            <w:tcW w:type="dxa" w:w="1417"/>
+            <w:shd w:fill="D9EAF7"/>
+            <w:vAlign w:val="center"/>
+            <w:tcMar>
+              <w:top w:w="80" w:type="dxa"/>
+              <w:start w:w="110" w:type="dxa"/>
+              <w:bottom w:w="80" w:type="dxa"/>
+              <w:end w:w="110" w:type="dxa"/>
+            </w:tcMar>
+          </w:tcPr>
+          <w:p>
+            <w:pPr>
+              <w:jc w:val="center"/>
+            </w:pPr>
+            <w:r>
+              <w:rPr>
+                <w:rFonts w:ascii="Times New Roman" w:hAnsi="Times New Roman"/>
+                <w:b/>
+                <w:sz w:val="21"/>
+              </w:rPr>
+              <w:t>Precision</w:t>
+            </w:r>
+          </w:p>
+        </w:tc>
+        <w:tc>
+          <w:tcPr>
+            <w:tcW w:type="dxa" w:w="1247"/>
+            <w:shd w:fill="D9EAF7"/>
+            <w:vAlign w:val="center"/>
+            <w:tcMar>
+              <w:top w:w="80" w:type="dxa"/>
+              <w:start w:w="110" w:type="dxa"/>
+              <w:bottom w:w="80" w:type="dxa"/>
+              <w:end w:w="110" w:type="dxa"/>
+            </w:tcMar>
+          </w:tcPr>
+          <w:p>
+            <w:pPr>
+              <w:jc w:val="center"/>
+            </w:pPr>
+            <w:r>
+              <w:rPr>
+                <w:rFonts w:ascii="Times New Roman" w:hAnsi="Times New Roman"/>
+                <w:b/>
+                <w:sz w:val="21"/>
+              </w:rPr>
+              <w:t>Recall</w:t>
+            </w:r>
+          </w:p>
+        </w:tc>
+        <w:tc>
+          <w:tcPr>
+            <w:tcW w:type="dxa" w:w="1134"/>
+            <w:shd w:fill="D9EAF7"/>
+            <w:vAlign w:val="center"/>
+            <w:tcMar>
+              <w:top w:w="80" w:type="dxa"/>
+              <w:start w:w="110" w:type="dxa"/>
+              <w:bottom w:w="80" w:type="dxa"/>
+              <w:end w:w="110" w:type="dxa"/>
+            </w:tcMar>
+          </w:tcPr>
+          <w:p>
+            <w:pPr>
+              <w:jc w:val="center"/>
+            </w:pPr>
+            <w:r>
+              <w:rPr>
+                <w:rFonts w:ascii="Times New Roman" w:hAnsi="Times New Roman"/>
+                <w:b/>
+                <w:sz w:val="21"/>
+              </w:rPr>
+              <w:t>F1</w:t>
+            </w:r>
+          </w:p>
+        </w:tc>
+        <w:tc>
+          <w:tcPr>
+            <w:tcW w:type="dxa" w:w="1020"/>
+            <w:shd w:fill="D9EAF7"/>
+            <w:vAlign w:val="center"/>
+            <w:tcMar>
+              <w:top w:w="80" w:type="dxa"/>
+              <w:start w:w="110" w:type="dxa"/>
+              <w:bottom w:w="80" w:type="dxa"/>
+              <w:end w:w="110" w:type="dxa"/>
+            </w:tcMar>
+          </w:tcPr>
+          <w:p>
+            <w:pPr>
+              <w:jc w:val="center"/>
+            </w:pPr>
+            <w:r>
+              <w:rPr>
+                <w:rFonts w:ascii="Times New Roman" w:hAnsi="Times New Roman"/>
+                <w:b/>
+                <w:sz w:val="21"/>
+              </w:rPr>
+              <w:t>F1=0</w:t>
+            </w:r>
+          </w:p>
+        </w:tc>
+        <w:tc>
+          <w:tcPr>
+            <w:tcW w:type="dxa" w:w="1247"/>
+            <w:shd w:fill="D9EAF7"/>
+            <w:vAlign w:val="center"/>
+            <w:tcMar>
+              <w:top w:w="80" w:type="dxa"/>
+              <w:start w:w="110" w:type="dxa"/>
+              <w:bottom w:w="80" w:type="dxa"/>
+              <w:end w:w="110" w:type="dxa"/>
+            </w:tcMar>
+          </w:tcPr>
+          <w:p>
+            <w:pPr>
+              <w:jc w:val="center"/>
+            </w:pPr>
+            <w:r>
+              <w:rPr>
+                <w:rFonts w:ascii="Times New Roman" w:hAnsi="Times New Roman"/>
+                <w:b/>
+                <w:sz w:val="21"/>
+              </w:rPr>
+              <w:t>Hội tụ</w:t>
+            </w:r>
+          </w:p>
+        </w:tc>
+      </w:tr>
+      <w:tr>
+        <w:tc>
+          <w:tcPr>
+            <w:tcW w:type="dxa" w:w="1247"/>
+            <w:vAlign w:val="center"/>
+            <w:tcMar>
+              <w:top w:w="80" w:type="dxa"/>
+              <w:start w:w="110" w:type="dxa"/>
+              <w:bottom w:w="80" w:type="dxa"/>
+              <w:end w:w="110" w:type="dxa"/>
+            </w:tcMar>
+          </w:tcPr>
+          <w:p>
+            <w:pPr>
+              <w:spacing w:after="0" w:line="252" w:lineRule="auto"/>
+              <w:ind w:firstLine="0"/>
+            </w:pPr>
+            <w:r>
+              <w:rPr>
+                <w:rFonts w:ascii="Times New Roman" w:hAnsi="Times New Roman"/>
+                <w:sz w:val="20"/>
+              </w:rPr>
+              <w:t>Train</w:t>
+            </w:r>
+          </w:p>
+        </w:tc>
+        <w:tc>
+          <w:tcPr>
+            <w:tcW w:type="dxa" w:w="1020"/>
+            <w:vAlign w:val="center"/>
+            <w:tcMar>
+              <w:top w:w="80" w:type="dxa"/>
+              <w:start w:w="110" w:type="dxa"/>
+              <w:bottom w:w="80" w:type="dxa"/>
+              <w:end w:w="110" w:type="dxa"/>
+            </w:tcMar>
+          </w:tcPr>
+          <w:p>
+            <w:pPr>
+              <w:spacing w:after="0" w:line="252" w:lineRule="auto"/>
+              <w:ind w:firstLine="0"/>
+            </w:pPr>
+            <w:r>
+              <w:rPr>
+                <w:rFonts w:ascii="Times New Roman" w:hAnsi="Times New Roman"/>
+                <w:sz w:val="20"/>
+              </w:rPr>
+              <w:t>34</w:t>
+            </w:r>
+          </w:p>
+        </w:tc>
+        <w:tc>
+          <w:tcPr>
+            <w:tcW w:type="dxa" w:w="1417"/>
+            <w:vAlign w:val="center"/>
+            <w:tcMar>
+              <w:top w:w="80" w:type="dxa"/>
+              <w:start w:w="110" w:type="dxa"/>
+              <w:bottom w:w="80" w:type="dxa"/>
+              <w:end w:w="110" w:type="dxa"/>
+            </w:tcMar>
+          </w:tcPr>
+          <w:p>
+            <w:pPr>
+              <w:spacing w:after="0" w:line="252" w:lineRule="auto"/>
+              <w:ind w:firstLine="0"/>
+            </w:pPr>
+            <w:r>
+              <w:rPr>
+                <w:rFonts w:ascii="Times New Roman" w:hAnsi="Times New Roman"/>
+                <w:sz w:val="20"/>
+              </w:rPr>
+              <w:t>0,1225</w:t>
+            </w:r>
+          </w:p>
+        </w:tc>
+        <w:tc>
+          <w:tcPr>
+            <w:tcW w:type="dxa" w:w="1247"/>
+            <w:vAlign w:val="center"/>
+            <w:tcMar>
+              <w:top w:w="80" w:type="dxa"/>
+              <w:start w:w="110" w:type="dxa"/>
+              <w:bottom w:w="80" w:type="dxa"/>
+              <w:end w:w="110" w:type="dxa"/>
+            </w:tcMar>
+          </w:tcPr>
+          <w:p>
+            <w:pPr>
+              <w:spacing w:after="0" w:line="252" w:lineRule="auto"/>
+              <w:ind w:firstLine="0"/>
+            </w:pPr>
+            <w:r>
+              <w:rPr>
+                <w:rFonts w:ascii="Times New Roman" w:hAnsi="Times New Roman"/>
+                <w:sz w:val="20"/>
+              </w:rPr>
+              <w:t>0,0510</w:t>
+            </w:r>
+          </w:p>
+        </w:tc>
+        <w:tc>
+          <w:tcPr>
+            <w:tcW w:type="dxa" w:w="1134"/>
+            <w:vAlign w:val="center"/>
+            <w:tcMar>
+              <w:top w:w="80" w:type="dxa"/>
+              <w:start w:w="110" w:type="dxa"/>
+              <w:bottom w:w="80" w:type="dxa"/>
+              <w:end w:w="110" w:type="dxa"/>
+            </w:tcMar>
+          </w:tcPr>
+          <w:p>
+            <w:pPr>
+              <w:spacing w:after="0" w:line="252" w:lineRule="auto"/>
+              <w:ind w:firstLine="0"/>
+            </w:pPr>
+            <w:r>
+              <w:rPr>
+                <w:rFonts w:ascii="Times New Roman" w:hAnsi="Times New Roman"/>
+                <w:sz w:val="20"/>
+              </w:rPr>
+              <w:t>0,0709</w:t>
+            </w:r>
+          </w:p>
+        </w:tc>
+        <w:tc>
+          <w:tcPr>
+            <w:tcW w:type="dxa" w:w="1020"/>
+            <w:vAlign w:val="center"/>
+            <w:tcMar>
+              <w:top w:w="80" w:type="dxa"/>
+              <w:start w:w="110" w:type="dxa"/>
+              <w:bottom w:w="80" w:type="dxa"/>
+              <w:end w:w="110" w:type="dxa"/>
+            </w:tcMar>
+          </w:tcPr>
+          <w:p>
+            <w:pPr>
+              <w:spacing w:after="0" w:line="252" w:lineRule="auto"/>
+              <w:ind w:firstLine="0"/>
+            </w:pPr>
+            <w:r>
+              <w:rPr>
+                <w:rFonts w:ascii="Times New Roman" w:hAnsi="Times New Roman"/>
+                <w:sz w:val="20"/>
+              </w:rPr>
+              <w:t>13</w:t>
+            </w:r>
+          </w:p>
+        </w:tc>
+        <w:tc>
+          <w:tcPr>
+            <w:tcW w:type="dxa" w:w="1247"/>
+            <w:vAlign w:val="center"/>
+            <w:tcMar>
+              <w:top w:w="80" w:type="dxa"/>
+              <w:start w:w="110" w:type="dxa"/>
+              <w:bottom w:w="80" w:type="dxa"/>
+              <w:end w:w="110" w:type="dxa"/>
+            </w:tcMar>
+          </w:tcPr>
+          <w:p>
+            <w:pPr>
+              <w:spacing w:after="0" w:line="252" w:lineRule="auto"/>
+              <w:ind w:firstLine="0"/>
+            </w:pPr>
+            <w:r>
+              <w:rPr>
+                <w:rFonts w:ascii="Times New Roman" w:hAnsi="Times New Roman"/>
+                <w:sz w:val="20"/>
+              </w:rPr>
+              <w:t>50/50</w:t>
+            </w:r>
+          </w:p>
+        </w:tc>
+      </w:tr>
+      <w:tr>
+        <w:tc>
+          <w:tcPr>
+            <w:tcW w:type="dxa" w:w="1247"/>
+            <w:vAlign w:val="center"/>
+            <w:tcMar>
+              <w:top w:w="80" w:type="dxa"/>
+              <w:start w:w="110" w:type="dxa"/>
+              <w:bottom w:w="80" w:type="dxa"/>
+              <w:end w:w="110" w:type="dxa"/>
+            </w:tcMar>
+          </w:tcPr>
+          <w:p>
+            <w:pPr>
+              <w:spacing w:after="0" w:line="252" w:lineRule="auto"/>
+              <w:ind w:firstLine="0"/>
+            </w:pPr>
+            <w:r>
+              <w:rPr>
+                <w:rFonts w:ascii="Times New Roman" w:hAnsi="Times New Roman"/>
+                <w:sz w:val="20"/>
+              </w:rPr>
+              <w:t>Test</w:t>
+            </w:r>
+          </w:p>
+        </w:tc>
+        <w:tc>
+          <w:tcPr>
+            <w:tcW w:type="dxa" w:w="1020"/>
+            <w:vAlign w:val="center"/>
+            <w:tcMar>
+              <w:top w:w="80" w:type="dxa"/>
+              <w:start w:w="110" w:type="dxa"/>
+              <w:bottom w:w="80" w:type="dxa"/>
+              <w:end w:w="110" w:type="dxa"/>
+            </w:tcMar>
+          </w:tcPr>
+          <w:p>
+            <w:pPr>
+              <w:spacing w:after="0" w:line="252" w:lineRule="auto"/>
+              <w:ind w:firstLine="0"/>
+            </w:pPr>
+            <w:r>
+              <w:rPr>
+                <w:rFonts w:ascii="Times New Roman" w:hAnsi="Times New Roman"/>
+                <w:sz w:val="20"/>
+              </w:rPr>
+              <w:t>9</w:t>
+            </w:r>
+          </w:p>
+        </w:tc>
+        <w:tc>
+          <w:tcPr>
+            <w:tcW w:type="dxa" w:w="1417"/>
+            <w:vAlign w:val="center"/>
+            <w:tcMar>
+              <w:top w:w="80" w:type="dxa"/>
+              <w:start w:w="110" w:type="dxa"/>
+              <w:bottom w:w="80" w:type="dxa"/>
+              <w:end w:w="110" w:type="dxa"/>
+            </w:tcMar>
+          </w:tcPr>
+          <w:p>
+            <w:pPr>
+              <w:spacing w:after="0" w:line="252" w:lineRule="auto"/>
+              <w:ind w:firstLine="0"/>
+            </w:pPr>
+            <w:r>
+              <w:rPr>
+                <w:rFonts w:ascii="Times New Roman" w:hAnsi="Times New Roman"/>
+                <w:sz w:val="20"/>
+              </w:rPr>
+              <w:t>0,1611</w:t>
+            </w:r>
+          </w:p>
+        </w:tc>
+        <w:tc>
+          <w:tcPr>
+            <w:tcW w:type="dxa" w:w="1247"/>
+            <w:vAlign w:val="center"/>
+            <w:tcMar>
+              <w:top w:w="80" w:type="dxa"/>
+              <w:start w:w="110" w:type="dxa"/>
+              <w:bottom w:w="80" w:type="dxa"/>
+              <w:end w:w="110" w:type="dxa"/>
+            </w:tcMar>
+          </w:tcPr>
+          <w:p>
+            <w:pPr>
+              <w:spacing w:after="0" w:line="252" w:lineRule="auto"/>
+              <w:ind w:firstLine="0"/>
+            </w:pPr>
+            <w:r>
+              <w:rPr>
+                <w:rFonts w:ascii="Times New Roman" w:hAnsi="Times New Roman"/>
+                <w:sz w:val="20"/>
+              </w:rPr>
+              <w:t>0,0652</w:t>
+            </w:r>
+          </w:p>
+        </w:tc>
+        <w:tc>
+          <w:tcPr>
+            <w:tcW w:type="dxa" w:w="1134"/>
+            <w:vAlign w:val="center"/>
+            <w:tcMar>
+              <w:top w:w="80" w:type="dxa"/>
+              <w:start w:w="110" w:type="dxa"/>
+              <w:bottom w:w="80" w:type="dxa"/>
+              <w:end w:w="110" w:type="dxa"/>
+            </w:tcMar>
+          </w:tcPr>
+          <w:p>
+            <w:pPr>
+              <w:spacing w:after="0" w:line="252" w:lineRule="auto"/>
+              <w:ind w:firstLine="0"/>
+            </w:pPr>
+            <w:r>
+              <w:rPr>
+                <w:rFonts w:ascii="Times New Roman" w:hAnsi="Times New Roman"/>
+                <w:sz w:val="20"/>
+              </w:rPr>
+              <w:t>0,0889</w:t>
+            </w:r>
+          </w:p>
+        </w:tc>
+        <w:tc>
+          <w:tcPr>
+            <w:tcW w:type="dxa" w:w="1020"/>
+            <w:vAlign w:val="center"/>
+            <w:tcMar>
+              <w:top w:w="80" w:type="dxa"/>
+              <w:start w:w="110" w:type="dxa"/>
+              <w:bottom w:w="80" w:type="dxa"/>
+              <w:end w:w="110" w:type="dxa"/>
+            </w:tcMar>
+          </w:tcPr>
+          <w:p>
+            <w:pPr>
+              <w:spacing w:after="0" w:line="252" w:lineRule="auto"/>
+              <w:ind w:firstLine="0"/>
+            </w:pPr>
+            <w:r>
+              <w:rPr>
+                <w:rFonts w:ascii="Times New Roman" w:hAnsi="Times New Roman"/>
+                <w:sz w:val="20"/>
+              </w:rPr>
+              <w:t>2</w:t>
+            </w:r>
+          </w:p>
+        </w:tc>
+        <w:tc>
+          <w:tcPr>
+            <w:tcW w:type="dxa" w:w="1247"/>
+            <w:vAlign w:val="center"/>
+            <w:tcMar>
+              <w:top w:w="80" w:type="dxa"/>
+              <w:start w:w="110" w:type="dxa"/>
+              <w:bottom w:w="80" w:type="dxa"/>
+              <w:end w:w="110" w:type="dxa"/>
+            </w:tcMar>
+          </w:tcPr>
+          <w:p>
+            <w:pPr>
+              <w:spacing w:after="0" w:line="252" w:lineRule="auto"/>
+              <w:ind w:firstLine="0"/>
+            </w:pPr>
+            <w:r>
+              <w:rPr>
+                <w:rFonts w:ascii="Times New Roman" w:hAnsi="Times New Roman"/>
+                <w:sz w:val="20"/>
+              </w:rPr>
+              <w:t>9/9</w:t>
+            </w:r>
+          </w:p>
+        </w:tc>
+      </w:tr>
+    </w:tbl>
+    <w:p>
+      <w:pPr>
+        <w:spacing w:after="0"/>
+      </w:pPr>
+    </w:p>
+    <w:p>
+      <w:pPr>
+        <w:pStyle w:val="CaptionAcademic"/>
+      </w:pPr>
+      <w:r>
+        <w:t>Bảng 4.4. Xác nhận τ=0,0125 trên pipeline MMR/100 từ</w:t>
+      </w:r>
+    </w:p>
+    <w:p>
+      <w:pPr>
+        <w:pStyle w:val="Normal"/>
+      </w:pPr>
+      <w:r>
+        <w:t>Trong sweep MMR/100 từ, F1 train cao nhất nằm tại τ=0,0275 với 0,0878; τ=0,0125 đạt 0,0709. Báo cáo vẫn khóa 0,0125 theo quyết định từ nhánh Top-K và đánh giá test đúng một lần, thay vì dùng kết quả test để đổi lại threshold. Do đó 0,0125 được gọi là cấu hình được chọn cho lần cập nhật, không phải ngưỡng tối ưu chung cho mọi chiến lược chọn câu.</w:t>
       </w:r>
     </w:p>
     <w:p>
       <w:r>
         <w:drawing>
           <wp:inline xmlns:a="http://schemas.openxmlformats.org/drawingml/2006/main" xmlns:pic="http://schemas.openxmlformats.org/drawingml/2006/picture">
-            <wp:extent cx="5112000" cy="3162786"/>
-            <wp:docPr id="3" name="Picture 3" descr="Image: image3.png"/>
+            <wp:extent cx="5112000" cy="2044800"/>
+            <wp:docPr id="2" name="Picture 2"/>
             <wp:cNvGraphicFramePr>
               <a:graphicFrameLocks noChangeAspect="1"/>
             </wp:cNvGraphicFramePr>
@@ -4642,7 +8313,51 @@
               <a:graphicData uri="http://schemas.openxmlformats.org/drawingml/2006/picture">
                 <pic:pic>
                   <pic:nvPicPr>
-                    <pic:cNvPr id="0" name="02-threshold-quality.png"/>
+                    <pic:cNvPr id="0" name="fine-threshold-quality.png"/>
+                    <pic:cNvPicPr/>
+                  </pic:nvPicPr>
+                  <pic:blipFill>
+                    <a:blip r:embed="rId11"/>
+                    <a:stretch>
+                      <a:fillRect/>
+                    </a:stretch>
+                  </pic:blipFill>
+                  <pic:spPr>
+                    <a:xfrm>
+                      <a:off x="0" y="0"/>
+                      <a:ext cx="5112000" cy="2044800"/>
+                    </a:xfrm>
+                    <a:prstGeom prst="rect"/>
+                  </pic:spPr>
+                </pic:pic>
+              </a:graphicData>
+            </a:graphic>
+          </wp:inline>
+        </w:drawing>
+      </w:r>
+    </w:p>
+    <w:p>
+      <w:pPr>
+        <w:pStyle w:val="CaptionAcademic"/>
+      </w:pPr>
+      <w:r>
+        <w:t>Hình 4.1. Chất lượng khi tinh chỉnh ngưỡng ở vùng thấp</w:t>
+      </w:r>
+    </w:p>
+    <w:p>
+      <w:r>
+        <w:drawing>
+          <wp:inline xmlns:a="http://schemas.openxmlformats.org/drawingml/2006/main" xmlns:pic="http://schemas.openxmlformats.org/drawingml/2006/picture">
+            <wp:extent cx="5112000" cy="2044800"/>
+            <wp:docPr id="3" name="Picture 3"/>
+            <wp:cNvGraphicFramePr>
+              <a:graphicFrameLocks noChangeAspect="1"/>
+            </wp:cNvGraphicFramePr>
+            <a:graphic>
+              <a:graphicData uri="http://schemas.openxmlformats.org/drawingml/2006/picture">
+                <pic:pic>
+                  <pic:nvPicPr>
+                    <pic:cNvPr id="0" name="fine-threshold-graph-health.png"/>
                     <pic:cNvPicPr/>
                   </pic:nvPicPr>
                   <pic:blipFill>
@@ -4654,7 +8369,7 @@
                   <pic:spPr>
                     <a:xfrm>
                       <a:off x="0" y="0"/>
-                      <a:ext cx="5112000" cy="3162786"/>
+                      <a:ext cx="5112000" cy="2044800"/>
                     </a:xfrm>
                     <a:prstGeom prst="rect"/>
                   </pic:spPr>
@@ -4670,51 +8385,15 @@
         <w:pStyle w:val="CaptionAcademic"/>
       </w:pPr>
       <w:r>
-        <w:t>Hình 4.2. Chất lượng exact-sentence theo ngưỡng similarity</w:t>
-      </w:r>
-    </w:p>
-    <w:p>
-      <w:r>
-        <w:drawing>
-          <wp:inline xmlns:a="http://schemas.openxmlformats.org/drawingml/2006/main" xmlns:pic="http://schemas.openxmlformats.org/drawingml/2006/picture">
-            <wp:extent cx="5220000" cy="3631879"/>
-            <wp:docPr id="4" name="Picture 4" descr="Image: image4.png"/>
-            <wp:cNvGraphicFramePr>
-              <a:graphicFrameLocks noChangeAspect="1"/>
-            </wp:cNvGraphicFramePr>
-            <a:graphic>
-              <a:graphicData uri="http://schemas.openxmlformats.org/drawingml/2006/picture">
-                <pic:pic>
-                  <pic:nvPicPr>
-                    <pic:cNvPr id="0" name="02-threshold-graph-health.png"/>
-                    <pic:cNvPicPr/>
-                  </pic:nvPicPr>
-                  <pic:blipFill>
-                    <a:blip r:embed="rId13"/>
-                    <a:stretch>
-                      <a:fillRect/>
-                    </a:stretch>
-                  </pic:blipFill>
-                  <pic:spPr>
-                    <a:xfrm>
-                      <a:off x="0" y="0"/>
-                      <a:ext cx="5220000" cy="3631879"/>
-                    </a:xfrm>
-                    <a:prstGeom prst="rect"/>
-                  </pic:spPr>
-                </pic:pic>
-              </a:graphicData>
-            </a:graphic>
-          </wp:inline>
-        </w:drawing>
-      </w:r>
-    </w:p>
-    <w:p>
-      <w:pPr>
-        <w:pStyle w:val="CaptionAcademic"/>
-      </w:pPr>
-      <w:r>
-        <w:t>Hình 4.3. Sức khỏe đồ thị theo ngưỡng similarity</w:t>
+        <w:t>Hình 4.2. Sức khỏe đồ thị khi tinh chỉnh ngưỡng</w:t>
+      </w:r>
+    </w:p>
+    <w:p>
+      <w:pPr>
+        <w:pStyle w:val="Heading2"/>
+      </w:pPr>
+      <w:r>
+        <w:t>4.6. Tham số PageRank và hội tụ</w:t>
       </w:r>
     </w:p>
     <w:p>
@@ -4722,7 +8401,15 @@
         <w:pStyle w:val="Normal"/>
       </w:pPr>
       <w:r>
-        <w:t>Khi τ = 0, đồ thị đầy đủ có density 1 và average degree 292,68; các cạnh bằng 0 vẫn được giữ theo điều kiện ≥ 0 nên cấu trúc trở nên quá dày. Khi τ tăng lên 0,30, isolated ratio đạt 0,6474 và average degree chỉ còn 0,85. Vùng 0,02 giữ mức liên kết đủ lớn nhưng không biến đồ thị thành đầy đủ, đồng thời đạt Precision và F1 cao nhất trong sweep.</w:t>
+        <w:t>Notebook thử 45 tổ hợp gồm damping 0,70–0,95, tolerance 10⁻⁴–10⁻⁸ và max iterations 100–1000. Có 42/45 cấu hình hội tụ trên toàn bộ 50 topic. Nhóm tốt nhất dùng damping 0,85 và tolerance 10⁻⁸, đạt Precision 0,1575, F1 0,0828 và trung bình 39,64 vòng. Max iterations 100, 300 và 1000 tạo cùng metric trong nhóm này vì thuật toán thực tế dừng trước giới hạn.</w:t>
+      </w:r>
+    </w:p>
+    <w:p>
+      <w:pPr>
+        <w:pStyle w:val="Normal"/>
+      </w:pPr>
+      <w:r>
+        <w:t>Trong local grid cuối, 300 vòng được chọn thay cho 1000 khi các tiêu chí chất lượng và redundancy bằng nhau, đồng thời vẫn tạo khoảng an toàn lớn so với trung bình 39,64 vòng và hội tụ trên toàn train. Kết quả này minh họa rằng max_iterations không nên được hiểu là số vòng thực thi bắt buộc; nó chỉ là giới hạn trên.</w:t>
       </w:r>
     </w:p>
     <w:p>
@@ -4730,31 +8417,7 @@
         <w:pStyle w:val="Heading2"/>
       </w:pPr>
       <w:r>
-        <w:t>4.4. Tham số PageRank và hội tụ</w:t>
-      </w:r>
-    </w:p>
-    <w:p>
-      <w:pPr>
-        <w:pStyle w:val="Normal"/>
-      </w:pPr>
-      <w:r>
-        <w:t>Notebook thử 45 tổ hợp gồm damping 0,70–0,95, tolerance 10⁻⁴–10⁻⁸ và max iterations 100–1000. Có 42/45 cấu hình hội tụ trên toàn bộ 50 topic. Nhóm tốt nhất dùng damping 0,85 và tolerance 10⁻⁸, đạt Precision 0,1575, F1 0,0828 và trung bình 39,64 vòng. Max iterations 100, 300 và 1000 tạo cùng metric trong nhóm này vì thuật toán thực tế dừng trước giới hạn.</w:t>
-      </w:r>
-    </w:p>
-    <w:p>
-      <w:pPr>
-        <w:pStyle w:val="Normal"/>
-      </w:pPr>
-      <w:r>
-        <w:t>Trong local grid cuối, 300 vòng được chọn thay cho 1000 khi các tiêu chí chất lượng và redundancy bằng nhau, đồng thời vẫn tạo khoảng an toàn lớn so với trung bình 39,64 vòng và hội tụ trên toàn train. Kết quả này minh họa rằng max_iterations không nên được hiểu là số vòng thực thi bắt buộc; nó chỉ là giới hạn trên.</w:t>
-      </w:r>
-    </w:p>
-    <w:p>
-      <w:pPr>
-        <w:pStyle w:val="Heading2"/>
-      </w:pPr>
-      <w:r>
-        <w:t>4.5. Ảnh hưởng của MMR</w:t>
+        <w:t>4.7. Ảnh hưởng của MMR</w:t>
       </w:r>
     </w:p>
     <w:tbl>
@@ -5511,51 +9174,7 @@
         <w:pStyle w:val="CaptionAcademic"/>
       </w:pPr>
       <w:r>
-        <w:t>Bảng 4.4. So sánh các cấu hình MMR trên train</w:t>
-      </w:r>
-    </w:p>
-    <w:p>
-      <w:r>
-        <w:drawing>
-          <wp:inline xmlns:a="http://schemas.openxmlformats.org/drawingml/2006/main" xmlns:pic="http://schemas.openxmlformats.org/drawingml/2006/picture">
-            <wp:extent cx="4968000" cy="3073694"/>
-            <wp:docPr id="5" name="Picture 5" descr="Image: image5.png"/>
-            <wp:cNvGraphicFramePr>
-              <a:graphicFrameLocks noChangeAspect="1"/>
-            </wp:cNvGraphicFramePr>
-            <a:graphic>
-              <a:graphicData uri="http://schemas.openxmlformats.org/drawingml/2006/picture">
-                <pic:pic>
-                  <pic:nvPicPr>
-                    <pic:cNvPr id="0" name="04-mmr-quality.png"/>
-                    <pic:cNvPicPr/>
-                  </pic:nvPicPr>
-                  <pic:blipFill>
-                    <a:blip r:embed="rId14"/>
-                    <a:stretch>
-                      <a:fillRect/>
-                    </a:stretch>
-                  </pic:blipFill>
-                  <pic:spPr>
-                    <a:xfrm>
-                      <a:off x="0" y="0"/>
-                      <a:ext cx="4968000" cy="3073694"/>
-                    </a:xfrm>
-                    <a:prstGeom prst="rect"/>
-                  </pic:spPr>
-                </pic:pic>
-              </a:graphicData>
-            </a:graphic>
-          </wp:inline>
-        </w:drawing>
-      </w:r>
-    </w:p>
-    <w:p>
-      <w:pPr>
-        <w:pStyle w:val="CaptionAcademic"/>
-      </w:pPr>
-      <w:r>
-        <w:t>Hình 4.4. So sánh chất lượng của các thiết lập MMR</w:t>
+        <w:t>Bảng 4.5. So sánh các cấu hình MMR trên train</w:t>
       </w:r>
     </w:p>
     <w:p>
@@ -5571,7 +9190,7 @@
         <w:pStyle w:val="Heading2"/>
       </w:pPr>
       <w:r>
-        <w:t>4.6. Cấu hình cuối và so sánh train–test</w:t>
+        <w:t>4.8. Cấu hình cuối và so sánh train–test</w:t>
       </w:r>
     </w:p>
     <w:p>
@@ -5579,7 +9198,7 @@
         <w:pStyle w:val="Normal"/>
       </w:pPr>
       <w:r>
-        <w:t>Local grid gồm 24 cấu hình duy nhất. Cấu hình được khóa trên train là threshold 0,02; damping 0,85; tolerance 10⁻⁸; max iterations 300; budget 100 từ; MMR bật với λ = 0,70. Cấu hình này hội tụ trên toàn bộ 50 topic train và 9 topic test.</w:t>
+        <w:t>Cấu hình cập nhật được khóa với threshold 0,0125; damping 0,85; tolerance 10⁻⁸; max iterations 300; budget 100 từ; MMR bật với λ=0,70. Cấu hình hội tụ trên toàn bộ 50 topic train và 9 topic test.</w:t>
       </w:r>
     </w:p>
     <w:tbl>
@@ -5862,7 +9481,7 @@
                 <w:rFonts w:ascii="Times New Roman" w:hAnsi="Times New Roman"/>
                 <w:sz w:val="20"/>
               </w:rPr>
-              <w:t>0,1575</w:t>
+              <w:t>0,1225</w:t>
             </w:r>
           </w:p>
         </w:tc>
@@ -5887,7 +9506,7 @@
                 <w:rFonts w:ascii="Times New Roman" w:hAnsi="Times New Roman"/>
                 <w:sz w:val="20"/>
               </w:rPr>
-              <w:t>0,1481</w:t>
+              <w:t>0,1611</w:t>
             </w:r>
           </w:p>
         </w:tc>
@@ -5912,7 +9531,7 @@
                 <w:rFonts w:ascii="Times New Roman" w:hAnsi="Times New Roman"/>
                 <w:sz w:val="20"/>
               </w:rPr>
-              <w:t>Chênh lệch train–test: +0,0093</w:t>
+              <w:t>Test cao hơn train</w:t>
             </w:r>
           </w:p>
         </w:tc>
@@ -5964,7 +9583,7 @@
                 <w:rFonts w:ascii="Times New Roman" w:hAnsi="Times New Roman"/>
                 <w:sz w:val="20"/>
               </w:rPr>
-              <w:t>0,0574</w:t>
+              <w:t>0,0510</w:t>
             </w:r>
           </w:p>
         </w:tc>
@@ -6066,7 +9685,7 @@
                 <w:rFonts w:ascii="Times New Roman" w:hAnsi="Times New Roman"/>
                 <w:sz w:val="20"/>
               </w:rPr>
-              <w:t>0,0828</w:t>
+              <w:t>0,0709</w:t>
             </w:r>
           </w:p>
         </w:tc>
@@ -6091,7 +9710,7 @@
                 <w:rFonts w:ascii="Times New Roman" w:hAnsi="Times New Roman"/>
                 <w:sz w:val="20"/>
               </w:rPr>
-              <w:t>0,0866</w:t>
+              <w:t>0,0889</w:t>
             </w:r>
           </w:p>
         </w:tc>
@@ -6116,7 +9735,7 @@
                 <w:rFonts w:ascii="Times New Roman" w:hAnsi="Times New Roman"/>
                 <w:sz w:val="20"/>
               </w:rPr>
-              <w:t>Test nhỉnh hơn train</w:t>
+              <w:t>Test cao hơn train</w:t>
             </w:r>
           </w:p>
         </w:tc>
@@ -6270,7 +9889,7 @@
                 <w:rFonts w:ascii="Times New Roman" w:hAnsi="Times New Roman"/>
                 <w:sz w:val="20"/>
               </w:rPr>
-              <w:t>0,5000</w:t>
+              <w:t>0,3824</w:t>
             </w:r>
           </w:p>
         </w:tc>
@@ -6295,7 +9914,7 @@
                 <w:rFonts w:ascii="Times New Roman" w:hAnsi="Times New Roman"/>
                 <w:sz w:val="20"/>
               </w:rPr>
-              <w:t>0,7778</w:t>
+              <w:t>0,6667</w:t>
             </w:r>
           </w:p>
         </w:tc>
@@ -6474,7 +10093,7 @@
                 <w:rFonts w:ascii="Times New Roman" w:hAnsi="Times New Roman"/>
                 <w:sz w:val="20"/>
               </w:rPr>
-              <w:t>99,82</w:t>
+              <w:t>99,88</w:t>
             </w:r>
           </w:p>
         </w:tc>
@@ -6499,7 +10118,7 @@
                 <w:rFonts w:ascii="Times New Roman" w:hAnsi="Times New Roman"/>
                 <w:sz w:val="20"/>
               </w:rPr>
-              <w:t>99,89</w:t>
+              <w:t>100,00</w:t>
             </w:r>
           </w:p>
         </w:tc>
@@ -6576,7 +10195,7 @@
                 <w:rFonts w:ascii="Times New Roman" w:hAnsi="Times New Roman"/>
                 <w:sz w:val="20"/>
               </w:rPr>
-              <w:t>0,0843</w:t>
+              <w:t>0,0825</w:t>
             </w:r>
           </w:p>
         </w:tc>
@@ -6601,7 +10220,7 @@
                 <w:rFonts w:ascii="Times New Roman" w:hAnsi="Times New Roman"/>
                 <w:sz w:val="20"/>
               </w:rPr>
-              <w:t>0,1024</w:t>
+              <w:t>0,1050</w:t>
             </w:r>
           </w:p>
         </w:tc>
@@ -6678,7 +10297,7 @@
                 <w:rFonts w:ascii="Times New Roman" w:hAnsi="Times New Roman"/>
                 <w:sz w:val="20"/>
               </w:rPr>
-              <w:t>39,64</w:t>
+              <w:t>39,34</w:t>
             </w:r>
           </w:p>
         </w:tc>
@@ -6744,51 +10363,7 @@
         <w:pStyle w:val="CaptionAcademic"/>
       </w:pPr>
       <w:r>
-        <w:t>Bảng 4.5. Kết quả cấu hình cuối trên train và test</w:t>
-      </w:r>
-    </w:p>
-    <w:p>
-      <w:r>
-        <w:drawing>
-          <wp:inline xmlns:a="http://schemas.openxmlformats.org/drawingml/2006/main" xmlns:pic="http://schemas.openxmlformats.org/drawingml/2006/picture">
-            <wp:extent cx="4860000" cy="3246700"/>
-            <wp:docPr id="6" name="Picture 6" descr="Image: image6.png"/>
-            <wp:cNvGraphicFramePr>
-              <a:graphicFrameLocks noChangeAspect="1"/>
-            </wp:cNvGraphicFramePr>
-            <a:graphic>
-              <a:graphicData uri="http://schemas.openxmlformats.org/drawingml/2006/picture">
-                <pic:pic>
-                  <pic:nvPicPr>
-                    <pic:cNvPr id="0" name="05-train-vs-test.png"/>
-                    <pic:cNvPicPr/>
-                  </pic:nvPicPr>
-                  <pic:blipFill>
-                    <a:blip r:embed="rId15"/>
-                    <a:stretch>
-                      <a:fillRect/>
-                    </a:stretch>
-                  </pic:blipFill>
-                  <pic:spPr>
-                    <a:xfrm>
-                      <a:off x="0" y="0"/>
-                      <a:ext cx="4860000" cy="3246700"/>
-                    </a:xfrm>
-                    <a:prstGeom prst="rect"/>
-                  </pic:spPr>
-                </pic:pic>
-              </a:graphicData>
-            </a:graphic>
-          </wp:inline>
-        </w:drawing>
-      </w:r>
-    </w:p>
-    <w:p>
-      <w:pPr>
-        <w:pStyle w:val="CaptionAcademic"/>
-      </w:pPr>
-      <w:r>
-        <w:t>Hình 4.5. So sánh Precision, Recall và F1 giữa train và test</w:t>
+        <w:t>Bảng 4.6. Kết quả cấu hình cuối trên train và test</w:t>
       </w:r>
     </w:p>
     <w:p>
@@ -6796,7 +10371,7 @@
         <w:pStyle w:val="Normal"/>
       </w:pPr>
       <w:r>
-        <w:t>Macro Precision giảm khoảng 0,0093 trên test, trong khi Recall và F1 tăng nhẹ. Với chỉ 9 topic test, các chênh lệch này chưa đủ để kết luận cấu hình tổng quát tốt cho mọi tập dữ liệu. Tuy nhiên, việc metric không sụt giảm mạnh và toàn bộ topic đều hội tụ là bằng chứng ban đầu rằng cấu hình không chỉ hoạt động trên tập dùng chọn tham số.</w:t>
+        <w:t>Cả Precision, Recall và F1 đều cao hơn trên 9 topic test, nhưng tập test nhỏ nên chênh lệch này chưa đủ để kết luận cấu hình tổng quát tốt cho mọi dữ liệu. Bằng chứng chắc chắn hơn là toàn bộ topic hội tụ và cấu hình test không được dùng để điều chỉnh lại threshold.</w:t>
       </w:r>
     </w:p>
     <w:p>
@@ -6804,7 +10379,7 @@
         <w:pStyle w:val="Heading2"/>
       </w:pPr>
       <w:r>
-        <w:t>4.7. So sánh baseline và cấu hình được chọn</w:t>
+        <w:t>4.9. So sánh baseline và cấu hình được chọn</w:t>
       </w:r>
     </w:p>
     <w:tbl>
@@ -6907,7 +10482,7 @@
                 <w:b/>
                 <w:sz w:val="21"/>
               </w:rPr>
-              <w:t>Cấu hình cuối τ=0,02</w:t>
+              <w:t>Cấu hình τ=0,0125</w:t>
             </w:r>
           </w:p>
         </w:tc>
@@ -7010,7 +10585,7 @@
                 <w:rFonts w:ascii="Times New Roman" w:hAnsi="Times New Roman"/>
                 <w:sz w:val="20"/>
               </w:rPr>
-              <w:t>0,1575</w:t>
+              <w:t>0,1225</w:t>
             </w:r>
           </w:p>
         </w:tc>
@@ -7035,7 +10610,7 @@
                 <w:rFonts w:ascii="Times New Roman" w:hAnsi="Times New Roman"/>
                 <w:sz w:val="20"/>
               </w:rPr>
-              <w:t>+0,0657</w:t>
+              <w:t>+0,0307</w:t>
             </w:r>
           </w:p>
         </w:tc>
@@ -7112,7 +10687,7 @@
                 <w:rFonts w:ascii="Times New Roman" w:hAnsi="Times New Roman"/>
                 <w:sz w:val="20"/>
               </w:rPr>
-              <w:t>0,0574</w:t>
+              <w:t>0,0510</w:t>
             </w:r>
           </w:p>
         </w:tc>
@@ -7137,7 +10712,7 @@
                 <w:rFonts w:ascii="Times New Roman" w:hAnsi="Times New Roman"/>
                 <w:sz w:val="20"/>
               </w:rPr>
-              <w:t>+0,0191</w:t>
+              <w:t>+0,0127</w:t>
             </w:r>
           </w:p>
         </w:tc>
@@ -7214,7 +10789,7 @@
                 <w:rFonts w:ascii="Times New Roman" w:hAnsi="Times New Roman"/>
                 <w:sz w:val="20"/>
               </w:rPr>
-              <w:t>0,0828</w:t>
+              <w:t>0,0709</w:t>
             </w:r>
           </w:p>
         </w:tc>
@@ -7239,7 +10814,7 @@
                 <w:rFonts w:ascii="Times New Roman" w:hAnsi="Times New Roman"/>
                 <w:sz w:val="20"/>
               </w:rPr>
-              <w:t>+0,0295</w:t>
+              <w:t>+0,0175</w:t>
             </w:r>
           </w:p>
         </w:tc>
@@ -7316,7 +10891,7 @@
                 <w:rFonts w:ascii="Times New Roman" w:hAnsi="Times New Roman"/>
                 <w:sz w:val="20"/>
               </w:rPr>
-              <w:t>0,5000</w:t>
+              <w:t>0,3824</w:t>
             </w:r>
           </w:p>
         </w:tc>
@@ -7341,7 +10916,7 @@
                 <w:rFonts w:ascii="Times New Roman" w:hAnsi="Times New Roman"/>
                 <w:sz w:val="20"/>
               </w:rPr>
-              <w:t>+0,1176</w:t>
+              <w:t>0,0000</w:t>
             </w:r>
           </w:p>
         </w:tc>
@@ -7418,7 +10993,7 @@
                 <w:rFonts w:ascii="Times New Roman" w:hAnsi="Times New Roman"/>
                 <w:sz w:val="20"/>
               </w:rPr>
-              <w:t>0,1822</w:t>
+              <w:t>0,2118</w:t>
             </w:r>
           </w:p>
         </w:tc>
@@ -7443,7 +11018,7 @@
                 <w:rFonts w:ascii="Times New Roman" w:hAnsi="Times New Roman"/>
                 <w:sz w:val="20"/>
               </w:rPr>
-              <w:t>+0,1485</w:t>
+              <w:t>+0,1781</w:t>
             </w:r>
           </w:p>
         </w:tc>
@@ -7545,7 +11120,7 @@
                 <w:rFonts w:ascii="Times New Roman" w:hAnsi="Times New Roman"/>
                 <w:sz w:val="20"/>
               </w:rPr>
-              <w:t>−0,0168</w:t>
+              <w:t>−0,0169</w:t>
             </w:r>
           </w:p>
         </w:tc>
@@ -7561,7 +11136,7 @@
         <w:pStyle w:val="CaptionAcademic"/>
       </w:pPr>
       <w:r>
-        <w:t>Bảng 4.2. Kết quả baseline và cấu hình được chọn</w:t>
+        <w:t>Bảng 4.7. Kết quả baseline và cấu hình được chọn</w:t>
       </w:r>
     </w:p>
     <w:p>
@@ -7577,7 +11152,7 @@
         <w:pStyle w:val="Heading2"/>
       </w:pPr>
       <w:r>
-        <w:t>4.8. Error analysis và đe dọa đối với tính hợp lệ</w:t>
+        <w:t>4.10. Error analysis và đe dọa đối với tính hợp lệ</w:t>
       </w:r>
     </w:p>
     <w:p>
@@ -7662,10 +11237,30 @@
     </w:p>
     <w:p>
       <w:pPr>
+        <w:pStyle w:val="ListBullet"/>
+        <w:spacing w:after="80" w:line="324" w:lineRule="auto"/>
+        <w:ind w:left="425" w:hanging="198"/>
+      </w:pPr>
+      <w:r>
+        <w:t>main.py đang return sau phép kiểm tra TF–IDF; phiên bản package chưa phải bằng chứng chạy end-to-end nếu chưa bỏ điểm dừng tạm thời.</w:t>
+      </w:r>
+    </w:p>
+    <w:p>
+      <w:pPr>
+        <w:pStyle w:val="ListBullet"/>
+        <w:spacing w:after="80" w:line="324" w:lineRule="auto"/>
+        <w:ind w:left="425" w:hanging="198"/>
+      </w:pPr>
+      <w:r>
+        <w:t>tests/test_main.py đang rỗng; phép đối chiếu sklearn hiện là kiểm tra thủ công, chưa phải regression test tự động.</w:t>
+      </w:r>
+    </w:p>
+    <w:p>
+      <w:pPr>
         <w:pStyle w:val="Heading2"/>
       </w:pPr>
       <w:r>
-        <w:t>4.9. Đối chiếu với yêu cầu bài toán</w:t>
+        <w:t>4.11. Đối chiếu với yêu cầu bài toán</w:t>
       </w:r>
     </w:p>
     <w:tbl>
@@ -7844,7 +11439,7 @@
                 <w:rFonts w:ascii="Times New Roman" w:hAnsi="Times New Roman"/>
                 <w:sz w:val="20"/>
               </w:rPr>
-              <w:t>Parser giữ metadata; TF–IDF thưa được cài đặt trực tiếp</w:t>
+              <w:t>preprocessing.py giữ metadata; tfidf.py viết tay và đối chiếu sklearn</w:t>
             </w:r>
           </w:p>
         </w:tc>
@@ -8104,7 +11699,7 @@
                 <w:rFonts w:ascii="Times New Roman" w:hAnsi="Times New Roman"/>
                 <w:sz w:val="20"/>
               </w:rPr>
-              <w:t>Mục 4.8 nêu giới hạn metric, dữ liệu, biểu diễn và tham số</w:t>
+              <w:t>Mục 4.10 nêu giới hạn metric, dữ liệu, biểu diễn và trạng thái code</w:t>
             </w:r>
           </w:p>
         </w:tc>
@@ -8120,7 +11715,7 @@
         <w:pStyle w:val="CaptionAcademic"/>
       </w:pPr>
       <w:r>
-        <w:t>Bảng 4.6. Đối chiếu với yêu cầu bài toán</w:t>
+        <w:t>Bảng 4.8. Đối chiếu với yêu cầu bài toán</w:t>
       </w:r>
     </w:p>
     <w:p>
@@ -8144,7 +11739,7 @@
         <w:pStyle w:val="Normal"/>
       </w:pPr>
       <w:r>
-        <w:t>Đề tài đã hoàn thiện một pipeline tóm tắt trích xuất có thể truy vết và đánh giá. Hệ thống đọc đủ 50 topic train, bảo toàn định danh câu, tự tính TF–IDF và cosine similarity, dựng đồ thị vô hướng có trọng số, cài đặt PageRank với xử lý dangling nodes, chọn câu bằng MMR trong ngân sách 100 từ và trả câu về thứ tự nguồn. Pipeline tạo đúng một output không rỗng cho mỗi topic và mọi summary đều tuân thủ giới hạn từ.</w:t>
+        <w:t>Đề tài đã có một pipeline notebook tóm tắt trích xuất có thể truy vết và đánh giá. Notebook đọc đủ 50 topic train, bảo toàn định danh câu, tự tính TF–IDF và cosine similarity, dựng đồ thị vô hướng có trọng số, cài đặt PageRank với xử lý dangling nodes, chọn câu bằng MMR trong ngân sách 100 từ và trả câu về thứ tự nguồn. Pipeline notebook tạo đúng một output không rỗng cho mỗi topic và mọi summary đều tuân thủ giới hạn từ.</w:t>
       </w:r>
     </w:p>
     <w:p>
@@ -8152,7 +11747,15 @@
         <w:pStyle w:val="Normal"/>
       </w:pPr>
       <w:r>
-        <w:t>Bộ năm notebook thực nghiệm biến các tham số từ giá trị giả định thành lựa chọn dựa trên dữ liệu. Threshold 0,02 cho chất lượng tốt hơn baseline 0,10 trong lưới đã thử. Damping 0,85 và tolerance 10⁻⁸ cho thứ hạng tốt, còn giới hạn 300 vòng đủ để toàn bộ topic hội tụ. MMR λ = 0,70 tạo cân bằng tốt nhất giữa exact-sentence Precision và redundancy. Cấu hình cuối đạt Macro Precision 0,1575 và F1 0,0828 trên train; trên test đạt Precision 0,1481 và F1 0,0866.</w:t>
+        <w:t>Ở hướng phát triển mã nguồn, các bước đã được tách sang src/nlp_practice. TF–IDF viết tay được tinh chỉnh bằng chuẩn hóa L2 và được đối chiếu với TfidfVectorizer trên ba câu kiểm tra. Cả ba vector khớp từng trọng số, với sai khác lớn nhất bằng 0,0 trong phiên chạy Python 3.14.4 và scikit-learn 1.9.0. Kết quả này cung cấp bằng chứng trực tiếp rằng công thức TF dạng đếm, smooth IDF và L2 của code viết tay đồng nhất với cấu hình tham chiếu.</w:t>
+      </w:r>
+    </w:p>
+    <w:p>
+      <w:pPr>
+        <w:pStyle w:val="Normal"/>
+      </w:pPr>
+      <w:r>
+        <w:t>Bộ thực nghiệm biến threshold từ giá trị giả định thành lựa chọn dựa trên dữ liệu. Sweep mịn của PageRank + Top-K=15 chọn 0,0125 với Macro F1 0,1607. Khi giữ ngưỡng này cho pipeline MMR/100 từ, cấu hình đạt Macro Precision 0,1225 và F1 0,0709 trên train; trên test đạt Precision 0,1611 và F1 0,0889. Sweep MMR đạt F1 train cao hơn tại 0,0275, vì vậy 0,0125 chỉ được khẳng định là cấu hình đã khóa cho lần cập nhật, không phải tối ưu toàn cục.</w:t>
       </w:r>
     </w:p>
     <w:p>
@@ -8176,7 +11779,7 @@
         <w:pStyle w:val="Normal"/>
       </w:pPr>
       <w:r>
-        <w:t>Về kỹ thuật, pairwise similarity vẫn có chi phí O(n²), không phù hợp trực tiếp với topic rất dài. Stopword list và tokenizer đang thiên về tiếng Anh và dựa trên luật. MMR dùng một λ cố định cho mọi topic. Cấu hình chỉ được chọn trong lưới hữu hạn; không nên diễn giải là tham số tối ưu cho dữ liệu ngoài DUC.</w:t>
+        <w:t>Về kỹ thuật, pairwise similarity vẫn có chi phí O(n²), không phù hợp trực tiếp với topic rất dài. Stopword list và tokenizer đang thiên về tiếng Anh và dựa trên luật. MMR dùng một λ cố định cho mọi topic. Cấu hình chỉ được chọn trong lưới hữu hạn; không nên diễn giải là tham số tối ưu cho dữ liệu ngoài DUC. Việc chuyển code sang package cũng chưa hoàn tất: selection.py chưa chứa toàn bộ MMR/budget, main.py dừng sau đối chiếu TF–IDF và tests/test_main.py chưa có regression test.</w:t>
       </w:r>
     </w:p>
     <w:p>
@@ -8214,7 +11817,7 @@
         <w:ind w:left="425" w:hanging="198"/>
       </w:pPr>
       <w:r>
-        <w:t>Kết hợp exact match với ROUGE hoặc metric ngữ nghĩa, nhưng giữ nguyên phân tách train/test.</w:t>
+        <w:t>Bổ sung phép đối sánh nội dung hoặc metric ngữ nghĩa bên cạnh exact (docid, num), nhưng giữ nguyên phân tách train/test.</w:t>
       </w:r>
     </w:p>
     <w:p>
@@ -8289,6 +11892,26 @@
     </w:p>
     <w:p>
       <w:pPr>
+        <w:pStyle w:val="ListBullet"/>
+        <w:spacing w:after="80" w:line="324" w:lineRule="auto"/>
+        <w:ind w:left="425" w:hanging="198"/>
+      </w:pPr>
+      <w:r>
+        <w:t>Chuyển fixture TF–IDF thành unit test dùng math.isclose; bổ sung token một ký tự, Unicode, vector rỗng và sai khác tokenizer.</w:t>
+      </w:r>
+    </w:p>
+    <w:p>
+      <w:pPr>
+        <w:pStyle w:val="ListBullet"/>
+        <w:spacing w:after="80" w:line="324" w:lineRule="auto"/>
+        <w:ind w:left="425" w:hanging="198"/>
+      </w:pPr>
+      <w:r>
+        <w:t>Chuyển MMR/budget vào selection.py, bỏ return tạm trong main.py và chạy package end-to-end trên toàn bộ DUC.</w:t>
+      </w:r>
+    </w:p>
+    <w:p>
+      <w:pPr>
         <w:pStyle w:val="Heading2"/>
       </w:pPr>
       <w:r>
@@ -8300,7 +11923,7 @@
         <w:pStyle w:val="Normal"/>
       </w:pPr>
       <w:r>
-        <w:t>Kết quả cho thấy TextRank là một baseline phù hợp cho bài toán trích xuất thông tin từ 50 tập tin DUC: phương pháp không cần huấn luyện, các quyết định có thể giải thích và toàn bộ đường đi từ câu nguồn đến summary đều kiểm toán được. Đóng góp quan trọng của phiên bản hiện tại không chỉ là chạy được thuật toán, mà còn là thiết lập một quy trình thực nghiệm có tách train/test, có theo dõi sức khỏe đồ thị, hội tụ, độ dư thừa và metric exact-sentence. Những hạn chế đã nhận diện tạo cơ sở rõ ràng cho giai đoạn phát triển tiếp theo.</w:t>
+        <w:t>TextRank là baseline phù hợp cho 50 tập tin DUC vì không cần huấn luyện và có thể truy vết từ câu nguồn đến summary. TF–IDF viết tay khớp với scikit-learn, còn package src/nlp_practice tạo nền tảng cho kiểm thử và tái sử dụng. Bước tiếp theo là hoàn tất pipeline package end-to-end và tái tạo toàn bộ metric.</w:t>
       </w:r>
     </w:p>
     <w:p>
@@ -8392,7 +12015,7 @@
         <w:rPr>
           <w:sz w:val="23"/>
         </w:rPr>
-        <w:t>[6] Notebook dự án, duc-textrank-pipeline.ipynb, kết quả thực thi ngày 20/08/2026.</w:t>
+        <w:t>[6] Scikit-learn Developers, TfidfVectorizer, scikit-learn 1.9 documentation.</w:t>
       </w:r>
     </w:p>
     <w:p>
@@ -8406,7 +12029,7 @@
         <w:rPr>
           <w:sz w:val="23"/>
         </w:rPr>
-        <w:t>[7] Notebook dự án, duc-textrank-evaluation.ipynb, kết quả thực thi ngày 20/08/2026.</w:t>
+        <w:t>[7] Mã nguồn dự án, src/nlp_practice/tfidf.py và src/nlp_practice/main.py, phiên bản kiểm tra ngày 28/08/2026.</w:t>
       </w:r>
     </w:p>
     <w:p>
@@ -8420,7 +12043,7 @@
         <w:rPr>
           <w:sz w:val="23"/>
         </w:rPr>
-        <w:t>[8] Bộ notebook dự án, textrank-parameter-analysis/01–05, kết quả thực thi ngày 20/08/2026.</w:t>
+        <w:t>[8] Notebook dự án, duc-textrank-pipeline.ipynb, kết quả thực thi ngày 20/08/2026.</w:t>
       </w:r>
     </w:p>
     <w:p>
@@ -8434,7 +12057,35 @@
         <w:rPr>
           <w:sz w:val="23"/>
         </w:rPr>
-        <w:t>[9] Artifact dự án, data/output/textrank-parameter-analysis/05-recommended-config.json.</w:t>
+        <w:t>[9] Notebook dự án, duc-textrank-evaluation.ipynb, kết quả thực thi ngày 20/08/2026.</w:t>
+      </w:r>
+    </w:p>
+    <w:p>
+      <w:pPr>
+        <w:pStyle w:val="Normal"/>
+        <w:spacing w:after="120" w:line="300" w:lineRule="auto"/>
+        <w:ind w:firstLine="0" w:left="0"/>
+        <w:jc w:val="left"/>
+      </w:pPr>
+      <w:r>
+        <w:rPr>
+          <w:sz w:val="23"/>
+        </w:rPr>
+        <w:t>[10] Bộ notebook dự án, textrank-parameter-analysis/01–05, kết quả thực thi ngày 20/08/2026.</w:t>
+      </w:r>
+    </w:p>
+    <w:p>
+      <w:pPr>
+        <w:pStyle w:val="Normal"/>
+        <w:spacing w:after="120" w:line="300" w:lineRule="auto"/>
+        <w:ind w:firstLine="0" w:left="0"/>
+        <w:jc w:val="left"/>
+      </w:pPr>
+      <w:r>
+        <w:rPr>
+          <w:sz w:val="23"/>
+        </w:rPr>
+        <w:t>[11] Script và artifact dự án, notebooks/textrank-parameter-analysis/fine_threshold_sweep.py và data/output/fine-threshold-sweep/, kết quả ngày 28/08/2026.</w:t>
       </w:r>
     </w:p>
     <w:sectPr>
